--- a/Website Specifications.docx
+++ b/Website Specifications.docx
@@ -13,7 +13,8 @@
     </w:p>
     <w:p>
       <w:pPr>
-        <w:spacing w:before="100"/>
+        <w:spacing w:before="140"/>
+        <w:jc w:val="both"/>
       </w:pPr>
       <w:r>
         <w:t>Objective and Goals</w:t>
@@ -21,513 +22,496 @@
     </w:p>
     <w:p>
       <w:pPr>
-        <w:spacing w:before="100"/>
-      </w:pPr>
-      <w:r>
-        <w:t xml:space="preserve">Objective: To showcase Basiami Bakang professional </w:t>
-      </w:r>
-      <w:proofErr w:type="gramStart"/>
-      <w:r>
-        <w:t>profile ,skills</w:t>
-      </w:r>
-      <w:proofErr w:type="gramEnd"/>
-      <w:r>
-        <w:t>, and projects in an appealing manner</w:t>
-      </w:r>
-    </w:p>
-    <w:p>
-      <w:pPr>
-        <w:spacing w:before="100"/>
-      </w:pPr>
-    </w:p>
-    <w:p>
-      <w:pPr>
-        <w:spacing w:before="100"/>
-      </w:pPr>
-      <w:r>
-        <w:t>Goals in relation to the business</w:t>
-      </w:r>
-      <w:r>
-        <w:t>:</w:t>
-      </w:r>
-    </w:p>
-    <w:p>
-      <w:pPr>
-        <w:spacing w:before="100"/>
-      </w:pPr>
-      <w:r>
-        <w:t>-</w:t>
-      </w:r>
-      <w:r>
-        <w:t>Present a strong online presence for recruiters and employers</w:t>
-      </w:r>
-      <w:r>
-        <w:t>.</w:t>
-      </w:r>
-    </w:p>
-    <w:p>
-      <w:pPr>
-        <w:spacing w:before="100"/>
-      </w:pPr>
-      <w:r>
-        <w:t>-</w:t>
-      </w:r>
-      <w:r>
-        <w:t>Make it easy for visitors to navigate and get in touch with me</w:t>
-      </w:r>
-    </w:p>
-    <w:p>
-      <w:pPr>
-        <w:spacing w:before="100"/>
-      </w:pPr>
-      <w:r>
-        <w:t>-</w:t>
-      </w:r>
-      <w:r>
-        <w:t>Facilitate direct contact for collaboration or job opportunities</w:t>
-      </w:r>
-      <w:r>
-        <w:t>.</w:t>
-      </w:r>
-    </w:p>
-    <w:p>
-      <w:pPr>
-        <w:spacing w:before="100"/>
-      </w:pPr>
-    </w:p>
-    <w:p>
-      <w:pPr>
-        <w:spacing w:before="100"/>
-      </w:pPr>
-      <w:r>
-        <w:t>Target Audience</w:t>
-      </w:r>
-    </w:p>
-    <w:p>
-      <w:pPr>
-        <w:spacing w:before="100"/>
-      </w:pPr>
-      <w:r>
-        <w:t xml:space="preserve">The site is aimed at professionals </w:t>
-      </w:r>
-      <w:r>
-        <w:t xml:space="preserve">in the tech and business intelligence space – recruiters, hiring managers and </w:t>
-      </w:r>
-      <w:r>
-        <w:t>peers</w:t>
-      </w:r>
-      <w:r>
-        <w:t>.</w:t>
-      </w:r>
-      <w:r>
-        <w:t xml:space="preserve"> Most</w:t>
-      </w:r>
-      <w:r>
-        <w:t xml:space="preserve"> visitors will have at least a moderate technical background, so they understand terms like SQL, Python and power </w:t>
-      </w:r>
-      <w:r>
-        <w:t>BI</w:t>
-      </w:r>
-      <w:r>
-        <w:t>.</w:t>
-      </w:r>
-      <w:r>
-        <w:t xml:space="preserve"> At </w:t>
-      </w:r>
-      <w:proofErr w:type="gramStart"/>
-      <w:r>
-        <w:t>the  same</w:t>
-      </w:r>
-      <w:proofErr w:type="gramEnd"/>
-      <w:r>
-        <w:t xml:space="preserve"> time making it easy for recruiters to </w:t>
-      </w:r>
-      <w:r>
-        <w:t>easily grasp the value of my work</w:t>
-      </w:r>
-      <w:r>
-        <w:t>.</w:t>
-      </w:r>
-    </w:p>
-    <w:p>
-      <w:pPr>
-        <w:spacing w:before="100"/>
-      </w:pPr>
-      <w:r>
-        <w:t>Type of website</w:t>
-      </w:r>
-    </w:p>
-    <w:p>
-      <w:pPr>
-        <w:spacing w:before="100"/>
-      </w:pPr>
-      <w:r>
-        <w:t>This is a personal, professional showcase website</w:t>
-      </w:r>
-      <w:r>
-        <w:t>.</w:t>
-      </w:r>
-      <w:r>
-        <w:t xml:space="preserve"> Its information in nature with content focused on professional background, technical skills, and project </w:t>
-      </w:r>
-      <w:proofErr w:type="gramStart"/>
-      <w:r>
-        <w:t xml:space="preserve">showcases </w:t>
-      </w:r>
-      <w:r>
-        <w:t>.</w:t>
-      </w:r>
-      <w:proofErr w:type="gramEnd"/>
-    </w:p>
-    <w:p>
-      <w:pPr>
-        <w:spacing w:before="100"/>
-      </w:pPr>
-    </w:p>
-    <w:p>
-      <w:pPr>
-        <w:spacing w:before="100"/>
-      </w:pPr>
-      <w:r>
-        <w:t>Information Design and Taxonomy</w:t>
-      </w:r>
-    </w:p>
-    <w:p>
-      <w:pPr>
-        <w:spacing w:before="100"/>
-      </w:pPr>
-      <w:r>
-        <w:t>Information architecture</w:t>
-      </w:r>
-    </w:p>
-    <w:p>
-      <w:pPr>
-        <w:spacing w:before="100"/>
-      </w:pPr>
-      <w:r>
-        <w:t xml:space="preserve">The website is organised into distinct sections that are easy to </w:t>
-      </w:r>
-      <w:r>
-        <w:t>navigate. This</w:t>
-      </w:r>
-      <w:r>
-        <w:t xml:space="preserve"> ensures that visitors can easily, and quickly find what they need </w:t>
-      </w:r>
-    </w:p>
-    <w:p>
-      <w:pPr>
-        <w:spacing w:before="100"/>
-      </w:pPr>
-      <w:r>
-        <w:t xml:space="preserve">  </w:t>
-      </w:r>
+        <w:spacing w:before="140"/>
+        <w:jc w:val="both"/>
+      </w:pPr>
       <w:r>
         <w:rPr>
           <w:b/>
           <w:bCs/>
         </w:rPr>
-        <w:t>Home (Hero Section)</w:t>
-      </w:r>
-      <w:r>
-        <w:t>: Welcomes visitors with a</w:t>
-      </w:r>
-      <w:r>
-        <w:t xml:space="preserve"> </w:t>
-      </w:r>
-      <w:r>
-        <w:t>name, and tagline.</w:t>
+        <w:t>Objective</w:t>
+      </w:r>
+      <w:r>
+        <w:t xml:space="preserve">: To establish </w:t>
+      </w:r>
+      <w:proofErr w:type="spellStart"/>
+      <w:r>
+        <w:t>Glotto</w:t>
+      </w:r>
+      <w:proofErr w:type="spellEnd"/>
+      <w:r>
+        <w:t xml:space="preserve"> Clothing as a recognizable fashion brand from Botswana, showcasing its collections, cultural heritage, and sustainable practices.</w:t>
       </w:r>
     </w:p>
     <w:p>
       <w:pPr>
-        <w:spacing w:before="100"/>
-      </w:pPr>
-      <w:r>
-        <w:t xml:space="preserve"> </w:t>
-      </w:r>
+        <w:spacing w:before="140"/>
+        <w:jc w:val="both"/>
+      </w:pPr>
       <w:r>
         <w:rPr>
           <w:b/>
           <w:bCs/>
         </w:rPr>
-        <w:t>About</w:t>
-      </w:r>
-      <w:r>
-        <w:t>: Shares a personal summary, background, and professional interests.</w:t>
+        <w:t>Goals</w:t>
+      </w:r>
+      <w:r>
+        <w:t xml:space="preserve">: </w:t>
       </w:r>
     </w:p>
     <w:p>
       <w:pPr>
-        <w:spacing w:before="100"/>
-      </w:pPr>
-      <w:r>
-        <w:t xml:space="preserve">  </w:t>
-      </w:r>
-      <w:r>
+        <w:spacing w:before="140"/>
+        <w:jc w:val="both"/>
+      </w:pPr>
+      <w:r>
+        <w:t>-</w:t>
+      </w:r>
+      <w:r>
+        <w:t xml:space="preserve">Promote </w:t>
+      </w:r>
+      <w:proofErr w:type="spellStart"/>
+      <w:r>
+        <w:t>Glotto</w:t>
+      </w:r>
+      <w:proofErr w:type="spellEnd"/>
+      <w:r>
+        <w:t xml:space="preserve"> Clothing’s identity and story as a Botswana-based fashion label.</w:t>
+      </w:r>
+    </w:p>
+    <w:p>
+      <w:pPr>
+        <w:spacing w:before="140"/>
+        <w:jc w:val="both"/>
+      </w:pPr>
+      <w:r>
+        <w:t>-</w:t>
+      </w:r>
+      <w:r>
+        <w:t>Display collections (Men’s Wear, Women’s Wear, Accessories) in a visually appealing way.</w:t>
+      </w:r>
+    </w:p>
+    <w:p>
+      <w:pPr>
+        <w:spacing w:before="140"/>
+        <w:jc w:val="both"/>
+      </w:pPr>
+      <w:r>
+        <w:t>-</w:t>
+      </w:r>
+      <w:r>
+        <w:t>Provide a lookbook to inspire customers with styled outfits.</w:t>
+      </w:r>
+    </w:p>
+    <w:p>
+      <w:pPr>
+        <w:spacing w:before="140"/>
+        <w:jc w:val="both"/>
+      </w:pPr>
+      <w:r>
+        <w:t>-</w:t>
+      </w:r>
+      <w:r>
+        <w:t>Highlight sustainability initiatives and community empowerment.</w:t>
+      </w:r>
+    </w:p>
+    <w:p>
+      <w:pPr>
+        <w:spacing w:before="140"/>
+        <w:jc w:val="both"/>
+      </w:pPr>
+      <w:r>
+        <w:t>-</w:t>
+      </w:r>
+      <w:r>
+        <w:t>Enable easy customer engagement through contact forms and social media integration.</w:t>
+      </w:r>
+    </w:p>
+    <w:p>
+      <w:pPr>
+        <w:spacing w:before="140"/>
+        <w:jc w:val="both"/>
+      </w:pPr>
+      <w:r>
+        <w:t>-</w:t>
+      </w:r>
+      <w:r>
+        <w:t>Build brand awareness both locally and internationally.</w:t>
+      </w:r>
+    </w:p>
+    <w:p>
+      <w:pPr>
+        <w:spacing w:before="140"/>
+        <w:jc w:val="both"/>
+      </w:pPr>
+    </w:p>
+    <w:p>
+      <w:pPr>
+        <w:spacing w:before="140"/>
+        <w:jc w:val="both"/>
         <w:rPr>
           <w:b/>
           <w:bCs/>
         </w:rPr>
-        <w:t>Skills</w:t>
-      </w:r>
-      <w:r>
-        <w:t>: Highlights technical abilities such as SQL, Python, Power BI, and Web Development.</w:t>
-      </w:r>
-    </w:p>
-    <w:p>
-      <w:pPr>
-        <w:spacing w:before="100"/>
-      </w:pPr>
-      <w:r>
-        <w:lastRenderedPageBreak/>
-        <w:t xml:space="preserve">  </w:t>
-      </w:r>
+      </w:pPr>
       <w:r>
         <w:rPr>
           <w:b/>
           <w:bCs/>
         </w:rPr>
-        <w:t>Education</w:t>
-      </w:r>
-      <w:r>
-        <w:t>: Presents academic qualifications and areas of study.</w:t>
+        <w:t>Target Audience</w:t>
       </w:r>
     </w:p>
     <w:p>
       <w:pPr>
-        <w:spacing w:before="100"/>
-      </w:pPr>
-      <w:r>
-        <w:t xml:space="preserve">  </w:t>
-      </w:r>
+        <w:spacing w:before="140"/>
+        <w:jc w:val="both"/>
+      </w:pPr>
       <w:r>
         <w:rPr>
           <w:b/>
           <w:bCs/>
         </w:rPr>
-        <w:t>Projects</w:t>
-      </w:r>
-      <w:r>
-        <w:t>: Displays key projects — Data Dashboard, Portfolio Website, and Hospital Intake System.</w:t>
+        <w:t>Demographics</w:t>
+      </w:r>
+      <w:r>
+        <w:t>:</w:t>
       </w:r>
     </w:p>
     <w:p>
       <w:pPr>
-        <w:spacing w:before="100"/>
-      </w:pPr>
-      <w:r>
-        <w:t xml:space="preserve"> </w:t>
-      </w:r>
+        <w:spacing w:before="140"/>
+        <w:jc w:val="both"/>
+      </w:pPr>
+      <w:r>
+        <w:t xml:space="preserve"> - </w:t>
+      </w:r>
+      <w:r>
+        <w:t>Age: 18–40 (young adults and professionals interested in fashion).</w:t>
+      </w:r>
+    </w:p>
+    <w:p>
+      <w:pPr>
+        <w:spacing w:before="140"/>
+        <w:jc w:val="both"/>
+      </w:pPr>
+      <w:r>
+        <w:t>-</w:t>
+      </w:r>
+      <w:r>
+        <w:t>Gender: Male and female, with emphasis on inclusivity.</w:t>
+      </w:r>
+    </w:p>
+    <w:p>
+      <w:pPr>
+        <w:spacing w:before="140"/>
+        <w:jc w:val="both"/>
+      </w:pPr>
+      <w:r>
+        <w:t>-</w:t>
+      </w:r>
+      <w:r>
+        <w:t>Location: Primarily Botswana and Southern Africa, with international reach.</w:t>
+      </w:r>
+    </w:p>
+    <w:p>
+      <w:pPr>
+        <w:spacing w:before="140"/>
+        <w:jc w:val="both"/>
+      </w:pPr>
+      <w:r>
+        <w:t>-</w:t>
+      </w:r>
+      <w:r>
+        <w:t>Lifestyle: Fashion-conscious, culturally aware, eco-conscious consumers.</w:t>
+      </w:r>
+    </w:p>
+    <w:p>
+      <w:pPr>
+        <w:spacing w:before="140"/>
+        <w:jc w:val="both"/>
+      </w:pPr>
       <w:r>
         <w:rPr>
           <w:b/>
           <w:bCs/>
         </w:rPr>
-        <w:t>Contact</w:t>
-      </w:r>
-      <w:r>
-        <w:t>: Provides a direct way to connect via email.</w:t>
+        <w:t>Technical Aptitude</w:t>
+      </w:r>
+      <w:r>
+        <w:t>:</w:t>
       </w:r>
     </w:p>
     <w:p>
       <w:pPr>
-        <w:spacing w:before="100"/>
-      </w:pPr>
+        <w:spacing w:before="140"/>
+        <w:jc w:val="both"/>
+      </w:pPr>
+      <w:r>
+        <w:t>-</w:t>
+      </w:r>
+      <w:r>
+        <w:t>Comfortable with browsing online stores and social media.</w:t>
+      </w:r>
     </w:p>
     <w:p>
       <w:pPr>
-        <w:spacing w:before="100"/>
-      </w:pPr>
-      <w:r>
-        <w:t>Story board flow</w:t>
+        <w:spacing w:before="140"/>
+        <w:jc w:val="both"/>
+      </w:pPr>
+      <w:r>
+        <w:t>-</w:t>
+      </w:r>
+      <w:r>
+        <w:t>Moderate to high digital literacy (smartphone and desktop users).</w:t>
       </w:r>
     </w:p>
     <w:p>
       <w:pPr>
-        <w:spacing w:before="100"/>
-      </w:pPr>
-      <w:r>
-        <w:t xml:space="preserve">They arrive at the </w:t>
-      </w:r>
-      <w:r>
+        <w:spacing w:before="140"/>
+        <w:jc w:val="both"/>
+      </w:pPr>
+      <w:r>
+        <w:t>-</w:t>
+      </w:r>
+      <w:r>
+        <w:t>Expect responsive, mobile-friendly design and fast-loading pages.</w:t>
+      </w:r>
+    </w:p>
+    <w:p>
+      <w:pPr>
+        <w:spacing w:before="140"/>
+        <w:jc w:val="both"/>
+      </w:pPr>
+      <w:r>
+        <w:t>-</w:t>
+      </w:r>
+      <w:r>
+        <w:t>Familiar with online shopping, Instagram lookbooks, and e-commerce platforms.</w:t>
+      </w:r>
+    </w:p>
+    <w:p>
+      <w:pPr>
+        <w:spacing w:before="140"/>
+        <w:jc w:val="both"/>
+      </w:pPr>
+    </w:p>
+    <w:p>
+      <w:pPr>
+        <w:spacing w:before="140"/>
+        <w:jc w:val="both"/>
         <w:rPr>
           <w:b/>
           <w:bCs/>
         </w:rPr>
-        <w:t>Home/Hero section</w:t>
-      </w:r>
-      <w:r>
-        <w:t>, greeted by a professional image and tagline that set the tone.</w:t>
-      </w:r>
-    </w:p>
-    <w:p>
-      <w:pPr>
-        <w:spacing w:before="100"/>
-      </w:pPr>
-      <w:r>
-        <w:t xml:space="preserve">Moving into the </w:t>
-      </w:r>
+      </w:pPr>
       <w:r>
         <w:rPr>
           <w:b/>
           <w:bCs/>
         </w:rPr>
-        <w:t>About section</w:t>
-      </w:r>
-      <w:r>
-        <w:t>, they learn about the person behind the site, building trust and connection.</w:t>
+        <w:t>Type of Website / Content</w:t>
       </w:r>
     </w:p>
     <w:p>
       <w:pPr>
-        <w:spacing w:before="100"/>
-      </w:pPr>
-      <w:r>
-        <w:t xml:space="preserve">The </w:t>
-      </w:r>
+        <w:spacing w:before="140"/>
+        <w:jc w:val="both"/>
+      </w:pPr>
       <w:r>
         <w:rPr>
           <w:b/>
           <w:bCs/>
         </w:rPr>
-        <w:t>Skills section</w:t>
-      </w:r>
-      <w:r>
-        <w:t xml:space="preserve"> gives a quick snapshot of technical strengths, reassuring them of expertise.</w:t>
+        <w:lastRenderedPageBreak/>
+        <w:t>Type</w:t>
+      </w:r>
+      <w:r>
+        <w:t>:</w:t>
       </w:r>
     </w:p>
     <w:p>
       <w:pPr>
-        <w:spacing w:before="100"/>
-      </w:pPr>
-      <w:r>
-        <w:t xml:space="preserve">The </w:t>
-      </w:r>
+        <w:spacing w:before="140"/>
+        <w:jc w:val="both"/>
+      </w:pPr>
       <w:r>
         <w:rPr>
           <w:b/>
           <w:bCs/>
         </w:rPr>
-        <w:t>Education section</w:t>
-      </w:r>
-      <w:r>
-        <w:t xml:space="preserve"> adds credibility with academic background.</w:t>
+        <w:t>Fashion Brand Website</w:t>
+      </w:r>
+      <w:r>
+        <w:t xml:space="preserve"> with portfolio-style presentation and optional e-commerce integration.</w:t>
       </w:r>
     </w:p>
     <w:p>
       <w:pPr>
-        <w:spacing w:before="100"/>
-      </w:pPr>
-      <w:r>
-        <w:t xml:space="preserve">In the </w:t>
-      </w:r>
+        <w:spacing w:before="140"/>
+        <w:jc w:val="both"/>
+      </w:pPr>
+      <w:r>
+        <w:t xml:space="preserve">Content includes: </w:t>
+      </w:r>
+    </w:p>
+    <w:p>
+      <w:pPr>
+        <w:spacing w:before="140"/>
+      </w:pPr>
+      <w:r>
+        <w:t>-</w:t>
+      </w:r>
+      <w:r>
+        <w:t>Hero banner with brand tagline.</w:t>
+      </w:r>
+    </w:p>
+    <w:p>
+      <w:pPr>
+        <w:spacing w:before="140"/>
+      </w:pPr>
+      <w:r>
+        <w:t>-</w:t>
+      </w:r>
+      <w:r>
+        <w:t>About Us section (brand story, mission, values).</w:t>
+      </w:r>
+    </w:p>
+    <w:p>
+      <w:pPr>
+        <w:spacing w:before="140"/>
+      </w:pPr>
+      <w:r>
+        <w:t>-</w:t>
+      </w:r>
+      <w:r>
+        <w:t>Collections (product categories with images).</w:t>
+      </w:r>
+    </w:p>
+    <w:p>
+      <w:pPr>
+        <w:spacing w:before="140"/>
+      </w:pPr>
+      <w:r>
+        <w:t>-</w:t>
+      </w:r>
+      <w:r>
+        <w:t>Lookbook (styled gallery of outfits).</w:t>
+      </w:r>
+    </w:p>
+    <w:p>
+      <w:pPr>
+        <w:spacing w:before="140"/>
+      </w:pPr>
+      <w:r>
+        <w:t>-</w:t>
+      </w:r>
+      <w:r>
+        <w:t>Sustainability (eco-friendly practices and artisan stories).</w:t>
+      </w:r>
+    </w:p>
+    <w:p>
+      <w:pPr>
+        <w:spacing w:before="140"/>
+      </w:pPr>
+      <w:r>
+        <w:t>-</w:t>
+      </w:r>
+      <w:r>
+        <w:t>Contact (form + social media links).</w:t>
+      </w:r>
+    </w:p>
+    <w:p>
+      <w:pPr>
+        <w:spacing w:before="140"/>
+      </w:pPr>
+      <w:r>
+        <w:t>-</w:t>
+      </w:r>
+      <w:r>
+        <w:t>Footer with branding and legal links.</w:t>
+      </w:r>
+    </w:p>
+    <w:p>
+      <w:pPr>
+        <w:spacing w:before="140"/>
+        <w:jc w:val="both"/>
+      </w:pPr>
       <w:r>
         <w:rPr>
           <w:b/>
           <w:bCs/>
         </w:rPr>
-        <w:t>Projects section</w:t>
-      </w:r>
-      <w:r>
-        <w:t>, they see real-world applications — dashboards, websites, and systems — proof of capability.</w:t>
+        <w:t>Content Style</w:t>
+      </w:r>
+      <w:r>
+        <w:t>:</w:t>
       </w:r>
     </w:p>
     <w:p>
       <w:pPr>
-        <w:spacing w:before="100"/>
-      </w:pPr>
-      <w:r>
-        <w:t xml:space="preserve">The </w:t>
-      </w:r>
-      <w:r>
-        <w:rPr>
-          <w:b/>
-          <w:bCs/>
-        </w:rPr>
-        <w:t>Contact section</w:t>
-      </w:r>
-      <w:r>
-        <w:t xml:space="preserve"> offers a simple way to reach out.</w:t>
+        <w:spacing w:before="140"/>
+        <w:jc w:val="both"/>
+      </w:pPr>
+      <w:r>
+        <w:t>-</w:t>
+      </w:r>
+      <w:r>
+        <w:t>Visual-first: high-quality images of clothing and models.</w:t>
       </w:r>
     </w:p>
     <w:p>
       <w:pPr>
-        <w:spacing w:before="100"/>
-      </w:pPr>
-      <w:r>
-        <w:t xml:space="preserve">Finally, the </w:t>
-      </w:r>
-      <w:r>
-        <w:rPr>
-          <w:b/>
-          <w:bCs/>
-        </w:rPr>
-        <w:t>Footer</w:t>
-      </w:r>
-      <w:r>
-        <w:t xml:space="preserve"> closes the experience with a polished signature, reinforcing professionalism.</w:t>
+        <w:spacing w:before="140"/>
+        <w:jc w:val="both"/>
+      </w:pPr>
+      <w:r>
+        <w:t>-</w:t>
+      </w:r>
+      <w:r>
+        <w:t>Minimalist, modern layout with strong use of white space.</w:t>
       </w:r>
     </w:p>
     <w:p>
       <w:pPr>
-        <w:spacing w:before="100"/>
-      </w:pPr>
+        <w:spacing w:before="140"/>
+        <w:jc w:val="both"/>
+      </w:pPr>
+      <w:r>
+        <w:t>-</w:t>
+      </w:r>
+      <w:r>
+        <w:t>Clear navigation and consistent branding.</w:t>
+      </w:r>
     </w:p>
     <w:p>
       <w:pPr>
-        <w:spacing w:before="100"/>
-      </w:pPr>
-      <w:r>
-        <w:t xml:space="preserve">  </w:t>
-      </w:r>
-      <w:r>
-        <w:t xml:space="preserve">[ </w:t>
-      </w:r>
-      <w:r>
-        <w:rPr>
-          <w:rFonts w:ascii="Segoe UI Emoji" w:hAnsi="Segoe UI Emoji" w:cs="Segoe UI Emoji"/>
-        </w:rPr>
-        <w:t>🧭</w:t>
-      </w:r>
-      <w:r>
-        <w:t xml:space="preserve"> </w:t>
-      </w:r>
-      <w:r>
-        <w:t>Navbar]</w:t>
-      </w:r>
-      <w:r>
-        <w:t xml:space="preserve"> ──</w:t>
-      </w:r>
-      <w:r>
-        <w:rPr>
-          <w:rFonts w:ascii="Arial" w:hAnsi="Arial" w:cs="Arial"/>
-        </w:rPr>
-        <w:t>►</w:t>
-      </w:r>
-      <w:r>
-        <w:t xml:space="preserve"> Quick access to all sections</w:t>
+        <w:spacing w:before="140"/>
+        <w:jc w:val="both"/>
+      </w:pPr>
+      <w:r>
+        <w:t>-</w:t>
+      </w:r>
+      <w:r>
+        <w:t>Engaging copy that emphasizes heritage, authenticity, and sustainability.</w:t>
       </w:r>
     </w:p>
     <w:p>
       <w:pPr>
-        <w:spacing w:before="100"/>
-      </w:pPr>
-      <w:r>
-        <w:t xml:space="preserve">       │</w:t>
-      </w:r>
+        <w:spacing w:before="140"/>
+        <w:ind w:left="1440"/>
+        <w:jc w:val="both"/>
+      </w:pPr>
     </w:p>
     <w:p>
       <w:pPr>
-        <w:spacing w:before="100"/>
-      </w:pPr>
-      <w:r>
-        <w:t xml:space="preserve">       </w:t>
-      </w:r>
-      <w:r>
-        <w:rPr>
-          <w:rFonts w:ascii="Arial" w:hAnsi="Arial" w:cs="Arial"/>
-        </w:rPr>
-        <w:t>▼</w:t>
+        <w:spacing w:before="140"/>
+        <w:ind w:left="1440"/>
+        <w:jc w:val="both"/>
+      </w:pPr>
+      <w:r>
+        <w:t>-</w:t>
       </w:r>
     </w:p>
     <w:p>
@@ -535,31 +519,58 @@
         <w:spacing w:before="100"/>
       </w:pPr>
       <w:r>
-        <w:t xml:space="preserve">[ </w:t>
-      </w:r>
-      <w:r>
         <w:rPr>
-          <w:rFonts w:ascii="Segoe UI Emoji" w:hAnsi="Segoe UI Emoji" w:cs="Segoe UI Emoji"/>
+          <w:noProof/>
         </w:rPr>
-        <w:t>🏠</w:t>
-      </w:r>
-      <w:r>
-        <w:t xml:space="preserve"> Hero </w:t>
-      </w:r>
-      <w:r>
-        <w:t>Section]</w:t>
-      </w:r>
-      <w:r>
-        <w:t xml:space="preserve"> ──</w:t>
-      </w:r>
-      <w:r>
-        <w:rPr>
-          <w:rFonts w:ascii="Arial" w:hAnsi="Arial" w:cs="Arial"/>
-        </w:rPr>
-        <w:t>►</w:t>
-      </w:r>
-      <w:r>
-        <w:t xml:space="preserve"> Profile image, name, tagline</w:t>
+        <w:lastRenderedPageBreak/>
+        <w:drawing>
+          <wp:inline distT="0" distB="0" distL="0" distR="0" wp14:anchorId="2B91DBAF" wp14:editId="0E27E7EE">
+            <wp:extent cx="5486400" cy="8229600"/>
+            <wp:effectExtent l="0" t="0" r="0" b="0"/>
+            <wp:docPr id="2107126667" name="Picture 2"/>
+            <wp:cNvGraphicFramePr>
+              <a:graphicFrameLocks xmlns:a="http://schemas.openxmlformats.org/drawingml/2006/main" noChangeAspect="1"/>
+            </wp:cNvGraphicFramePr>
+            <a:graphic xmlns:a="http://schemas.openxmlformats.org/drawingml/2006/main">
+              <a:graphicData uri="http://schemas.openxmlformats.org/drawingml/2006/picture">
+                <pic:pic xmlns:pic="http://schemas.openxmlformats.org/drawingml/2006/picture">
+                  <pic:nvPicPr>
+                    <pic:cNvPr id="0" name="Picture 42"/>
+                    <pic:cNvPicPr>
+                      <a:picLocks noChangeAspect="1" noChangeArrowheads="1"/>
+                    </pic:cNvPicPr>
+                  </pic:nvPicPr>
+                  <pic:blipFill>
+                    <a:blip r:embed="rId6">
+                      <a:extLst>
+                        <a:ext uri="{28A0092B-C50C-407E-A947-70E740481C1C}">
+                          <a14:useLocalDpi xmlns:a14="http://schemas.microsoft.com/office/drawing/2010/main" val="0"/>
+                        </a:ext>
+                      </a:extLst>
+                    </a:blip>
+                    <a:srcRect/>
+                    <a:stretch>
+                      <a:fillRect/>
+                    </a:stretch>
+                  </pic:blipFill>
+                  <pic:spPr bwMode="auto">
+                    <a:xfrm>
+                      <a:off x="0" y="0"/>
+                      <a:ext cx="5486400" cy="8229600"/>
+                    </a:xfrm>
+                    <a:prstGeom prst="rect">
+                      <a:avLst/>
+                    </a:prstGeom>
+                    <a:noFill/>
+                    <a:ln>
+                      <a:noFill/>
+                    </a:ln>
+                  </pic:spPr>
+                </pic:pic>
+              </a:graphicData>
+            </a:graphic>
+          </wp:inline>
+        </w:drawing>
       </w:r>
     </w:p>
     <w:p>
@@ -567,7 +578,752 @@
         <w:spacing w:before="100"/>
       </w:pPr>
       <w:r>
-        <w:t xml:space="preserve">       │</w:t>
+        <w:rPr>
+          <w:noProof/>
+        </w:rPr>
+        <w:lastRenderedPageBreak/>
+        <mc:AlternateContent>
+          <mc:Choice Requires="wps">
+            <w:drawing>
+              <wp:anchor distT="0" distB="0" distL="114300" distR="114300" simplePos="0" relativeHeight="251666432" behindDoc="0" locked="0" layoutInCell="1" allowOverlap="1" wp14:anchorId="2D3226CA" wp14:editId="7120CA44">
+                <wp:simplePos x="0" y="0"/>
+                <wp:positionH relativeFrom="column">
+                  <wp:posOffset>4914900</wp:posOffset>
+                </wp:positionH>
+                <wp:positionV relativeFrom="paragraph">
+                  <wp:posOffset>82550</wp:posOffset>
+                </wp:positionV>
+                <wp:extent cx="768350" cy="311150"/>
+                <wp:effectExtent l="0" t="0" r="0" b="0"/>
+                <wp:wrapNone/>
+                <wp:docPr id="257260780" name="Text Box 9"/>
+                <wp:cNvGraphicFramePr/>
+                <a:graphic xmlns:a="http://schemas.openxmlformats.org/drawingml/2006/main">
+                  <a:graphicData uri="http://schemas.microsoft.com/office/word/2010/wordprocessingShape">
+                    <wps:wsp>
+                      <wps:cNvSpPr txBox="1"/>
+                      <wps:spPr>
+                        <a:xfrm>
+                          <a:off x="0" y="0"/>
+                          <a:ext cx="768350" cy="311150"/>
+                        </a:xfrm>
+                        <a:prstGeom prst="rect">
+                          <a:avLst/>
+                        </a:prstGeom>
+                        <a:noFill/>
+                        <a:ln>
+                          <a:noFill/>
+                        </a:ln>
+                      </wps:spPr>
+                      <wps:style>
+                        <a:lnRef idx="0">
+                          <a:scrgbClr r="0" g="0" b="0"/>
+                        </a:lnRef>
+                        <a:fillRef idx="0">
+                          <a:scrgbClr r="0" g="0" b="0"/>
+                        </a:fillRef>
+                        <a:effectRef idx="0">
+                          <a:scrgbClr r="0" g="0" b="0"/>
+                        </a:effectRef>
+                        <a:fontRef idx="minor">
+                          <a:schemeClr val="dk1"/>
+                        </a:fontRef>
+                      </wps:style>
+                      <wps:txbx>
+                        <w:txbxContent>
+                          <w:p>
+                            <w:r>
+                              <w:t>Contact</w:t>
+                            </w:r>
+                          </w:p>
+                        </w:txbxContent>
+                      </wps:txbx>
+                      <wps:bodyPr rot="0" spcFirstLastPara="0" vertOverflow="overflow" horzOverflow="overflow" vert="horz" wrap="square" lIns="91440" tIns="45720" rIns="91440" bIns="45720" numCol="1" spcCol="0" rtlCol="0" fromWordArt="0" anchor="t" anchorCtr="0" forceAA="0" compatLnSpc="1">
+                        <a:prstTxWarp prst="textNoShape">
+                          <a:avLst/>
+                        </a:prstTxWarp>
+                        <a:noAutofit/>
+                      </wps:bodyPr>
+                    </wps:wsp>
+                  </a:graphicData>
+                </a:graphic>
+                <wp14:sizeRelH relativeFrom="margin">
+                  <wp14:pctWidth>0</wp14:pctWidth>
+                </wp14:sizeRelH>
+                <wp14:sizeRelV relativeFrom="margin">
+                  <wp14:pctHeight>0</wp14:pctHeight>
+                </wp14:sizeRelV>
+              </wp:anchor>
+            </w:drawing>
+          </mc:Choice>
+          <mc:Fallback>
+            <w:pict>
+              <v:shapetype w14:anchorId="2D3226CA" id="_x0000_t202" coordsize="21600,21600" o:spt="202" path="m,l,21600r21600,l21600,xe">
+                <v:stroke joinstyle="miter"/>
+                <v:path gradientshapeok="t" o:connecttype="rect"/>
+              </v:shapetype>
+              <v:shape id="Text Box 9" o:spid="_x0000_s1026" type="#_x0000_t202" style="position:absolute;margin-left:387pt;margin-top:6.5pt;width:60.5pt;height:24.5pt;z-index:251666432;visibility:visible;mso-wrap-style:square;mso-width-percent:0;mso-height-percent:0;mso-wrap-distance-left:9pt;mso-wrap-distance-top:0;mso-wrap-distance-right:9pt;mso-wrap-distance-bottom:0;mso-position-horizontal:absolute;mso-position-horizontal-relative:text;mso-position-vertical:absolute;mso-position-vertical-relative:text;mso-width-percent:0;mso-height-percent:0;mso-width-relative:margin;mso-height-relative:margin;v-text-anchor:top" o:gfxdata="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" filled="f" stroked="f">
+                <v:textbox>
+                  <w:txbxContent>
+                    <w:p>
+                      <w:r>
+                        <w:t>Contact</w:t>
+                      </w:r>
+                    </w:p>
+                  </w:txbxContent>
+                </v:textbox>
+              </v:shape>
+            </w:pict>
+          </mc:Fallback>
+        </mc:AlternateContent>
+      </w:r>
+      <w:r>
+        <w:rPr>
+          <w:noProof/>
+        </w:rPr>
+        <mc:AlternateContent>
+          <mc:Choice Requires="wps">
+            <w:drawing>
+              <wp:anchor distT="0" distB="0" distL="114300" distR="114300" simplePos="0" relativeHeight="251659264" behindDoc="0" locked="0" layoutInCell="1" allowOverlap="1" wp14:anchorId="28BB3793" wp14:editId="3E0E3C76">
+                <wp:simplePos x="0" y="0"/>
+                <wp:positionH relativeFrom="column">
+                  <wp:posOffset>-552450</wp:posOffset>
+                </wp:positionH>
+                <wp:positionV relativeFrom="paragraph">
+                  <wp:posOffset>76200</wp:posOffset>
+                </wp:positionV>
+                <wp:extent cx="6235700" cy="1536700"/>
+                <wp:effectExtent l="0" t="0" r="12700" b="25400"/>
+                <wp:wrapNone/>
+                <wp:docPr id="2000682332" name="Text Box 2"/>
+                <wp:cNvGraphicFramePr/>
+                <a:graphic xmlns:a="http://schemas.openxmlformats.org/drawingml/2006/main">
+                  <a:graphicData uri="http://schemas.microsoft.com/office/word/2010/wordprocessingShape">
+                    <wps:wsp>
+                      <wps:cNvSpPr txBox="1"/>
+                      <wps:spPr>
+                        <a:xfrm>
+                          <a:off x="0" y="0"/>
+                          <a:ext cx="6235700" cy="1536700"/>
+                        </a:xfrm>
+                        <a:prstGeom prst="rect">
+                          <a:avLst/>
+                        </a:prstGeom>
+                        <a:solidFill>
+                          <a:schemeClr val="lt1"/>
+                        </a:solidFill>
+                        <a:ln w="6350">
+                          <a:solidFill>
+                            <a:prstClr val="black"/>
+                          </a:solidFill>
+                        </a:ln>
+                      </wps:spPr>
+                      <wps:txbx>
+                        <w:txbxContent>
+                          <w:p/>
+                        </w:txbxContent>
+                      </wps:txbx>
+                      <wps:bodyPr rot="0" spcFirstLastPara="0" vertOverflow="overflow" horzOverflow="overflow" vert="horz" wrap="square" lIns="91440" tIns="45720" rIns="91440" bIns="45720" numCol="1" spcCol="0" rtlCol="0" fromWordArt="0" anchor="t" anchorCtr="0" forceAA="0" compatLnSpc="1">
+                        <a:prstTxWarp prst="textNoShape">
+                          <a:avLst/>
+                        </a:prstTxWarp>
+                        <a:noAutofit/>
+                      </wps:bodyPr>
+                    </wps:wsp>
+                  </a:graphicData>
+                </a:graphic>
+                <wp14:sizeRelH relativeFrom="margin">
+                  <wp14:pctWidth>0</wp14:pctWidth>
+                </wp14:sizeRelH>
+                <wp14:sizeRelV relativeFrom="margin">
+                  <wp14:pctHeight>0</wp14:pctHeight>
+                </wp14:sizeRelV>
+              </wp:anchor>
+            </w:drawing>
+          </mc:Choice>
+          <mc:Fallback>
+            <w:pict>
+              <v:shape w14:anchorId="28BB3793" id="Text Box 2" o:spid="_x0000_s1027" type="#_x0000_t202" style="position:absolute;margin-left:-43.5pt;margin-top:6pt;width:491pt;height:121pt;z-index:251659264;visibility:visible;mso-wrap-style:square;mso-width-percent:0;mso-height-percent:0;mso-wrap-distance-left:9pt;mso-wrap-distance-top:0;mso-wrap-distance-right:9pt;mso-wrap-distance-bottom:0;mso-position-horizontal:absolute;mso-position-horizontal-relative:text;mso-position-vertical:absolute;mso-position-vertical-relative:text;mso-width-percent:0;mso-height-percent:0;mso-width-relative:margin;mso-height-relative:margin;v-text-anchor:top" o:gfxdata="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" fillcolor="white [3201]" strokeweight=".5pt">
+                <v:textbox>
+                  <w:txbxContent>
+                    <w:p/>
+                  </w:txbxContent>
+                </v:textbox>
+              </v:shape>
+            </w:pict>
+          </mc:Fallback>
+        </mc:AlternateContent>
+      </w:r>
+      <w:r>
+        <w:rPr>
+          <w:noProof/>
+        </w:rPr>
+        <mc:AlternateContent>
+          <mc:Choice Requires="wps">
+            <w:drawing>
+              <wp:anchor distT="0" distB="0" distL="114300" distR="114300" simplePos="0" relativeHeight="251664384" behindDoc="0" locked="0" layoutInCell="1" allowOverlap="1" wp14:anchorId="59CD9D3D" wp14:editId="76F0CD16">
+                <wp:simplePos x="0" y="0"/>
+                <wp:positionH relativeFrom="column">
+                  <wp:posOffset>2971800</wp:posOffset>
+                </wp:positionH>
+                <wp:positionV relativeFrom="paragraph">
+                  <wp:posOffset>95250</wp:posOffset>
+                </wp:positionV>
+                <wp:extent cx="850900" cy="304800"/>
+                <wp:effectExtent l="0" t="0" r="0" b="0"/>
+                <wp:wrapNone/>
+                <wp:docPr id="2085481209" name="Text Box 7"/>
+                <wp:cNvGraphicFramePr/>
+                <a:graphic xmlns:a="http://schemas.openxmlformats.org/drawingml/2006/main">
+                  <a:graphicData uri="http://schemas.microsoft.com/office/word/2010/wordprocessingShape">
+                    <wps:wsp>
+                      <wps:cNvSpPr txBox="1"/>
+                      <wps:spPr>
+                        <a:xfrm>
+                          <a:off x="0" y="0"/>
+                          <a:ext cx="850900" cy="304800"/>
+                        </a:xfrm>
+                        <a:prstGeom prst="rect">
+                          <a:avLst/>
+                        </a:prstGeom>
+                        <a:noFill/>
+                        <a:ln>
+                          <a:noFill/>
+                        </a:ln>
+                      </wps:spPr>
+                      <wps:style>
+                        <a:lnRef idx="0">
+                          <a:scrgbClr r="0" g="0" b="0"/>
+                        </a:lnRef>
+                        <a:fillRef idx="0">
+                          <a:scrgbClr r="0" g="0" b="0"/>
+                        </a:fillRef>
+                        <a:effectRef idx="0">
+                          <a:scrgbClr r="0" g="0" b="0"/>
+                        </a:effectRef>
+                        <a:fontRef idx="minor">
+                          <a:schemeClr val="dk1"/>
+                        </a:fontRef>
+                      </wps:style>
+                      <wps:txbx>
+                        <w:txbxContent>
+                          <w:p>
+                            <w:r>
+                              <w:t>Lookbook</w:t>
+                            </w:r>
+                          </w:p>
+                        </w:txbxContent>
+                      </wps:txbx>
+                      <wps:bodyPr rot="0" spcFirstLastPara="0" vertOverflow="overflow" horzOverflow="overflow" vert="horz" wrap="square" lIns="91440" tIns="45720" rIns="91440" bIns="45720" numCol="1" spcCol="0" rtlCol="0" fromWordArt="0" anchor="t" anchorCtr="0" forceAA="0" compatLnSpc="1">
+                        <a:prstTxWarp prst="textNoShape">
+                          <a:avLst/>
+                        </a:prstTxWarp>
+                        <a:noAutofit/>
+                      </wps:bodyPr>
+                    </wps:wsp>
+                  </a:graphicData>
+                </a:graphic>
+                <wp14:sizeRelH relativeFrom="margin">
+                  <wp14:pctWidth>0</wp14:pctWidth>
+                </wp14:sizeRelH>
+                <wp14:sizeRelV relativeFrom="margin">
+                  <wp14:pctHeight>0</wp14:pctHeight>
+                </wp14:sizeRelV>
+              </wp:anchor>
+            </w:drawing>
+          </mc:Choice>
+          <mc:Fallback>
+            <w:pict>
+              <v:shape w14:anchorId="59CD9D3D" id="Text Box 7" o:spid="_x0000_s1028" type="#_x0000_t202" style="position:absolute;margin-left:234pt;margin-top:7.5pt;width:67pt;height:24pt;z-index:251664384;visibility:visible;mso-wrap-style:square;mso-width-percent:0;mso-height-percent:0;mso-wrap-distance-left:9pt;mso-wrap-distance-top:0;mso-wrap-distance-right:9pt;mso-wrap-distance-bottom:0;mso-position-horizontal:absolute;mso-position-horizontal-relative:text;mso-position-vertical:absolute;mso-position-vertical-relative:text;mso-width-percent:0;mso-height-percent:0;mso-width-relative:margin;mso-height-relative:margin;v-text-anchor:top" o:gfxdata="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" filled="f" stroked="f">
+                <v:textbox>
+                  <w:txbxContent>
+                    <w:p>
+                      <w:r>
+                        <w:t>Lookbook</w:t>
+                      </w:r>
+                    </w:p>
+                  </w:txbxContent>
+                </v:textbox>
+              </v:shape>
+            </w:pict>
+          </mc:Fallback>
+        </mc:AlternateContent>
+      </w:r>
+      <w:r>
+        <w:rPr>
+          <w:noProof/>
+        </w:rPr>
+        <mc:AlternateContent>
+          <mc:Choice Requires="wps">
+            <w:drawing>
+              <wp:anchor distT="0" distB="0" distL="114300" distR="114300" simplePos="0" relativeHeight="251662336" behindDoc="0" locked="0" layoutInCell="1" allowOverlap="1" wp14:anchorId="0A91912D" wp14:editId="4BCD78D7">
+                <wp:simplePos x="0" y="0"/>
+                <wp:positionH relativeFrom="column">
+                  <wp:posOffset>1327150</wp:posOffset>
+                </wp:positionH>
+                <wp:positionV relativeFrom="paragraph">
+                  <wp:posOffset>101600</wp:posOffset>
+                </wp:positionV>
+                <wp:extent cx="704850" cy="292100"/>
+                <wp:effectExtent l="0" t="0" r="19050" b="12700"/>
+                <wp:wrapNone/>
+                <wp:docPr id="915909092" name="Text Box 5"/>
+                <wp:cNvGraphicFramePr/>
+                <a:graphic xmlns:a="http://schemas.openxmlformats.org/drawingml/2006/main">
+                  <a:graphicData uri="http://schemas.microsoft.com/office/word/2010/wordprocessingShape">
+                    <wps:wsp>
+                      <wps:cNvSpPr txBox="1"/>
+                      <wps:spPr>
+                        <a:xfrm>
+                          <a:off x="0" y="0"/>
+                          <a:ext cx="704850" cy="292100"/>
+                        </a:xfrm>
+                        <a:prstGeom prst="rect">
+                          <a:avLst/>
+                        </a:prstGeom>
+                        <a:solidFill>
+                          <a:schemeClr val="lt1"/>
+                        </a:solidFill>
+                        <a:ln w="6350">
+                          <a:solidFill>
+                            <a:schemeClr val="bg1"/>
+                          </a:solidFill>
+                        </a:ln>
+                      </wps:spPr>
+                      <wps:txbx>
+                        <w:txbxContent>
+                          <w:p>
+                            <w:r>
+                              <w:t>About</w:t>
+                            </w:r>
+                          </w:p>
+                        </w:txbxContent>
+                      </wps:txbx>
+                      <wps:bodyPr rot="0" spcFirstLastPara="0" vertOverflow="overflow" horzOverflow="overflow" vert="horz" wrap="square" lIns="91440" tIns="45720" rIns="91440" bIns="45720" numCol="1" spcCol="0" rtlCol="0" fromWordArt="0" anchor="t" anchorCtr="0" forceAA="0" compatLnSpc="1">
+                        <a:prstTxWarp prst="textNoShape">
+                          <a:avLst/>
+                        </a:prstTxWarp>
+                        <a:noAutofit/>
+                      </wps:bodyPr>
+                    </wps:wsp>
+                  </a:graphicData>
+                </a:graphic>
+                <wp14:sizeRelH relativeFrom="margin">
+                  <wp14:pctWidth>0</wp14:pctWidth>
+                </wp14:sizeRelH>
+                <wp14:sizeRelV relativeFrom="margin">
+                  <wp14:pctHeight>0</wp14:pctHeight>
+                </wp14:sizeRelV>
+              </wp:anchor>
+            </w:drawing>
+          </mc:Choice>
+          <mc:Fallback>
+            <w:pict>
+              <v:shape w14:anchorId="0A91912D" id="Text Box 5" o:spid="_x0000_s1029" type="#_x0000_t202" style="position:absolute;margin-left:104.5pt;margin-top:8pt;width:55.5pt;height:23pt;z-index:251662336;visibility:visible;mso-wrap-style:square;mso-width-percent:0;mso-height-percent:0;mso-wrap-distance-left:9pt;mso-wrap-distance-top:0;mso-wrap-distance-right:9pt;mso-wrap-distance-bottom:0;mso-position-horizontal:absolute;mso-position-horizontal-relative:text;mso-position-vertical:absolute;mso-position-vertical-relative:text;mso-width-percent:0;mso-height-percent:0;mso-width-relative:margin;mso-height-relative:margin;v-text-anchor:top" o:gfxdata="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" fillcolor="white [3201]" strokecolor="white [3212]" strokeweight=".5pt">
+                <v:textbox>
+                  <w:txbxContent>
+                    <w:p>
+                      <w:r>
+                        <w:t>About</w:t>
+                      </w:r>
+                    </w:p>
+                  </w:txbxContent>
+                </v:textbox>
+              </v:shape>
+            </w:pict>
+          </mc:Fallback>
+        </mc:AlternateContent>
+      </w:r>
+      <w:r>
+        <w:rPr>
+          <w:noProof/>
+        </w:rPr>
+        <mc:AlternateContent>
+          <mc:Choice Requires="wps">
+            <w:drawing>
+              <wp:anchor distT="0" distB="0" distL="114300" distR="114300" simplePos="0" relativeHeight="251665408" behindDoc="0" locked="0" layoutInCell="1" allowOverlap="1" wp14:anchorId="3C9038DD" wp14:editId="7C10815B">
+                <wp:simplePos x="0" y="0"/>
+                <wp:positionH relativeFrom="column">
+                  <wp:posOffset>3829050</wp:posOffset>
+                </wp:positionH>
+                <wp:positionV relativeFrom="paragraph">
+                  <wp:posOffset>101600</wp:posOffset>
+                </wp:positionV>
+                <wp:extent cx="1098550" cy="292100"/>
+                <wp:effectExtent l="0" t="0" r="0" b="0"/>
+                <wp:wrapNone/>
+                <wp:docPr id="615965405" name="Text Box 8"/>
+                <wp:cNvGraphicFramePr/>
+                <a:graphic xmlns:a="http://schemas.openxmlformats.org/drawingml/2006/main">
+                  <a:graphicData uri="http://schemas.microsoft.com/office/word/2010/wordprocessingShape">
+                    <wps:wsp>
+                      <wps:cNvSpPr txBox="1"/>
+                      <wps:spPr>
+                        <a:xfrm>
+                          <a:off x="0" y="0"/>
+                          <a:ext cx="1098550" cy="292100"/>
+                        </a:xfrm>
+                        <a:prstGeom prst="rect">
+                          <a:avLst/>
+                        </a:prstGeom>
+                        <a:noFill/>
+                        <a:ln>
+                          <a:noFill/>
+                        </a:ln>
+                      </wps:spPr>
+                      <wps:style>
+                        <a:lnRef idx="0">
+                          <a:scrgbClr r="0" g="0" b="0"/>
+                        </a:lnRef>
+                        <a:fillRef idx="0">
+                          <a:scrgbClr r="0" g="0" b="0"/>
+                        </a:fillRef>
+                        <a:effectRef idx="0">
+                          <a:scrgbClr r="0" g="0" b="0"/>
+                        </a:effectRef>
+                        <a:fontRef idx="minor">
+                          <a:schemeClr val="dk1"/>
+                        </a:fontRef>
+                      </wps:style>
+                      <wps:txbx>
+                        <w:txbxContent>
+                          <w:p>
+                            <w:r>
+                              <w:t>Sustainability</w:t>
+                            </w:r>
+                          </w:p>
+                        </w:txbxContent>
+                      </wps:txbx>
+                      <wps:bodyPr rot="0" spcFirstLastPara="0" vertOverflow="overflow" horzOverflow="overflow" vert="horz" wrap="square" lIns="91440" tIns="45720" rIns="91440" bIns="45720" numCol="1" spcCol="0" rtlCol="0" fromWordArt="0" anchor="t" anchorCtr="0" forceAA="0" compatLnSpc="1">
+                        <a:prstTxWarp prst="textNoShape">
+                          <a:avLst/>
+                        </a:prstTxWarp>
+                        <a:noAutofit/>
+                      </wps:bodyPr>
+                    </wps:wsp>
+                  </a:graphicData>
+                </a:graphic>
+                <wp14:sizeRelH relativeFrom="margin">
+                  <wp14:pctWidth>0</wp14:pctWidth>
+                </wp14:sizeRelH>
+              </wp:anchor>
+            </w:drawing>
+          </mc:Choice>
+          <mc:Fallback>
+            <w:pict>
+              <v:shape w14:anchorId="3C9038DD" id="Text Box 8" o:spid="_x0000_s1030" type="#_x0000_t202" style="position:absolute;margin-left:301.5pt;margin-top:8pt;width:86.5pt;height:23pt;z-index:251665408;visibility:visible;mso-wrap-style:square;mso-width-percent:0;mso-wrap-distance-left:9pt;mso-wrap-distance-top:0;mso-wrap-distance-right:9pt;mso-wrap-distance-bottom:0;mso-position-horizontal:absolute;mso-position-horizontal-relative:text;mso-position-vertical:absolute;mso-position-vertical-relative:text;mso-width-percent:0;mso-width-relative:margin;v-text-anchor:top" o:gfxdata="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" filled="f" stroked="f">
+                <v:textbox>
+                  <w:txbxContent>
+                    <w:p>
+                      <w:r>
+                        <w:t>Sustainability</w:t>
+                      </w:r>
+                    </w:p>
+                  </w:txbxContent>
+                </v:textbox>
+              </v:shape>
+            </w:pict>
+          </mc:Fallback>
+        </mc:AlternateContent>
+      </w:r>
+      <w:r>
+        <w:rPr>
+          <w:noProof/>
+        </w:rPr>
+        <mc:AlternateContent>
+          <mc:Choice Requires="wps">
+            <w:drawing>
+              <wp:anchor distT="0" distB="0" distL="114300" distR="114300" simplePos="0" relativeHeight="251663360" behindDoc="0" locked="0" layoutInCell="1" allowOverlap="1" wp14:anchorId="5BFE32C4" wp14:editId="4C9F4096">
+                <wp:simplePos x="0" y="0"/>
+                <wp:positionH relativeFrom="column">
+                  <wp:posOffset>2019300</wp:posOffset>
+                </wp:positionH>
+                <wp:positionV relativeFrom="paragraph">
+                  <wp:posOffset>101600</wp:posOffset>
+                </wp:positionV>
+                <wp:extent cx="952500" cy="292100"/>
+                <wp:effectExtent l="0" t="0" r="0" b="0"/>
+                <wp:wrapNone/>
+                <wp:docPr id="31221377" name="Text Box 6"/>
+                <wp:cNvGraphicFramePr/>
+                <a:graphic xmlns:a="http://schemas.openxmlformats.org/drawingml/2006/main">
+                  <a:graphicData uri="http://schemas.microsoft.com/office/word/2010/wordprocessingShape">
+                    <wps:wsp>
+                      <wps:cNvSpPr txBox="1"/>
+                      <wps:spPr>
+                        <a:xfrm>
+                          <a:off x="0" y="0"/>
+                          <a:ext cx="952500" cy="292100"/>
+                        </a:xfrm>
+                        <a:prstGeom prst="rect">
+                          <a:avLst/>
+                        </a:prstGeom>
+                        <a:noFill/>
+                        <a:ln>
+                          <a:noFill/>
+                        </a:ln>
+                      </wps:spPr>
+                      <wps:style>
+                        <a:lnRef idx="0">
+                          <a:scrgbClr r="0" g="0" b="0"/>
+                        </a:lnRef>
+                        <a:fillRef idx="0">
+                          <a:scrgbClr r="0" g="0" b="0"/>
+                        </a:fillRef>
+                        <a:effectRef idx="0">
+                          <a:scrgbClr r="0" g="0" b="0"/>
+                        </a:effectRef>
+                        <a:fontRef idx="minor">
+                          <a:schemeClr val="dk1"/>
+                        </a:fontRef>
+                      </wps:style>
+                      <wps:txbx>
+                        <w:txbxContent>
+                          <w:p>
+                            <w:r>
+                              <w:t>collections</w:t>
+                            </w:r>
+                          </w:p>
+                        </w:txbxContent>
+                      </wps:txbx>
+                      <wps:bodyPr rot="0" spcFirstLastPara="0" vertOverflow="overflow" horzOverflow="overflow" vert="horz" wrap="square" lIns="91440" tIns="45720" rIns="91440" bIns="45720" numCol="1" spcCol="0" rtlCol="0" fromWordArt="0" anchor="t" anchorCtr="0" forceAA="0" compatLnSpc="1">
+                        <a:prstTxWarp prst="textNoShape">
+                          <a:avLst/>
+                        </a:prstTxWarp>
+                        <a:noAutofit/>
+                      </wps:bodyPr>
+                    </wps:wsp>
+                  </a:graphicData>
+                </a:graphic>
+                <wp14:sizeRelH relativeFrom="margin">
+                  <wp14:pctWidth>0</wp14:pctWidth>
+                </wp14:sizeRelH>
+              </wp:anchor>
+            </w:drawing>
+          </mc:Choice>
+          <mc:Fallback>
+            <w:pict>
+              <v:shape w14:anchorId="5BFE32C4" id="Text Box 6" o:spid="_x0000_s1031" type="#_x0000_t202" style="position:absolute;margin-left:159pt;margin-top:8pt;width:75pt;height:23pt;z-index:251663360;visibility:visible;mso-wrap-style:square;mso-width-percent:0;mso-wrap-distance-left:9pt;mso-wrap-distance-top:0;mso-wrap-distance-right:9pt;mso-wrap-distance-bottom:0;mso-position-horizontal:absolute;mso-position-horizontal-relative:text;mso-position-vertical:absolute;mso-position-vertical-relative:text;mso-width-percent:0;mso-width-relative:margin;v-text-anchor:top" o:gfxdata="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" filled="f" stroked="f">
+                <v:textbox>
+                  <w:txbxContent>
+                    <w:p>
+                      <w:r>
+                        <w:t>collections</w:t>
+                      </w:r>
+                    </w:p>
+                  </w:txbxContent>
+                </v:textbox>
+              </v:shape>
+            </w:pict>
+          </mc:Fallback>
+        </mc:AlternateContent>
+      </w:r>
+      <w:r>
+        <w:rPr>
+          <w:noProof/>
+        </w:rPr>
+        <mc:AlternateContent>
+          <mc:Choice Requires="wps">
+            <w:drawing>
+              <wp:anchor distT="0" distB="0" distL="114300" distR="114300" simplePos="0" relativeHeight="251661312" behindDoc="0" locked="0" layoutInCell="1" allowOverlap="1" wp14:anchorId="48C5AD10" wp14:editId="269F6EBF">
+                <wp:simplePos x="0" y="0"/>
+                <wp:positionH relativeFrom="column">
+                  <wp:posOffset>723900</wp:posOffset>
+                </wp:positionH>
+                <wp:positionV relativeFrom="paragraph">
+                  <wp:posOffset>95250</wp:posOffset>
+                </wp:positionV>
+                <wp:extent cx="622300" cy="273050"/>
+                <wp:effectExtent l="0" t="0" r="25400" b="12700"/>
+                <wp:wrapNone/>
+                <wp:docPr id="632848166" name="Text Box 4"/>
+                <wp:cNvGraphicFramePr/>
+                <a:graphic xmlns:a="http://schemas.openxmlformats.org/drawingml/2006/main">
+                  <a:graphicData uri="http://schemas.microsoft.com/office/word/2010/wordprocessingShape">
+                    <wps:wsp>
+                      <wps:cNvSpPr txBox="1"/>
+                      <wps:spPr>
+                        <a:xfrm>
+                          <a:off x="0" y="0"/>
+                          <a:ext cx="622300" cy="273050"/>
+                        </a:xfrm>
+                        <a:prstGeom prst="rect">
+                          <a:avLst/>
+                        </a:prstGeom>
+                        <a:ln/>
+                      </wps:spPr>
+                      <wps:style>
+                        <a:lnRef idx="2">
+                          <a:schemeClr val="dk1"/>
+                        </a:lnRef>
+                        <a:fillRef idx="1">
+                          <a:schemeClr val="lt1"/>
+                        </a:fillRef>
+                        <a:effectRef idx="0">
+                          <a:schemeClr val="dk1"/>
+                        </a:effectRef>
+                        <a:fontRef idx="minor">
+                          <a:schemeClr val="dk1"/>
+                        </a:fontRef>
+                      </wps:style>
+                      <wps:txbx>
+                        <w:txbxContent>
+                          <w:p>
+                            <w:pPr>
+                              <w:rPr>
+                                <w:b/>
+                                <w:bCs/>
+                              </w:rPr>
+                            </w:pPr>
+                            <w:r>
+                              <w:rPr>
+                                <w:b/>
+                                <w:bCs/>
+                              </w:rPr>
+                              <w:t>Home</w:t>
+                            </w:r>
+                          </w:p>
+                        </w:txbxContent>
+                      </wps:txbx>
+                      <wps:bodyPr rot="0" spcFirstLastPara="0" vertOverflow="overflow" horzOverflow="overflow" vert="horz" wrap="square" lIns="91440" tIns="45720" rIns="91440" bIns="45720" numCol="1" spcCol="0" rtlCol="0" fromWordArt="0" anchor="t" anchorCtr="0" forceAA="0" compatLnSpc="1">
+                        <a:prstTxWarp prst="textNoShape">
+                          <a:avLst/>
+                        </a:prstTxWarp>
+                        <a:noAutofit/>
+                      </wps:bodyPr>
+                    </wps:wsp>
+                  </a:graphicData>
+                </a:graphic>
+                <wp14:sizeRelH relativeFrom="margin">
+                  <wp14:pctWidth>0</wp14:pctWidth>
+                </wp14:sizeRelH>
+                <wp14:sizeRelV relativeFrom="margin">
+                  <wp14:pctHeight>0</wp14:pctHeight>
+                </wp14:sizeRelV>
+              </wp:anchor>
+            </w:drawing>
+          </mc:Choice>
+          <mc:Fallback>
+            <w:pict>
+              <v:shape w14:anchorId="48C5AD10" id="Text Box 4" o:spid="_x0000_s1032" type="#_x0000_t202" style="position:absolute;margin-left:57pt;margin-top:7.5pt;width:49pt;height:21.5pt;z-index:251661312;visibility:visible;mso-wrap-style:square;mso-width-percent:0;mso-height-percent:0;mso-wrap-distance-left:9pt;mso-wrap-distance-top:0;mso-wrap-distance-right:9pt;mso-wrap-distance-bottom:0;mso-position-horizontal:absolute;mso-position-horizontal-relative:text;mso-position-vertical:absolute;mso-position-vertical-relative:text;mso-width-percent:0;mso-height-percent:0;mso-width-relative:margin;mso-height-relative:margin;v-text-anchor:top" o:gfxdata="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" fillcolor="white [3201]" strokecolor="black [3200]" strokeweight="1.5pt">
+                <v:textbox>
+                  <w:txbxContent>
+                    <w:p>
+                      <w:pPr>
+                        <w:rPr>
+                          <w:b/>
+                          <w:bCs/>
+                        </w:rPr>
+                      </w:pPr>
+                      <w:r>
+                        <w:rPr>
+                          <w:b/>
+                          <w:bCs/>
+                        </w:rPr>
+                        <w:t>Home</w:t>
+                      </w:r>
+                    </w:p>
+                  </w:txbxContent>
+                </v:textbox>
+              </v:shape>
+            </w:pict>
+          </mc:Fallback>
+        </mc:AlternateContent>
+      </w:r>
+      <w:r>
+        <w:rPr>
+          <w:noProof/>
+        </w:rPr>
+        <mc:AlternateContent>
+          <mc:Choice Requires="wps">
+            <w:drawing>
+              <wp:anchor distT="0" distB="0" distL="114300" distR="114300" simplePos="0" relativeHeight="251660288" behindDoc="0" locked="0" layoutInCell="1" allowOverlap="1" wp14:anchorId="515E6F97" wp14:editId="2BF9C285">
+                <wp:simplePos x="0" y="0"/>
+                <wp:positionH relativeFrom="column">
+                  <wp:posOffset>-558800</wp:posOffset>
+                </wp:positionH>
+                <wp:positionV relativeFrom="paragraph">
+                  <wp:posOffset>82550</wp:posOffset>
+                </wp:positionV>
+                <wp:extent cx="1289050" cy="285750"/>
+                <wp:effectExtent l="0" t="0" r="25400" b="19050"/>
+                <wp:wrapNone/>
+                <wp:docPr id="1645840947" name="Text Box 3"/>
+                <wp:cNvGraphicFramePr/>
+                <a:graphic xmlns:a="http://schemas.openxmlformats.org/drawingml/2006/main">
+                  <a:graphicData uri="http://schemas.microsoft.com/office/word/2010/wordprocessingShape">
+                    <wps:wsp>
+                      <wps:cNvSpPr txBox="1"/>
+                      <wps:spPr>
+                        <a:xfrm>
+                          <a:off x="0" y="0"/>
+                          <a:ext cx="1289050" cy="285750"/>
+                        </a:xfrm>
+                        <a:prstGeom prst="rect">
+                          <a:avLst/>
+                        </a:prstGeom>
+                        <a:solidFill>
+                          <a:schemeClr val="lt1"/>
+                        </a:solidFill>
+                        <a:ln w="6350">
+                          <a:solidFill>
+                            <a:prstClr val="black"/>
+                          </a:solidFill>
+                        </a:ln>
+                      </wps:spPr>
+                      <wps:txbx>
+                        <w:txbxContent>
+                          <w:p>
+                            <w:proofErr w:type="spellStart"/>
+                            <w:r>
+                              <w:t>Glotto</w:t>
+                            </w:r>
+                            <w:proofErr w:type="spellEnd"/>
+                            <w:r>
+                              <w:t xml:space="preserve"> Clothing</w:t>
+                            </w:r>
+                          </w:p>
+                        </w:txbxContent>
+                      </wps:txbx>
+                      <wps:bodyPr rot="0" spcFirstLastPara="0" vertOverflow="overflow" horzOverflow="overflow" vert="horz" wrap="square" lIns="91440" tIns="45720" rIns="91440" bIns="45720" numCol="1" spcCol="0" rtlCol="0" fromWordArt="0" anchor="t" anchorCtr="0" forceAA="0" compatLnSpc="1">
+                        <a:prstTxWarp prst="textNoShape">
+                          <a:avLst/>
+                        </a:prstTxWarp>
+                        <a:noAutofit/>
+                      </wps:bodyPr>
+                    </wps:wsp>
+                  </a:graphicData>
+                </a:graphic>
+                <wp14:sizeRelH relativeFrom="margin">
+                  <wp14:pctWidth>0</wp14:pctWidth>
+                </wp14:sizeRelH>
+                <wp14:sizeRelV relativeFrom="margin">
+                  <wp14:pctHeight>0</wp14:pctHeight>
+                </wp14:sizeRelV>
+              </wp:anchor>
+            </w:drawing>
+          </mc:Choice>
+          <mc:Fallback>
+            <w:pict>
+              <v:shape w14:anchorId="515E6F97" id="Text Box 3" o:spid="_x0000_s1033" type="#_x0000_t202" style="position:absolute;margin-left:-44pt;margin-top:6.5pt;width:101.5pt;height:22.5pt;z-index:251660288;visibility:visible;mso-wrap-style:square;mso-width-percent:0;mso-height-percent:0;mso-wrap-distance-left:9pt;mso-wrap-distance-top:0;mso-wrap-distance-right:9pt;mso-wrap-distance-bottom:0;mso-position-horizontal:absolute;mso-position-horizontal-relative:text;mso-position-vertical:absolute;mso-position-vertical-relative:text;mso-width-percent:0;mso-height-percent:0;mso-width-relative:margin;mso-height-relative:margin;v-text-anchor:top" o:gfxdata="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" fillcolor="white [3201]" strokeweight=".5pt">
+                <v:textbox>
+                  <w:txbxContent>
+                    <w:p>
+                      <w:proofErr w:type="spellStart"/>
+                      <w:r>
+                        <w:t>Glotto</w:t>
+                      </w:r>
+                      <w:proofErr w:type="spellEnd"/>
+                      <w:r>
+                        <w:t xml:space="preserve"> Clothing</w:t>
+                      </w:r>
+                    </w:p>
+                  </w:txbxContent>
+                </v:textbox>
+              </v:shape>
+            </w:pict>
+          </mc:Fallback>
+        </mc:AlternateContent>
       </w:r>
     </w:p>
     <w:p>
@@ -575,324 +1331,3904 @@
         <w:spacing w:before="100"/>
       </w:pPr>
       <w:r>
-        <w:t xml:space="preserve">       </w:t>
-      </w:r>
-      <w:r>
         <w:rPr>
-          <w:rFonts w:ascii="Arial" w:hAnsi="Arial" w:cs="Arial"/>
+          <w:noProof/>
         </w:rPr>
-        <w:t>▼</w:t>
+        <mc:AlternateContent>
+          <mc:Choice Requires="wps">
+            <w:drawing>
+              <wp:anchor distT="0" distB="0" distL="114300" distR="114300" simplePos="0" relativeHeight="251667456" behindDoc="0" locked="0" layoutInCell="1" allowOverlap="1" wp14:anchorId="373EA336" wp14:editId="19708639">
+                <wp:simplePos x="0" y="0"/>
+                <wp:positionH relativeFrom="column">
+                  <wp:posOffset>520700</wp:posOffset>
+                </wp:positionH>
+                <wp:positionV relativeFrom="paragraph">
+                  <wp:posOffset>159385</wp:posOffset>
+                </wp:positionV>
+                <wp:extent cx="3708400" cy="996950"/>
+                <wp:effectExtent l="0" t="0" r="0" b="0"/>
+                <wp:wrapNone/>
+                <wp:docPr id="1278817211" name="Text Box 10"/>
+                <wp:cNvGraphicFramePr/>
+                <a:graphic xmlns:a="http://schemas.openxmlformats.org/drawingml/2006/main">
+                  <a:graphicData uri="http://schemas.microsoft.com/office/word/2010/wordprocessingShape">
+                    <wps:wsp>
+                      <wps:cNvSpPr txBox="1"/>
+                      <wps:spPr>
+                        <a:xfrm>
+                          <a:off x="0" y="0"/>
+                          <a:ext cx="3708400" cy="996950"/>
+                        </a:xfrm>
+                        <a:prstGeom prst="rect">
+                          <a:avLst/>
+                        </a:prstGeom>
+                        <a:noFill/>
+                        <a:ln>
+                          <a:noFill/>
+                        </a:ln>
+                      </wps:spPr>
+                      <wps:style>
+                        <a:lnRef idx="0">
+                          <a:scrgbClr r="0" g="0" b="0"/>
+                        </a:lnRef>
+                        <a:fillRef idx="0">
+                          <a:scrgbClr r="0" g="0" b="0"/>
+                        </a:fillRef>
+                        <a:effectRef idx="0">
+                          <a:scrgbClr r="0" g="0" b="0"/>
+                        </a:effectRef>
+                        <a:fontRef idx="minor">
+                          <a:schemeClr val="dk1"/>
+                        </a:fontRef>
+                      </wps:style>
+                      <wps:txbx>
+                        <w:txbxContent>
+                          <w:p>
+                            <w:pPr>
+                              <w:jc w:val="center"/>
+                            </w:pPr>
+                            <w:r>
+                              <w:t>Hero Image</w:t>
+                            </w:r>
+                          </w:p>
+                          <w:p>
+                            <w:pPr>
+                              <w:jc w:val="center"/>
+                            </w:pPr>
+                            <w:r>
+                              <w:t>Authentic Botswana Style, Global Appeal</w:t>
+                            </w:r>
+                          </w:p>
+                          <w:p>
+                            <w:pPr>
+                              <w:jc w:val="center"/>
+                            </w:pPr>
+                          </w:p>
+                        </w:txbxContent>
+                      </wps:txbx>
+                      <wps:bodyPr rot="0" spcFirstLastPara="0" vertOverflow="overflow" horzOverflow="overflow" vert="horz" wrap="square" lIns="91440" tIns="45720" rIns="91440" bIns="45720" numCol="1" spcCol="0" rtlCol="0" fromWordArt="0" anchor="t" anchorCtr="0" forceAA="0" compatLnSpc="1">
+                        <a:prstTxWarp prst="textNoShape">
+                          <a:avLst/>
+                        </a:prstTxWarp>
+                        <a:noAutofit/>
+                      </wps:bodyPr>
+                    </wps:wsp>
+                  </a:graphicData>
+                </a:graphic>
+                <wp14:sizeRelV relativeFrom="margin">
+                  <wp14:pctHeight>0</wp14:pctHeight>
+                </wp14:sizeRelV>
+              </wp:anchor>
+            </w:drawing>
+          </mc:Choice>
+          <mc:Fallback>
+            <w:pict>
+              <v:shape w14:anchorId="373EA336" id="Text Box 10" o:spid="_x0000_s1034" type="#_x0000_t202" style="position:absolute;margin-left:41pt;margin-top:12.55pt;width:292pt;height:78.5pt;z-index:251667456;visibility:visible;mso-wrap-style:square;mso-height-percent:0;mso-wrap-distance-left:9pt;mso-wrap-distance-top:0;mso-wrap-distance-right:9pt;mso-wrap-distance-bottom:0;mso-position-horizontal:absolute;mso-position-horizontal-relative:text;mso-position-vertical:absolute;mso-position-vertical-relative:text;mso-height-percent:0;mso-height-relative:margin;v-text-anchor:top" o:gfxdata="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" filled="f" stroked="f">
+                <v:textbox>
+                  <w:txbxContent>
+                    <w:p>
+                      <w:pPr>
+                        <w:jc w:val="center"/>
+                      </w:pPr>
+                      <w:r>
+                        <w:t>Hero Image</w:t>
+                      </w:r>
+                    </w:p>
+                    <w:p>
+                      <w:pPr>
+                        <w:jc w:val="center"/>
+                      </w:pPr>
+                      <w:r>
+                        <w:t>Authentic Botswana Style, Global Appeal</w:t>
+                      </w:r>
+                    </w:p>
+                    <w:p>
+                      <w:pPr>
+                        <w:jc w:val="center"/>
+                      </w:pPr>
+                    </w:p>
+                  </w:txbxContent>
+                </v:textbox>
+              </v:shape>
+            </w:pict>
+          </mc:Fallback>
+        </mc:AlternateContent>
       </w:r>
     </w:p>
     <w:p>
       <w:pPr>
         <w:spacing w:before="100"/>
       </w:pPr>
-      <w:r>
-        <w:t xml:space="preserve">[ </w:t>
-      </w:r>
+    </w:p>
+    <w:p/>
+    <w:p>
       <w:r>
         <w:rPr>
-          <w:rFonts w:ascii="Segoe UI Emoji" w:hAnsi="Segoe UI Emoji" w:cs="Segoe UI Emoji"/>
+          <w:noProof/>
         </w:rPr>
-        <w:t>👤</w:t>
-      </w:r>
-      <w:r>
-        <w:t xml:space="preserve"> About </w:t>
-      </w:r>
-      <w:r>
-        <w:t>Me]</w:t>
-      </w:r>
-      <w:r>
-        <w:t xml:space="preserve"> ──</w:t>
+        <mc:AlternateContent>
+          <mc:Choice Requires="wps">
+            <w:drawing>
+              <wp:anchor distT="0" distB="0" distL="114300" distR="114300" simplePos="0" relativeHeight="251669504" behindDoc="0" locked="0" layoutInCell="1" allowOverlap="1" wp14:anchorId="608C7B7F" wp14:editId="495C572F">
+                <wp:simplePos x="0" y="0"/>
+                <wp:positionH relativeFrom="margin">
+                  <wp:posOffset>-546100</wp:posOffset>
+                </wp:positionH>
+                <wp:positionV relativeFrom="paragraph">
+                  <wp:posOffset>1474470</wp:posOffset>
+                </wp:positionV>
+                <wp:extent cx="6877050" cy="4521200"/>
+                <wp:effectExtent l="0" t="0" r="19050" b="12700"/>
+                <wp:wrapNone/>
+                <wp:docPr id="333275111" name="Text Box 12"/>
+                <wp:cNvGraphicFramePr/>
+                <a:graphic xmlns:a="http://schemas.openxmlformats.org/drawingml/2006/main">
+                  <a:graphicData uri="http://schemas.microsoft.com/office/word/2010/wordprocessingShape">
+                    <wps:wsp>
+                      <wps:cNvSpPr txBox="1"/>
+                      <wps:spPr>
+                        <a:xfrm>
+                          <a:off x="0" y="0"/>
+                          <a:ext cx="6877050" cy="4521200"/>
+                        </a:xfrm>
+                        <a:prstGeom prst="rect">
+                          <a:avLst/>
+                        </a:prstGeom>
+                        <a:solidFill>
+                          <a:schemeClr val="lt1"/>
+                        </a:solidFill>
+                        <a:ln w="6350">
+                          <a:solidFill>
+                            <a:prstClr val="black"/>
+                          </a:solidFill>
+                        </a:ln>
+                      </wps:spPr>
+                      <wps:txbx>
+                        <w:txbxContent>
+                          <w:p>
+                            <w:pPr>
+                              <w:jc w:val="center"/>
+                            </w:pPr>
+                            <w:r>
+                              <w:t>About Us</w:t>
+                            </w:r>
+                          </w:p>
+                          <w:p>
+                            <w:pPr>
+                              <w:jc w:val="center"/>
+                            </w:pPr>
+                            <w:proofErr w:type="spellStart"/>
+                            <w:r>
+                              <w:t>Glotto</w:t>
+                            </w:r>
+                            <w:proofErr w:type="spellEnd"/>
+                            <w:r>
+                              <w:t xml:space="preserve"> is a design-led fashion house founded in Botswana. Inspired by the terracotta hues, sun-baked ochres, and mineral textures of the Sub-Saharan landscape, our garments embody the spirit of the evolved hunter-gatherer: ever-glowing, ever-growing, seeking knowledge while carrying inherited lessons.</w:t>
+                            </w:r>
+                            <w:r>
+                              <w:br/>
+                            </w:r>
+                            <w:r>
+                              <w:br/>
+                            </w:r>
+                            <w:proofErr w:type="spellStart"/>
+                            <w:r>
+                              <w:t>Glotto</w:t>
+                            </w:r>
+                            <w:proofErr w:type="spellEnd"/>
+                            <w:r>
+                              <w:t xml:space="preserve"> is derived from the word glottology; the study of languages, signifying how each piece speaks a universal tongue that transcends borders. Conceived as wearable archives, </w:t>
+                            </w:r>
+                            <w:proofErr w:type="spellStart"/>
+                            <w:r>
+                              <w:t>Glotto</w:t>
+                            </w:r>
+                            <w:proofErr w:type="spellEnd"/>
+                            <w:r>
+                              <w:t xml:space="preserve"> garments are crafted through a community-based value chain that balances cultural preservation with innovation. Each collection is unveiled through story-driven campaigns, presenting pieces with memory, depth, and intention beyond the season.</w:t>
+                            </w:r>
+                          </w:p>
+                          <w:p>
+                            <w:pPr>
+                              <w:jc w:val="center"/>
+                              <w:rPr>
+                                <w:lang w:val="en-BW"/>
+                              </w:rPr>
+                            </w:pPr>
+                            <w:r>
+                              <w:rPr>
+                                <w:lang w:val="en-BW"/>
+                              </w:rPr>
+                              <w:t>Vision</w:t>
+                            </w:r>
+                          </w:p>
+                          <w:p>
+                            <w:pPr>
+                              <w:jc w:val="center"/>
+                              <w:rPr>
+                                <w:lang w:val="en-BW"/>
+                              </w:rPr>
+                            </w:pPr>
+                            <w:r>
+                              <w:rPr>
+                                <w:lang w:val="en-BW"/>
+                              </w:rPr>
+                              <w:t>To shift global perceptions of African design through intentional clothing rooted in culture, community, and craftsmanship.</w:t>
+                            </w:r>
+                          </w:p>
+                          <w:p>
+                            <w:pPr>
+                              <w:jc w:val="center"/>
+                              <w:rPr>
+                                <w:lang w:val="en-BW"/>
+                              </w:rPr>
+                            </w:pPr>
+                            <w:r>
+                              <w:rPr>
+                                <w:lang w:val="en-BW"/>
+                              </w:rPr>
+                              <w:t>Mission</w:t>
+                            </w:r>
+                          </w:p>
+                          <w:p>
+                            <w:pPr>
+                              <w:jc w:val="center"/>
+                              <w:rPr>
+                                <w:lang w:val="en-BW"/>
+                              </w:rPr>
+                            </w:pPr>
+                            <w:r>
+                              <w:rPr>
+                                <w:lang w:val="en-BW"/>
+                              </w:rPr>
+                              <w:t>To create seasonless, genderless garments that preserve identity, empower artisans, and reimagine Botswana as a source of design innovation.</w:t>
+                            </w:r>
+                          </w:p>
+                          <w:p>
+                            <w:pPr>
+                              <w:jc w:val="center"/>
+                            </w:pPr>
+                          </w:p>
+                        </w:txbxContent>
+                      </wps:txbx>
+                      <wps:bodyPr rot="0" spcFirstLastPara="0" vertOverflow="overflow" horzOverflow="overflow" vert="horz" wrap="square" lIns="91440" tIns="45720" rIns="91440" bIns="45720" numCol="1" spcCol="0" rtlCol="0" fromWordArt="0" anchor="t" anchorCtr="0" forceAA="0" compatLnSpc="1">
+                        <a:prstTxWarp prst="textNoShape">
+                          <a:avLst/>
+                        </a:prstTxWarp>
+                        <a:noAutofit/>
+                      </wps:bodyPr>
+                    </wps:wsp>
+                  </a:graphicData>
+                </a:graphic>
+                <wp14:sizeRelH relativeFrom="margin">
+                  <wp14:pctWidth>0</wp14:pctWidth>
+                </wp14:sizeRelH>
+                <wp14:sizeRelV relativeFrom="margin">
+                  <wp14:pctHeight>0</wp14:pctHeight>
+                </wp14:sizeRelV>
+              </wp:anchor>
+            </w:drawing>
+          </mc:Choice>
+          <mc:Fallback>
+            <w:pict>
+              <v:shape w14:anchorId="608C7B7F" id="Text Box 12" o:spid="_x0000_s1035" type="#_x0000_t202" style="position:absolute;margin-left:-43pt;margin-top:116.1pt;width:541.5pt;height:356pt;z-index:251669504;visibility:visible;mso-wrap-style:square;mso-width-percent:0;mso-height-percent:0;mso-wrap-distance-left:9pt;mso-wrap-distance-top:0;mso-wrap-distance-right:9pt;mso-wrap-distance-bottom:0;mso-position-horizontal:absolute;mso-position-horizontal-relative:margin;mso-position-vertical:absolute;mso-position-vertical-relative:text;mso-width-percent:0;mso-height-percent:0;mso-width-relative:margin;mso-height-relative:margin;v-text-anchor:top" o:gfxdata="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" fillcolor="white [3201]" strokeweight=".5pt">
+                <v:textbox>
+                  <w:txbxContent>
+                    <w:p>
+                      <w:pPr>
+                        <w:jc w:val="center"/>
+                      </w:pPr>
+                      <w:r>
+                        <w:t>About Us</w:t>
+                      </w:r>
+                    </w:p>
+                    <w:p>
+                      <w:pPr>
+                        <w:jc w:val="center"/>
+                      </w:pPr>
+                      <w:proofErr w:type="spellStart"/>
+                      <w:r>
+                        <w:t>Glotto</w:t>
+                      </w:r>
+                      <w:proofErr w:type="spellEnd"/>
+                      <w:r>
+                        <w:t xml:space="preserve"> is a design-led fashion house founded in Botswana. Inspired by the terracotta hues, sun-baked ochres, and mineral textures of the Sub-Saharan landscape, our garments embody the spirit of the evolved hunter-gatherer: ever-glowing, ever-growing, seeking knowledge while carrying inherited lessons.</w:t>
+                      </w:r>
+                      <w:r>
+                        <w:br/>
+                      </w:r>
+                      <w:r>
+                        <w:br/>
+                      </w:r>
+                      <w:proofErr w:type="spellStart"/>
+                      <w:r>
+                        <w:t>Glotto</w:t>
+                      </w:r>
+                      <w:proofErr w:type="spellEnd"/>
+                      <w:r>
+                        <w:t xml:space="preserve"> is derived from the word glottology; the study of languages, signifying how each piece speaks a universal tongue that transcends borders. Conceived as wearable archives, </w:t>
+                      </w:r>
+                      <w:proofErr w:type="spellStart"/>
+                      <w:r>
+                        <w:t>Glotto</w:t>
+                      </w:r>
+                      <w:proofErr w:type="spellEnd"/>
+                      <w:r>
+                        <w:t xml:space="preserve"> garments are crafted through a community-based value chain that balances cultural preservation with innovation. Each collection is unveiled through story-driven campaigns, presenting pieces with memory, depth, and intention beyond the season.</w:t>
+                      </w:r>
+                    </w:p>
+                    <w:p>
+                      <w:pPr>
+                        <w:jc w:val="center"/>
+                        <w:rPr>
+                          <w:lang w:val="en-BW"/>
+                        </w:rPr>
+                      </w:pPr>
+                      <w:r>
+                        <w:rPr>
+                          <w:lang w:val="en-BW"/>
+                        </w:rPr>
+                        <w:t>Vision</w:t>
+                      </w:r>
+                    </w:p>
+                    <w:p>
+                      <w:pPr>
+                        <w:jc w:val="center"/>
+                        <w:rPr>
+                          <w:lang w:val="en-BW"/>
+                        </w:rPr>
+                      </w:pPr>
+                      <w:r>
+                        <w:rPr>
+                          <w:lang w:val="en-BW"/>
+                        </w:rPr>
+                        <w:t>To shift global perceptions of African design through intentional clothing rooted in culture, community, and craftsmanship.</w:t>
+                      </w:r>
+                    </w:p>
+                    <w:p>
+                      <w:pPr>
+                        <w:jc w:val="center"/>
+                        <w:rPr>
+                          <w:lang w:val="en-BW"/>
+                        </w:rPr>
+                      </w:pPr>
+                      <w:r>
+                        <w:rPr>
+                          <w:lang w:val="en-BW"/>
+                        </w:rPr>
+                        <w:t>Mission</w:t>
+                      </w:r>
+                    </w:p>
+                    <w:p>
+                      <w:pPr>
+                        <w:jc w:val="center"/>
+                        <w:rPr>
+                          <w:lang w:val="en-BW"/>
+                        </w:rPr>
+                      </w:pPr>
+                      <w:r>
+                        <w:rPr>
+                          <w:lang w:val="en-BW"/>
+                        </w:rPr>
+                        <w:t>To create seasonless, genderless garments that preserve identity, empower artisans, and reimagine Botswana as a source of design innovation.</w:t>
+                      </w:r>
+                    </w:p>
+                    <w:p>
+                      <w:pPr>
+                        <w:jc w:val="center"/>
+                      </w:pPr>
+                    </w:p>
+                  </w:txbxContent>
+                </v:textbox>
+                <w10:wrap anchorx="margin"/>
+              </v:shape>
+            </w:pict>
+          </mc:Fallback>
+        </mc:AlternateContent>
       </w:r>
       <w:r>
         <w:rPr>
-          <w:rFonts w:ascii="Arial" w:hAnsi="Arial" w:cs="Arial"/>
+          <w:noProof/>
         </w:rPr>
-        <w:t>►</w:t>
-      </w:r>
-      <w:r>
-        <w:t xml:space="preserve"> Background, interests, personal summary</w:t>
+        <mc:AlternateContent>
+          <mc:Choice Requires="wps">
+            <w:drawing>
+              <wp:anchor distT="0" distB="0" distL="114300" distR="114300" simplePos="0" relativeHeight="251670528" behindDoc="0" locked="0" layoutInCell="1" allowOverlap="1" wp14:anchorId="63DE3009" wp14:editId="55515D03">
+                <wp:simplePos x="0" y="0"/>
+                <wp:positionH relativeFrom="column">
+                  <wp:posOffset>-330200</wp:posOffset>
+                </wp:positionH>
+                <wp:positionV relativeFrom="paragraph">
+                  <wp:posOffset>1715770</wp:posOffset>
+                </wp:positionV>
+                <wp:extent cx="6565900" cy="0"/>
+                <wp:effectExtent l="0" t="0" r="0" b="0"/>
+                <wp:wrapNone/>
+                <wp:docPr id="630135210" name="Straight Connector 13"/>
+                <wp:cNvGraphicFramePr/>
+                <a:graphic xmlns:a="http://schemas.openxmlformats.org/drawingml/2006/main">
+                  <a:graphicData uri="http://schemas.microsoft.com/office/word/2010/wordprocessingShape">
+                    <wps:wsp>
+                      <wps:cNvCnPr/>
+                      <wps:spPr>
+                        <a:xfrm>
+                          <a:off x="0" y="0"/>
+                          <a:ext cx="6565900" cy="0"/>
+                        </a:xfrm>
+                        <a:prstGeom prst="line">
+                          <a:avLst/>
+                        </a:prstGeom>
+                      </wps:spPr>
+                      <wps:style>
+                        <a:lnRef idx="2">
+                          <a:schemeClr val="dk1"/>
+                        </a:lnRef>
+                        <a:fillRef idx="0">
+                          <a:schemeClr val="dk1"/>
+                        </a:fillRef>
+                        <a:effectRef idx="1">
+                          <a:schemeClr val="dk1"/>
+                        </a:effectRef>
+                        <a:fontRef idx="minor">
+                          <a:schemeClr val="tx1"/>
+                        </a:fontRef>
+                      </wps:style>
+                      <wps:bodyPr/>
+                    </wps:wsp>
+                  </a:graphicData>
+                </a:graphic>
+              </wp:anchor>
+            </w:drawing>
+          </mc:Choice>
+          <mc:Fallback>
+            <w:pict>
+              <v:line w14:anchorId="7CD62269" id="Straight Connector 13" o:spid="_x0000_s1026" style="position:absolute;z-index:251670528;visibility:visible;mso-wrap-style:square;mso-wrap-distance-left:9pt;mso-wrap-distance-top:0;mso-wrap-distance-right:9pt;mso-wrap-distance-bottom:0;mso-position-horizontal:absolute;mso-position-horizontal-relative:text;mso-position-vertical:absolute;mso-position-vertical-relative:text" from="-26pt,135.1pt" to="491pt,135.1pt" o:gfxdata="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" strokecolor="black [3200]" strokeweight="1.5pt">
+                <v:stroke joinstyle="miter"/>
+              </v:line>
+            </w:pict>
+          </mc:Fallback>
+        </mc:AlternateContent>
+      </w:r>
+      <w:r>
+        <w:rPr>
+          <w:noProof/>
+        </w:rPr>
+        <mc:AlternateContent>
+          <mc:Choice Requires="wps">
+            <w:drawing>
+              <wp:anchor distT="0" distB="0" distL="114300" distR="114300" simplePos="0" relativeHeight="251668480" behindDoc="0" locked="0" layoutInCell="1" allowOverlap="1" wp14:anchorId="4636F6A4" wp14:editId="5FB05D10">
+                <wp:simplePos x="0" y="0"/>
+                <wp:positionH relativeFrom="column">
+                  <wp:posOffset>1574800</wp:posOffset>
+                </wp:positionH>
+                <wp:positionV relativeFrom="paragraph">
+                  <wp:posOffset>121920</wp:posOffset>
+                </wp:positionV>
+                <wp:extent cx="1606550" cy="292100"/>
+                <wp:effectExtent l="0" t="0" r="12700" b="12700"/>
+                <wp:wrapNone/>
+                <wp:docPr id="169930871" name="Text Box 11"/>
+                <wp:cNvGraphicFramePr/>
+                <a:graphic xmlns:a="http://schemas.openxmlformats.org/drawingml/2006/main">
+                  <a:graphicData uri="http://schemas.microsoft.com/office/word/2010/wordprocessingShape">
+                    <wps:wsp>
+                      <wps:cNvSpPr txBox="1"/>
+                      <wps:spPr>
+                        <a:xfrm>
+                          <a:off x="0" y="0"/>
+                          <a:ext cx="1606550" cy="292100"/>
+                        </a:xfrm>
+                        <a:prstGeom prst="rect">
+                          <a:avLst/>
+                        </a:prstGeom>
+                        <a:ln/>
+                      </wps:spPr>
+                      <wps:style>
+                        <a:lnRef idx="2">
+                          <a:schemeClr val="accent4">
+                            <a:shade val="15000"/>
+                          </a:schemeClr>
+                        </a:lnRef>
+                        <a:fillRef idx="1">
+                          <a:schemeClr val="accent4"/>
+                        </a:fillRef>
+                        <a:effectRef idx="0">
+                          <a:schemeClr val="accent4"/>
+                        </a:effectRef>
+                        <a:fontRef idx="minor">
+                          <a:schemeClr val="lt1"/>
+                        </a:fontRef>
+                      </wps:style>
+                      <wps:txbx>
+                        <w:txbxContent>
+                          <w:p>
+                            <w:pPr>
+                              <w:jc w:val="center"/>
+                            </w:pPr>
+                            <w:r>
+                              <w:t>Shop Now</w:t>
+                            </w:r>
+                          </w:p>
+                        </w:txbxContent>
+                      </wps:txbx>
+                      <wps:bodyPr rot="0" spcFirstLastPara="0" vertOverflow="overflow" horzOverflow="overflow" vert="horz" wrap="square" lIns="91440" tIns="45720" rIns="91440" bIns="45720" numCol="1" spcCol="0" rtlCol="0" fromWordArt="0" anchor="t" anchorCtr="0" forceAA="0" compatLnSpc="1">
+                        <a:prstTxWarp prst="textNoShape">
+                          <a:avLst/>
+                        </a:prstTxWarp>
+                        <a:noAutofit/>
+                      </wps:bodyPr>
+                    </wps:wsp>
+                  </a:graphicData>
+                </a:graphic>
+              </wp:anchor>
+            </w:drawing>
+          </mc:Choice>
+          <mc:Fallback>
+            <w:pict>
+              <v:shape w14:anchorId="4636F6A4" id="Text Box 11" o:spid="_x0000_s1036" type="#_x0000_t202" style="position:absolute;margin-left:124pt;margin-top:9.6pt;width:126.5pt;height:23pt;z-index:251668480;visibility:visible;mso-wrap-style:square;mso-wrap-distance-left:9pt;mso-wrap-distance-top:0;mso-wrap-distance-right:9pt;mso-wrap-distance-bottom:0;mso-position-horizontal:absolute;mso-position-horizontal-relative:text;mso-position-vertical:absolute;mso-position-vertical-relative:text;v-text-anchor:top" o:gfxdata="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" fillcolor="#0f9ed5 [3207]" strokecolor="#02171f [487]" strokeweight="1.5pt">
+                <v:textbox>
+                  <w:txbxContent>
+                    <w:p>
+                      <w:pPr>
+                        <w:jc w:val="center"/>
+                      </w:pPr>
+                      <w:r>
+                        <w:t>Shop Now</w:t>
+                      </w:r>
+                    </w:p>
+                  </w:txbxContent>
+                </v:textbox>
+              </v:shape>
+            </w:pict>
+          </mc:Fallback>
+        </mc:AlternateContent>
+      </w:r>
+    </w:p>
+    <w:p/>
+    <w:p/>
+    <w:p/>
+    <w:p/>
+    <w:p/>
+    <w:p/>
+    <w:p/>
+    <w:p/>
+    <w:p/>
+    <w:p/>
+    <w:p/>
+    <w:p/>
+    <w:p/>
+    <w:p/>
+    <w:p/>
+    <w:p/>
+    <w:p/>
+    <w:p/>
+    <w:p/>
+    <w:p>
+      <w:pPr>
+        <w:tabs>
+          <w:tab w:val="left" w:pos="1250"/>
+        </w:tabs>
+      </w:pPr>
+      <w:r>
+        <w:tab/>
       </w:r>
     </w:p>
     <w:p>
-      <w:pPr>
-        <w:spacing w:before="100"/>
-      </w:pPr>
-      <w:r>
-        <w:t xml:space="preserve">       │</w:t>
+      <w:r>
+        <w:br w:type="page"/>
       </w:r>
     </w:p>
     <w:p>
       <w:pPr>
-        <w:spacing w:before="100"/>
-      </w:pPr>
-      <w:r>
-        <w:t xml:space="preserve">       </w:t>
-      </w:r>
+        <w:tabs>
+          <w:tab w:val="left" w:pos="1250"/>
+        </w:tabs>
+      </w:pPr>
       <w:r>
         <w:rPr>
-          <w:rFonts w:ascii="Arial" w:hAnsi="Arial" w:cs="Arial"/>
+          <w:noProof/>
         </w:rPr>
-        <w:t>▼</w:t>
+        <w:lastRenderedPageBreak/>
+        <mc:AlternateContent>
+          <mc:Choice Requires="wps">
+            <w:drawing>
+              <wp:anchor distT="0" distB="0" distL="114300" distR="114300" simplePos="0" relativeHeight="251689984" behindDoc="0" locked="0" layoutInCell="1" allowOverlap="1" wp14:anchorId="7B2B8D4F" wp14:editId="7BF04537">
+                <wp:simplePos x="0" y="0"/>
+                <wp:positionH relativeFrom="column">
+                  <wp:posOffset>4159250</wp:posOffset>
+                </wp:positionH>
+                <wp:positionV relativeFrom="paragraph">
+                  <wp:posOffset>4445000</wp:posOffset>
+                </wp:positionV>
+                <wp:extent cx="1549400" cy="1282700"/>
+                <wp:effectExtent l="0" t="0" r="12700" b="12700"/>
+                <wp:wrapNone/>
+                <wp:docPr id="335966024" name="Text Box 36"/>
+                <wp:cNvGraphicFramePr/>
+                <a:graphic xmlns:a="http://schemas.openxmlformats.org/drawingml/2006/main">
+                  <a:graphicData uri="http://schemas.microsoft.com/office/word/2010/wordprocessingShape">
+                    <wps:wsp>
+                      <wps:cNvSpPr txBox="1"/>
+                      <wps:spPr>
+                        <a:xfrm>
+                          <a:off x="0" y="0"/>
+                          <a:ext cx="1549400" cy="1282700"/>
+                        </a:xfrm>
+                        <a:prstGeom prst="rect">
+                          <a:avLst/>
+                        </a:prstGeom>
+                        <a:solidFill>
+                          <a:schemeClr val="lt1"/>
+                        </a:solidFill>
+                        <a:ln w="6350">
+                          <a:solidFill>
+                            <a:prstClr val="black"/>
+                          </a:solidFill>
+                        </a:ln>
+                      </wps:spPr>
+                      <wps:txbx>
+                        <w:txbxContent>
+                          <w:p>
+                            <w:r>
+                              <w:t>Gallery image</w:t>
+                            </w:r>
+                          </w:p>
+                          <w:p/>
+                        </w:txbxContent>
+                      </wps:txbx>
+                      <wps:bodyPr rot="0" spcFirstLastPara="0" vertOverflow="overflow" horzOverflow="overflow" vert="horz" wrap="square" lIns="91440" tIns="45720" rIns="91440" bIns="45720" numCol="1" spcCol="0" rtlCol="0" fromWordArt="0" anchor="t" anchorCtr="0" forceAA="0" compatLnSpc="1">
+                        <a:prstTxWarp prst="textNoShape">
+                          <a:avLst/>
+                        </a:prstTxWarp>
+                        <a:noAutofit/>
+                      </wps:bodyPr>
+                    </wps:wsp>
+                  </a:graphicData>
+                </a:graphic>
+              </wp:anchor>
+            </w:drawing>
+          </mc:Choice>
+          <mc:Fallback>
+            <w:pict>
+              <v:shape w14:anchorId="7B2B8D4F" id="Text Box 36" o:spid="_x0000_s1037" type="#_x0000_t202" style="position:absolute;margin-left:327.5pt;margin-top:350pt;width:122pt;height:101pt;z-index:251689984;visibility:visible;mso-wrap-style:square;mso-wrap-distance-left:9pt;mso-wrap-distance-top:0;mso-wrap-distance-right:9pt;mso-wrap-distance-bottom:0;mso-position-horizontal:absolute;mso-position-horizontal-relative:text;mso-position-vertical:absolute;mso-position-vertical-relative:text;v-text-anchor:top" o:gfxdata="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" fillcolor="white [3201]" strokeweight=".5pt">
+                <v:textbox>
+                  <w:txbxContent>
+                    <w:p>
+                      <w:r>
+                        <w:t>Gallery image</w:t>
+                      </w:r>
+                    </w:p>
+                    <w:p/>
+                  </w:txbxContent>
+                </v:textbox>
+              </v:shape>
+            </w:pict>
+          </mc:Fallback>
+        </mc:AlternateContent>
+      </w:r>
+      <w:r>
+        <w:rPr>
+          <w:noProof/>
+        </w:rPr>
+        <mc:AlternateContent>
+          <mc:Choice Requires="wps">
+            <w:drawing>
+              <wp:anchor distT="0" distB="0" distL="114300" distR="114300" simplePos="0" relativeHeight="251688960" behindDoc="0" locked="0" layoutInCell="1" allowOverlap="1" wp14:anchorId="67108CEB" wp14:editId="317F99CD">
+                <wp:simplePos x="0" y="0"/>
+                <wp:positionH relativeFrom="column">
+                  <wp:posOffset>2184400</wp:posOffset>
+                </wp:positionH>
+                <wp:positionV relativeFrom="paragraph">
+                  <wp:posOffset>4476750</wp:posOffset>
+                </wp:positionV>
+                <wp:extent cx="1485900" cy="1263650"/>
+                <wp:effectExtent l="0" t="0" r="19050" b="12700"/>
+                <wp:wrapNone/>
+                <wp:docPr id="1795614380" name="Text Box 35"/>
+                <wp:cNvGraphicFramePr/>
+                <a:graphic xmlns:a="http://schemas.openxmlformats.org/drawingml/2006/main">
+                  <a:graphicData uri="http://schemas.microsoft.com/office/word/2010/wordprocessingShape">
+                    <wps:wsp>
+                      <wps:cNvSpPr txBox="1"/>
+                      <wps:spPr>
+                        <a:xfrm>
+                          <a:off x="0" y="0"/>
+                          <a:ext cx="1485900" cy="1263650"/>
+                        </a:xfrm>
+                        <a:prstGeom prst="rect">
+                          <a:avLst/>
+                        </a:prstGeom>
+                        <a:solidFill>
+                          <a:schemeClr val="lt1"/>
+                        </a:solidFill>
+                        <a:ln w="6350">
+                          <a:solidFill>
+                            <a:prstClr val="black"/>
+                          </a:solidFill>
+                        </a:ln>
+                      </wps:spPr>
+                      <wps:txbx>
+                        <w:txbxContent>
+                          <w:p>
+                            <w:r>
+                              <w:t>Gallery image</w:t>
+                            </w:r>
+                          </w:p>
+                          <w:p/>
+                        </w:txbxContent>
+                      </wps:txbx>
+                      <wps:bodyPr rot="0" spcFirstLastPara="0" vertOverflow="overflow" horzOverflow="overflow" vert="horz" wrap="square" lIns="91440" tIns="45720" rIns="91440" bIns="45720" numCol="1" spcCol="0" rtlCol="0" fromWordArt="0" anchor="t" anchorCtr="0" forceAA="0" compatLnSpc="1">
+                        <a:prstTxWarp prst="textNoShape">
+                          <a:avLst/>
+                        </a:prstTxWarp>
+                        <a:noAutofit/>
+                      </wps:bodyPr>
+                    </wps:wsp>
+                  </a:graphicData>
+                </a:graphic>
+              </wp:anchor>
+            </w:drawing>
+          </mc:Choice>
+          <mc:Fallback>
+            <w:pict>
+              <v:shape w14:anchorId="67108CEB" id="Text Box 35" o:spid="_x0000_s1038" type="#_x0000_t202" style="position:absolute;margin-left:172pt;margin-top:352.5pt;width:117pt;height:99.5pt;z-index:251688960;visibility:visible;mso-wrap-style:square;mso-wrap-distance-left:9pt;mso-wrap-distance-top:0;mso-wrap-distance-right:9pt;mso-wrap-distance-bottom:0;mso-position-horizontal:absolute;mso-position-horizontal-relative:text;mso-position-vertical:absolute;mso-position-vertical-relative:text;v-text-anchor:top" o:gfxdata="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" fillcolor="white [3201]" strokeweight=".5pt">
+                <v:textbox>
+                  <w:txbxContent>
+                    <w:p>
+                      <w:r>
+                        <w:t>Gallery image</w:t>
+                      </w:r>
+                    </w:p>
+                    <w:p/>
+                  </w:txbxContent>
+                </v:textbox>
+              </v:shape>
+            </w:pict>
+          </mc:Fallback>
+        </mc:AlternateContent>
+      </w:r>
+      <w:r>
+        <w:rPr>
+          <w:noProof/>
+        </w:rPr>
+        <mc:AlternateContent>
+          <mc:Choice Requires="wps">
+            <w:drawing>
+              <wp:anchor distT="0" distB="0" distL="114300" distR="114300" simplePos="0" relativeHeight="251687936" behindDoc="0" locked="0" layoutInCell="1" allowOverlap="1" wp14:anchorId="77236172" wp14:editId="5453C469">
+                <wp:simplePos x="0" y="0"/>
+                <wp:positionH relativeFrom="column">
+                  <wp:posOffset>146050</wp:posOffset>
+                </wp:positionH>
+                <wp:positionV relativeFrom="paragraph">
+                  <wp:posOffset>4495800</wp:posOffset>
+                </wp:positionV>
+                <wp:extent cx="1524000" cy="1219200"/>
+                <wp:effectExtent l="0" t="0" r="19050" b="19050"/>
+                <wp:wrapNone/>
+                <wp:docPr id="171694053" name="Text Box 34"/>
+                <wp:cNvGraphicFramePr/>
+                <a:graphic xmlns:a="http://schemas.openxmlformats.org/drawingml/2006/main">
+                  <a:graphicData uri="http://schemas.microsoft.com/office/word/2010/wordprocessingShape">
+                    <wps:wsp>
+                      <wps:cNvSpPr txBox="1"/>
+                      <wps:spPr>
+                        <a:xfrm>
+                          <a:off x="0" y="0"/>
+                          <a:ext cx="1524000" cy="1219200"/>
+                        </a:xfrm>
+                        <a:prstGeom prst="rect">
+                          <a:avLst/>
+                        </a:prstGeom>
+                        <a:solidFill>
+                          <a:schemeClr val="lt1"/>
+                        </a:solidFill>
+                        <a:ln w="6350">
+                          <a:solidFill>
+                            <a:prstClr val="black"/>
+                          </a:solidFill>
+                        </a:ln>
+                      </wps:spPr>
+                      <wps:txbx>
+                        <w:txbxContent>
+                          <w:p>
+                            <w:r>
+                              <w:t>Gallery image</w:t>
+                            </w:r>
+                          </w:p>
+                        </w:txbxContent>
+                      </wps:txbx>
+                      <wps:bodyPr rot="0" spcFirstLastPara="0" vertOverflow="overflow" horzOverflow="overflow" vert="horz" wrap="square" lIns="91440" tIns="45720" rIns="91440" bIns="45720" numCol="1" spcCol="0" rtlCol="0" fromWordArt="0" anchor="t" anchorCtr="0" forceAA="0" compatLnSpc="1">
+                        <a:prstTxWarp prst="textNoShape">
+                          <a:avLst/>
+                        </a:prstTxWarp>
+                        <a:noAutofit/>
+                      </wps:bodyPr>
+                    </wps:wsp>
+                  </a:graphicData>
+                </a:graphic>
+              </wp:anchor>
+            </w:drawing>
+          </mc:Choice>
+          <mc:Fallback>
+            <w:pict>
+              <v:shape w14:anchorId="77236172" id="Text Box 34" o:spid="_x0000_s1039" type="#_x0000_t202" style="position:absolute;margin-left:11.5pt;margin-top:354pt;width:120pt;height:96pt;z-index:251687936;visibility:visible;mso-wrap-style:square;mso-wrap-distance-left:9pt;mso-wrap-distance-top:0;mso-wrap-distance-right:9pt;mso-wrap-distance-bottom:0;mso-position-horizontal:absolute;mso-position-horizontal-relative:text;mso-position-vertical:absolute;mso-position-vertical-relative:text;v-text-anchor:top" o:gfxdata="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" fillcolor="white [3201]" strokeweight=".5pt">
+                <v:textbox>
+                  <w:txbxContent>
+                    <w:p>
+                      <w:r>
+                        <w:t>Gallery image</w:t>
+                      </w:r>
+                    </w:p>
+                  </w:txbxContent>
+                </v:textbox>
+              </v:shape>
+            </w:pict>
+          </mc:Fallback>
+        </mc:AlternateContent>
+      </w:r>
+      <w:r>
+        <w:rPr>
+          <w:noProof/>
+        </w:rPr>
+        <mc:AlternateContent>
+          <mc:Choice Requires="wps">
+            <w:drawing>
+              <wp:anchor distT="0" distB="0" distL="114300" distR="114300" simplePos="0" relativeHeight="251686912" behindDoc="0" locked="0" layoutInCell="1" allowOverlap="1" wp14:anchorId="08F43EE2" wp14:editId="7C27492C">
+                <wp:simplePos x="0" y="0"/>
+                <wp:positionH relativeFrom="column">
+                  <wp:posOffset>44450</wp:posOffset>
+                </wp:positionH>
+                <wp:positionV relativeFrom="paragraph">
+                  <wp:posOffset>4000500</wp:posOffset>
+                </wp:positionV>
+                <wp:extent cx="6362700" cy="0"/>
+                <wp:effectExtent l="0" t="0" r="0" b="0"/>
+                <wp:wrapNone/>
+                <wp:docPr id="298976588" name="Straight Connector 33"/>
+                <wp:cNvGraphicFramePr/>
+                <a:graphic xmlns:a="http://schemas.openxmlformats.org/drawingml/2006/main">
+                  <a:graphicData uri="http://schemas.microsoft.com/office/word/2010/wordprocessingShape">
+                    <wps:wsp>
+                      <wps:cNvCnPr/>
+                      <wps:spPr>
+                        <a:xfrm flipV="1">
+                          <a:off x="0" y="0"/>
+                          <a:ext cx="6362700" cy="0"/>
+                        </a:xfrm>
+                        <a:prstGeom prst="line">
+                          <a:avLst/>
+                        </a:prstGeom>
+                      </wps:spPr>
+                      <wps:style>
+                        <a:lnRef idx="2">
+                          <a:schemeClr val="dk1"/>
+                        </a:lnRef>
+                        <a:fillRef idx="0">
+                          <a:schemeClr val="dk1"/>
+                        </a:fillRef>
+                        <a:effectRef idx="1">
+                          <a:schemeClr val="dk1"/>
+                        </a:effectRef>
+                        <a:fontRef idx="minor">
+                          <a:schemeClr val="tx1"/>
+                        </a:fontRef>
+                      </wps:style>
+                      <wps:bodyPr/>
+                    </wps:wsp>
+                  </a:graphicData>
+                </a:graphic>
+                <wp14:sizeRelV relativeFrom="margin">
+                  <wp14:pctHeight>0</wp14:pctHeight>
+                </wp14:sizeRelV>
+              </wp:anchor>
+            </w:drawing>
+          </mc:Choice>
+          <mc:Fallback>
+            <w:pict>
+              <v:line w14:anchorId="360DA1A2" id="Straight Connector 33" o:spid="_x0000_s1026" style="position:absolute;flip:y;z-index:251686912;visibility:visible;mso-wrap-style:square;mso-height-percent:0;mso-wrap-distance-left:9pt;mso-wrap-distance-top:0;mso-wrap-distance-right:9pt;mso-wrap-distance-bottom:0;mso-position-horizontal:absolute;mso-position-horizontal-relative:text;mso-position-vertical:absolute;mso-position-vertical-relative:text;mso-height-percent:0;mso-height-relative:margin" from="3.5pt,315pt" to="504.5pt,315pt" o:gfxdata="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" strokecolor="black [3200]" strokeweight="1.5pt">
+                <v:stroke joinstyle="miter"/>
+              </v:line>
+            </w:pict>
+          </mc:Fallback>
+        </mc:AlternateContent>
+      </w:r>
+      <w:r>
+        <w:rPr>
+          <w:noProof/>
+        </w:rPr>
+        <mc:AlternateContent>
+          <mc:Choice Requires="wps">
+            <w:drawing>
+              <wp:anchor distT="0" distB="0" distL="114300" distR="114300" simplePos="0" relativeHeight="251685888" behindDoc="0" locked="0" layoutInCell="1" allowOverlap="1" wp14:anchorId="5A28903E" wp14:editId="12E70440">
+                <wp:simplePos x="0" y="0"/>
+                <wp:positionH relativeFrom="column">
+                  <wp:posOffset>6350</wp:posOffset>
+                </wp:positionH>
+                <wp:positionV relativeFrom="paragraph">
+                  <wp:posOffset>3714750</wp:posOffset>
+                </wp:positionV>
+                <wp:extent cx="6451600" cy="2336800"/>
+                <wp:effectExtent l="0" t="0" r="25400" b="25400"/>
+                <wp:wrapNone/>
+                <wp:docPr id="1919245930" name="Text Box 32"/>
+                <wp:cNvGraphicFramePr/>
+                <a:graphic xmlns:a="http://schemas.openxmlformats.org/drawingml/2006/main">
+                  <a:graphicData uri="http://schemas.microsoft.com/office/word/2010/wordprocessingShape">
+                    <wps:wsp>
+                      <wps:cNvSpPr txBox="1"/>
+                      <wps:spPr>
+                        <a:xfrm>
+                          <a:off x="0" y="0"/>
+                          <a:ext cx="6451600" cy="2336800"/>
+                        </a:xfrm>
+                        <a:prstGeom prst="rect">
+                          <a:avLst/>
+                        </a:prstGeom>
+                        <a:solidFill>
+                          <a:schemeClr val="lt1"/>
+                        </a:solidFill>
+                        <a:ln w="6350">
+                          <a:solidFill>
+                            <a:prstClr val="black"/>
+                          </a:solidFill>
+                        </a:ln>
+                      </wps:spPr>
+                      <wps:txbx>
+                        <w:txbxContent>
+                          <w:p>
+                            <w:pPr>
+                              <w:jc w:val="center"/>
+                            </w:pPr>
+                            <w:r>
+                              <w:t>Lookbook</w:t>
+                            </w:r>
+                          </w:p>
+                          <w:p>
+                            <w:pPr>
+                              <w:jc w:val="center"/>
+                            </w:pPr>
+                            <w:r>
+                              <w:t>Style Inspiration</w:t>
+                            </w:r>
+                          </w:p>
+                        </w:txbxContent>
+                      </wps:txbx>
+                      <wps:bodyPr rot="0" spcFirstLastPara="0" vertOverflow="overflow" horzOverflow="overflow" vert="horz" wrap="square" lIns="91440" tIns="45720" rIns="91440" bIns="45720" numCol="1" spcCol="0" rtlCol="0" fromWordArt="0" anchor="t" anchorCtr="0" forceAA="0" compatLnSpc="1">
+                        <a:prstTxWarp prst="textNoShape">
+                          <a:avLst/>
+                        </a:prstTxWarp>
+                        <a:noAutofit/>
+                      </wps:bodyPr>
+                    </wps:wsp>
+                  </a:graphicData>
+                </a:graphic>
+                <wp14:sizeRelH relativeFrom="margin">
+                  <wp14:pctWidth>0</wp14:pctWidth>
+                </wp14:sizeRelH>
+              </wp:anchor>
+            </w:drawing>
+          </mc:Choice>
+          <mc:Fallback>
+            <w:pict>
+              <v:shape w14:anchorId="5A28903E" id="Text Box 32" o:spid="_x0000_s1040" type="#_x0000_t202" style="position:absolute;margin-left:.5pt;margin-top:292.5pt;width:508pt;height:184pt;z-index:251685888;visibility:visible;mso-wrap-style:square;mso-width-percent:0;mso-wrap-distance-left:9pt;mso-wrap-distance-top:0;mso-wrap-distance-right:9pt;mso-wrap-distance-bottom:0;mso-position-horizontal:absolute;mso-position-horizontal-relative:text;mso-position-vertical:absolute;mso-position-vertical-relative:text;mso-width-percent:0;mso-width-relative:margin;v-text-anchor:top" o:gfxdata="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" fillcolor="white [3201]" strokeweight=".5pt">
+                <v:textbox>
+                  <w:txbxContent>
+                    <w:p>
+                      <w:pPr>
+                        <w:jc w:val="center"/>
+                      </w:pPr>
+                      <w:r>
+                        <w:t>Lookbook</w:t>
+                      </w:r>
+                    </w:p>
+                    <w:p>
+                      <w:pPr>
+                        <w:jc w:val="center"/>
+                      </w:pPr>
+                      <w:r>
+                        <w:t>Style Inspiration</w:t>
+                      </w:r>
+                    </w:p>
+                  </w:txbxContent>
+                </v:textbox>
+              </v:shape>
+            </w:pict>
+          </mc:Fallback>
+        </mc:AlternateContent>
+      </w:r>
+      <w:r>
+        <w:rPr>
+          <w:noProof/>
+        </w:rPr>
+        <mc:AlternateContent>
+          <mc:Choice Requires="wps">
+            <w:drawing>
+              <wp:anchor distT="0" distB="0" distL="114300" distR="114300" simplePos="0" relativeHeight="251684864" behindDoc="0" locked="0" layoutInCell="1" allowOverlap="1" wp14:anchorId="32420AA1" wp14:editId="362F8A17">
+                <wp:simplePos x="0" y="0"/>
+                <wp:positionH relativeFrom="column">
+                  <wp:posOffset>4222750</wp:posOffset>
+                </wp:positionH>
+                <wp:positionV relativeFrom="paragraph">
+                  <wp:posOffset>2070100</wp:posOffset>
+                </wp:positionV>
+                <wp:extent cx="1162050" cy="292100"/>
+                <wp:effectExtent l="0" t="0" r="19050" b="12700"/>
+                <wp:wrapNone/>
+                <wp:docPr id="187006694" name="Text Box 31"/>
+                <wp:cNvGraphicFramePr/>
+                <a:graphic xmlns:a="http://schemas.openxmlformats.org/drawingml/2006/main">
+                  <a:graphicData uri="http://schemas.microsoft.com/office/word/2010/wordprocessingShape">
+                    <wps:wsp>
+                      <wps:cNvSpPr txBox="1"/>
+                      <wps:spPr>
+                        <a:xfrm>
+                          <a:off x="0" y="0"/>
+                          <a:ext cx="1162050" cy="292100"/>
+                        </a:xfrm>
+                        <a:prstGeom prst="rect">
+                          <a:avLst/>
+                        </a:prstGeom>
+                        <a:ln/>
+                      </wps:spPr>
+                      <wps:style>
+                        <a:lnRef idx="2">
+                          <a:schemeClr val="accent4">
+                            <a:shade val="15000"/>
+                          </a:schemeClr>
+                        </a:lnRef>
+                        <a:fillRef idx="1">
+                          <a:schemeClr val="accent4"/>
+                        </a:fillRef>
+                        <a:effectRef idx="0">
+                          <a:schemeClr val="accent4"/>
+                        </a:effectRef>
+                        <a:fontRef idx="minor">
+                          <a:schemeClr val="lt1"/>
+                        </a:fontRef>
+                      </wps:style>
+                      <wps:txbx>
+                        <w:txbxContent>
+                          <w:p>
+                            <w:r>
+                              <w:t>View more</w:t>
+                            </w:r>
+                          </w:p>
+                        </w:txbxContent>
+                      </wps:txbx>
+                      <wps:bodyPr rot="0" spcFirstLastPara="0" vertOverflow="overflow" horzOverflow="overflow" vert="horz" wrap="square" lIns="91440" tIns="45720" rIns="91440" bIns="45720" numCol="1" spcCol="0" rtlCol="0" fromWordArt="0" anchor="t" anchorCtr="0" forceAA="0" compatLnSpc="1">
+                        <a:prstTxWarp prst="textNoShape">
+                          <a:avLst/>
+                        </a:prstTxWarp>
+                        <a:noAutofit/>
+                      </wps:bodyPr>
+                    </wps:wsp>
+                  </a:graphicData>
+                </a:graphic>
+              </wp:anchor>
+            </w:drawing>
+          </mc:Choice>
+          <mc:Fallback>
+            <w:pict>
+              <v:shape w14:anchorId="32420AA1" id="Text Box 31" o:spid="_x0000_s1041" type="#_x0000_t202" style="position:absolute;margin-left:332.5pt;margin-top:163pt;width:91.5pt;height:23pt;z-index:251684864;visibility:visible;mso-wrap-style:square;mso-wrap-distance-left:9pt;mso-wrap-distance-top:0;mso-wrap-distance-right:9pt;mso-wrap-distance-bottom:0;mso-position-horizontal:absolute;mso-position-horizontal-relative:text;mso-position-vertical:absolute;mso-position-vertical-relative:text;v-text-anchor:top" o:gfxdata="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" fillcolor="#0f9ed5 [3207]" strokecolor="#02171f [487]" strokeweight="1.5pt">
+                <v:textbox>
+                  <w:txbxContent>
+                    <w:p>
+                      <w:r>
+                        <w:t>View more</w:t>
+                      </w:r>
+                    </w:p>
+                  </w:txbxContent>
+                </v:textbox>
+              </v:shape>
+            </w:pict>
+          </mc:Fallback>
+        </mc:AlternateContent>
+      </w:r>
+      <w:r>
+        <w:rPr>
+          <w:noProof/>
+        </w:rPr>
+        <mc:AlternateContent>
+          <mc:Choice Requires="wps">
+            <w:drawing>
+              <wp:anchor distT="0" distB="0" distL="114300" distR="114300" simplePos="0" relativeHeight="251683840" behindDoc="0" locked="0" layoutInCell="1" allowOverlap="1" wp14:anchorId="4F65E087" wp14:editId="321F36B5">
+                <wp:simplePos x="0" y="0"/>
+                <wp:positionH relativeFrom="column">
+                  <wp:posOffset>4178300</wp:posOffset>
+                </wp:positionH>
+                <wp:positionV relativeFrom="paragraph">
+                  <wp:posOffset>1727200</wp:posOffset>
+                </wp:positionV>
+                <wp:extent cx="1263650" cy="0"/>
+                <wp:effectExtent l="0" t="0" r="0" b="0"/>
+                <wp:wrapNone/>
+                <wp:docPr id="886949432" name="Straight Connector 30"/>
+                <wp:cNvGraphicFramePr/>
+                <a:graphic xmlns:a="http://schemas.openxmlformats.org/drawingml/2006/main">
+                  <a:graphicData uri="http://schemas.microsoft.com/office/word/2010/wordprocessingShape">
+                    <wps:wsp>
+                      <wps:cNvCnPr/>
+                      <wps:spPr>
+                        <a:xfrm>
+                          <a:off x="0" y="0"/>
+                          <a:ext cx="1263650" cy="0"/>
+                        </a:xfrm>
+                        <a:prstGeom prst="line">
+                          <a:avLst/>
+                        </a:prstGeom>
+                      </wps:spPr>
+                      <wps:style>
+                        <a:lnRef idx="2">
+                          <a:schemeClr val="dk1"/>
+                        </a:lnRef>
+                        <a:fillRef idx="0">
+                          <a:schemeClr val="dk1"/>
+                        </a:fillRef>
+                        <a:effectRef idx="1">
+                          <a:schemeClr val="dk1"/>
+                        </a:effectRef>
+                        <a:fontRef idx="minor">
+                          <a:schemeClr val="tx1"/>
+                        </a:fontRef>
+                      </wps:style>
+                      <wps:bodyPr/>
+                    </wps:wsp>
+                  </a:graphicData>
+                </a:graphic>
+              </wp:anchor>
+            </w:drawing>
+          </mc:Choice>
+          <mc:Fallback>
+            <w:pict>
+              <v:line w14:anchorId="3DB3CB9F" id="Straight Connector 30" o:spid="_x0000_s1026" style="position:absolute;z-index:251683840;visibility:visible;mso-wrap-style:square;mso-wrap-distance-left:9pt;mso-wrap-distance-top:0;mso-wrap-distance-right:9pt;mso-wrap-distance-bottom:0;mso-position-horizontal:absolute;mso-position-horizontal-relative:text;mso-position-vertical:absolute;mso-position-vertical-relative:text" from="329pt,136pt" to="428.5pt,136pt" o:gfxdata="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" strokecolor="black [3200]" strokeweight="1.5pt">
+                <v:stroke joinstyle="miter"/>
+              </v:line>
+            </w:pict>
+          </mc:Fallback>
+        </mc:AlternateContent>
+      </w:r>
+      <w:r>
+        <w:rPr>
+          <w:noProof/>
+        </w:rPr>
+        <mc:AlternateContent>
+          <mc:Choice Requires="wps">
+            <w:drawing>
+              <wp:anchor distT="0" distB="0" distL="114300" distR="114300" simplePos="0" relativeHeight="251682816" behindDoc="0" locked="0" layoutInCell="1" allowOverlap="1" wp14:anchorId="30022A23" wp14:editId="0CF51529">
+                <wp:simplePos x="0" y="0"/>
+                <wp:positionH relativeFrom="column">
+                  <wp:posOffset>4159250</wp:posOffset>
+                </wp:positionH>
+                <wp:positionV relativeFrom="paragraph">
+                  <wp:posOffset>1397000</wp:posOffset>
+                </wp:positionV>
+                <wp:extent cx="1301750" cy="996950"/>
+                <wp:effectExtent l="0" t="0" r="0" b="0"/>
+                <wp:wrapNone/>
+                <wp:docPr id="2142236354" name="Text Box 29"/>
+                <wp:cNvGraphicFramePr/>
+                <a:graphic xmlns:a="http://schemas.openxmlformats.org/drawingml/2006/main">
+                  <a:graphicData uri="http://schemas.microsoft.com/office/word/2010/wordprocessingShape">
+                    <wps:wsp>
+                      <wps:cNvSpPr txBox="1"/>
+                      <wps:spPr>
+                        <a:xfrm>
+                          <a:off x="0" y="0"/>
+                          <a:ext cx="1301750" cy="996950"/>
+                        </a:xfrm>
+                        <a:prstGeom prst="rect">
+                          <a:avLst/>
+                        </a:prstGeom>
+                        <a:noFill/>
+                        <a:ln>
+                          <a:noFill/>
+                        </a:ln>
+                      </wps:spPr>
+                      <wps:style>
+                        <a:lnRef idx="0">
+                          <a:scrgbClr r="0" g="0" b="0"/>
+                        </a:lnRef>
+                        <a:fillRef idx="0">
+                          <a:scrgbClr r="0" g="0" b="0"/>
+                        </a:fillRef>
+                        <a:effectRef idx="0">
+                          <a:scrgbClr r="0" g="0" b="0"/>
+                        </a:effectRef>
+                        <a:fontRef idx="minor">
+                          <a:schemeClr val="dk1"/>
+                        </a:fontRef>
+                      </wps:style>
+                      <wps:txbx>
+                        <w:txbxContent>
+                          <w:p>
+                            <w:pPr>
+                              <w:jc w:val="center"/>
+                            </w:pPr>
+                            <w:r>
+                              <w:t>Accessories</w:t>
+                            </w:r>
+                          </w:p>
+                          <w:p>
+                            <w:pPr>
+                              <w:jc w:val="center"/>
+                            </w:pPr>
+                            <w:r>
+                              <w:rPr>
+                                <w:noProof/>
+                              </w:rPr>
+                              <w:drawing>
+                                <wp:inline distT="0" distB="0" distL="0" distR="0" wp14:anchorId="12A50658" wp14:editId="5FF10800">
+                                  <wp:extent cx="1004570" cy="20320"/>
+                                  <wp:effectExtent l="0" t="0" r="0" b="0"/>
+                                  <wp:docPr id="968131097" name="Picture 24"/>
+                                  <wp:cNvGraphicFramePr>
+                                    <a:graphicFrameLocks xmlns:a="http://schemas.openxmlformats.org/drawingml/2006/main" noChangeAspect="1"/>
+                                  </wp:cNvGraphicFramePr>
+                                  <a:graphic xmlns:a="http://schemas.openxmlformats.org/drawingml/2006/main">
+                                    <a:graphicData uri="http://schemas.openxmlformats.org/drawingml/2006/picture">
+                                      <pic:pic xmlns:pic="http://schemas.openxmlformats.org/drawingml/2006/picture">
+                                        <pic:nvPicPr>
+                                          <pic:cNvPr id="0" name="Picture 2"/>
+                                          <pic:cNvPicPr>
+                                            <a:picLocks noChangeAspect="1" noChangeArrowheads="1"/>
+                                          </pic:cNvPicPr>
+                                        </pic:nvPicPr>
+                                        <pic:blipFill>
+                                          <a:blip r:embed="rId7">
+                                            <a:extLst>
+                                              <a:ext uri="{28A0092B-C50C-407E-A947-70E740481C1C}">
+                                                <a14:useLocalDpi xmlns:a14="http://schemas.microsoft.com/office/drawing/2010/main" val="0"/>
+                                              </a:ext>
+                                            </a:extLst>
+                                          </a:blip>
+                                          <a:srcRect/>
+                                          <a:stretch>
+                                            <a:fillRect/>
+                                          </a:stretch>
+                                        </pic:blipFill>
+                                        <pic:spPr bwMode="auto">
+                                          <a:xfrm>
+                                            <a:off x="0" y="0"/>
+                                            <a:ext cx="1004570" cy="20320"/>
+                                          </a:xfrm>
+                                          <a:prstGeom prst="rect">
+                                            <a:avLst/>
+                                          </a:prstGeom>
+                                          <a:noFill/>
+                                          <a:ln>
+                                            <a:noFill/>
+                                          </a:ln>
+                                        </pic:spPr>
+                                      </pic:pic>
+                                    </a:graphicData>
+                                  </a:graphic>
+                                </wp:inline>
+                              </w:drawing>
+                            </w:r>
+                          </w:p>
+                          <w:p>
+                            <w:pPr>
+                              <w:jc w:val="center"/>
+                            </w:pPr>
+                          </w:p>
+                        </w:txbxContent>
+                      </wps:txbx>
+                      <wps:bodyPr rot="0" spcFirstLastPara="0" vertOverflow="overflow" horzOverflow="overflow" vert="horz" wrap="square" lIns="91440" tIns="45720" rIns="91440" bIns="45720" numCol="1" spcCol="0" rtlCol="0" fromWordArt="0" anchor="t" anchorCtr="0" forceAA="0" compatLnSpc="1">
+                        <a:prstTxWarp prst="textNoShape">
+                          <a:avLst/>
+                        </a:prstTxWarp>
+                        <a:noAutofit/>
+                      </wps:bodyPr>
+                    </wps:wsp>
+                  </a:graphicData>
+                </a:graphic>
+              </wp:anchor>
+            </w:drawing>
+          </mc:Choice>
+          <mc:Fallback>
+            <w:pict>
+              <v:shape w14:anchorId="30022A23" id="Text Box 29" o:spid="_x0000_s1042" type="#_x0000_t202" style="position:absolute;margin-left:327.5pt;margin-top:110pt;width:102.5pt;height:78.5pt;z-index:251682816;visibility:visible;mso-wrap-style:square;mso-wrap-distance-left:9pt;mso-wrap-distance-top:0;mso-wrap-distance-right:9pt;mso-wrap-distance-bottom:0;mso-position-horizontal:absolute;mso-position-horizontal-relative:text;mso-position-vertical:absolute;mso-position-vertical-relative:text;v-text-anchor:top" o:gfxdata="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" filled="f" stroked="f">
+                <v:textbox>
+                  <w:txbxContent>
+                    <w:p>
+                      <w:pPr>
+                        <w:jc w:val="center"/>
+                      </w:pPr>
+                      <w:r>
+                        <w:t>Accessories</w:t>
+                      </w:r>
+                    </w:p>
+                    <w:p>
+                      <w:pPr>
+                        <w:jc w:val="center"/>
+                      </w:pPr>
+                      <w:r>
+                        <w:rPr>
+                          <w:noProof/>
+                        </w:rPr>
+                        <w:drawing>
+                          <wp:inline distT="0" distB="0" distL="0" distR="0" wp14:anchorId="12A50658" wp14:editId="5FF10800">
+                            <wp:extent cx="1004570" cy="20320"/>
+                            <wp:effectExtent l="0" t="0" r="0" b="0"/>
+                            <wp:docPr id="968131097" name="Picture 24"/>
+                            <wp:cNvGraphicFramePr>
+                              <a:graphicFrameLocks xmlns:a="http://schemas.openxmlformats.org/drawingml/2006/main" noChangeAspect="1"/>
+                            </wp:cNvGraphicFramePr>
+                            <a:graphic xmlns:a="http://schemas.openxmlformats.org/drawingml/2006/main">
+                              <a:graphicData uri="http://schemas.openxmlformats.org/drawingml/2006/picture">
+                                <pic:pic xmlns:pic="http://schemas.openxmlformats.org/drawingml/2006/picture">
+                                  <pic:nvPicPr>
+                                    <pic:cNvPr id="0" name="Picture 2"/>
+                                    <pic:cNvPicPr>
+                                      <a:picLocks noChangeAspect="1" noChangeArrowheads="1"/>
+                                    </pic:cNvPicPr>
+                                  </pic:nvPicPr>
+                                  <pic:blipFill>
+                                    <a:blip r:embed="rId7">
+                                      <a:extLst>
+                                        <a:ext uri="{28A0092B-C50C-407E-A947-70E740481C1C}">
+                                          <a14:useLocalDpi xmlns:a14="http://schemas.microsoft.com/office/drawing/2010/main" val="0"/>
+                                        </a:ext>
+                                      </a:extLst>
+                                    </a:blip>
+                                    <a:srcRect/>
+                                    <a:stretch>
+                                      <a:fillRect/>
+                                    </a:stretch>
+                                  </pic:blipFill>
+                                  <pic:spPr bwMode="auto">
+                                    <a:xfrm>
+                                      <a:off x="0" y="0"/>
+                                      <a:ext cx="1004570" cy="20320"/>
+                                    </a:xfrm>
+                                    <a:prstGeom prst="rect">
+                                      <a:avLst/>
+                                    </a:prstGeom>
+                                    <a:noFill/>
+                                    <a:ln>
+                                      <a:noFill/>
+                                    </a:ln>
+                                  </pic:spPr>
+                                </pic:pic>
+                              </a:graphicData>
+                            </a:graphic>
+                          </wp:inline>
+                        </w:drawing>
+                      </w:r>
+                    </w:p>
+                    <w:p>
+                      <w:pPr>
+                        <w:jc w:val="center"/>
+                      </w:pPr>
+                    </w:p>
+                  </w:txbxContent>
+                </v:textbox>
+              </v:shape>
+            </w:pict>
+          </mc:Fallback>
+        </mc:AlternateContent>
+      </w:r>
+      <w:r>
+        <w:rPr>
+          <w:noProof/>
+        </w:rPr>
+        <mc:AlternateContent>
+          <mc:Choice Requires="wps">
+            <w:drawing>
+              <wp:anchor distT="0" distB="0" distL="114300" distR="114300" simplePos="0" relativeHeight="251681792" behindDoc="0" locked="0" layoutInCell="1" allowOverlap="1" wp14:anchorId="2F4FE886" wp14:editId="782B90F3">
+                <wp:simplePos x="0" y="0"/>
+                <wp:positionH relativeFrom="column">
+                  <wp:posOffset>4197350</wp:posOffset>
+                </wp:positionH>
+                <wp:positionV relativeFrom="paragraph">
+                  <wp:posOffset>596900</wp:posOffset>
+                </wp:positionV>
+                <wp:extent cx="1187450" cy="698500"/>
+                <wp:effectExtent l="0" t="0" r="12700" b="25400"/>
+                <wp:wrapNone/>
+                <wp:docPr id="861500198" name="Text Box 28"/>
+                <wp:cNvGraphicFramePr/>
+                <a:graphic xmlns:a="http://schemas.openxmlformats.org/drawingml/2006/main">
+                  <a:graphicData uri="http://schemas.microsoft.com/office/word/2010/wordprocessingShape">
+                    <wps:wsp>
+                      <wps:cNvSpPr txBox="1"/>
+                      <wps:spPr>
+                        <a:xfrm>
+                          <a:off x="0" y="0"/>
+                          <a:ext cx="1187450" cy="698500"/>
+                        </a:xfrm>
+                        <a:prstGeom prst="rect">
+                          <a:avLst/>
+                        </a:prstGeom>
+                        <a:solidFill>
+                          <a:schemeClr val="lt1"/>
+                        </a:solidFill>
+                        <a:ln w="6350">
+                          <a:solidFill>
+                            <a:prstClr val="black"/>
+                          </a:solidFill>
+                        </a:ln>
+                      </wps:spPr>
+                      <wps:txbx>
+                        <w:txbxContent>
+                          <w:p>
+                            <w:r>
+                              <w:t>Product image</w:t>
+                            </w:r>
+                          </w:p>
+                        </w:txbxContent>
+                      </wps:txbx>
+                      <wps:bodyPr rot="0" spcFirstLastPara="0" vertOverflow="overflow" horzOverflow="overflow" vert="horz" wrap="square" lIns="91440" tIns="45720" rIns="91440" bIns="45720" numCol="1" spcCol="0" rtlCol="0" fromWordArt="0" anchor="t" anchorCtr="0" forceAA="0" compatLnSpc="1">
+                        <a:prstTxWarp prst="textNoShape">
+                          <a:avLst/>
+                        </a:prstTxWarp>
+                        <a:noAutofit/>
+                      </wps:bodyPr>
+                    </wps:wsp>
+                  </a:graphicData>
+                </a:graphic>
+              </wp:anchor>
+            </w:drawing>
+          </mc:Choice>
+          <mc:Fallback>
+            <w:pict>
+              <v:shape w14:anchorId="2F4FE886" id="Text Box 28" o:spid="_x0000_s1043" type="#_x0000_t202" style="position:absolute;margin-left:330.5pt;margin-top:47pt;width:93.5pt;height:55pt;z-index:251681792;visibility:visible;mso-wrap-style:square;mso-wrap-distance-left:9pt;mso-wrap-distance-top:0;mso-wrap-distance-right:9pt;mso-wrap-distance-bottom:0;mso-position-horizontal:absolute;mso-position-horizontal-relative:text;mso-position-vertical:absolute;mso-position-vertical-relative:text;v-text-anchor:top" o:gfxdata="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" fillcolor="white [3201]" strokeweight=".5pt">
+                <v:textbox>
+                  <w:txbxContent>
+                    <w:p>
+                      <w:r>
+                        <w:t>Product image</w:t>
+                      </w:r>
+                    </w:p>
+                  </w:txbxContent>
+                </v:textbox>
+              </v:shape>
+            </w:pict>
+          </mc:Fallback>
+        </mc:AlternateContent>
+      </w:r>
+      <w:r>
+        <w:rPr>
+          <w:noProof/>
+        </w:rPr>
+        <mc:AlternateContent>
+          <mc:Choice Requires="wps">
+            <w:drawing>
+              <wp:anchor distT="0" distB="0" distL="114300" distR="114300" simplePos="0" relativeHeight="251680768" behindDoc="0" locked="0" layoutInCell="1" allowOverlap="1" wp14:anchorId="6E90C6F2" wp14:editId="3BFEAA8B">
+                <wp:simplePos x="0" y="0"/>
+                <wp:positionH relativeFrom="column">
+                  <wp:posOffset>2286000</wp:posOffset>
+                </wp:positionH>
+                <wp:positionV relativeFrom="paragraph">
+                  <wp:posOffset>2051050</wp:posOffset>
+                </wp:positionV>
+                <wp:extent cx="1189355" cy="311150"/>
+                <wp:effectExtent l="0" t="0" r="10795" b="12700"/>
+                <wp:wrapNone/>
+                <wp:docPr id="1773603391" name="Text Box 27"/>
+                <wp:cNvGraphicFramePr/>
+                <a:graphic xmlns:a="http://schemas.openxmlformats.org/drawingml/2006/main">
+                  <a:graphicData uri="http://schemas.microsoft.com/office/word/2010/wordprocessingShape">
+                    <wps:wsp>
+                      <wps:cNvSpPr txBox="1"/>
+                      <wps:spPr>
+                        <a:xfrm>
+                          <a:off x="0" y="0"/>
+                          <a:ext cx="1189355" cy="311150"/>
+                        </a:xfrm>
+                        <a:prstGeom prst="rect">
+                          <a:avLst/>
+                        </a:prstGeom>
+                        <a:ln/>
+                      </wps:spPr>
+                      <wps:style>
+                        <a:lnRef idx="2">
+                          <a:schemeClr val="accent4">
+                            <a:shade val="15000"/>
+                          </a:schemeClr>
+                        </a:lnRef>
+                        <a:fillRef idx="1">
+                          <a:schemeClr val="accent4"/>
+                        </a:fillRef>
+                        <a:effectRef idx="0">
+                          <a:schemeClr val="accent4"/>
+                        </a:effectRef>
+                        <a:fontRef idx="minor">
+                          <a:schemeClr val="lt1"/>
+                        </a:fontRef>
+                      </wps:style>
+                      <wps:txbx>
+                        <w:txbxContent>
+                          <w:p>
+                            <w:r>
+                              <w:t>View more</w:t>
+                            </w:r>
+                          </w:p>
+                        </w:txbxContent>
+                      </wps:txbx>
+                      <wps:bodyPr rot="0" spcFirstLastPara="0" vertOverflow="overflow" horzOverflow="overflow" vert="horz" wrap="square" lIns="91440" tIns="45720" rIns="91440" bIns="45720" numCol="1" spcCol="0" rtlCol="0" fromWordArt="0" anchor="t" anchorCtr="0" forceAA="0" compatLnSpc="1">
+                        <a:prstTxWarp prst="textNoShape">
+                          <a:avLst/>
+                        </a:prstTxWarp>
+                        <a:noAutofit/>
+                      </wps:bodyPr>
+                    </wps:wsp>
+                  </a:graphicData>
+                </a:graphic>
+                <wp14:sizeRelH relativeFrom="margin">
+                  <wp14:pctWidth>0</wp14:pctWidth>
+                </wp14:sizeRelH>
+                <wp14:sizeRelV relativeFrom="margin">
+                  <wp14:pctHeight>0</wp14:pctHeight>
+                </wp14:sizeRelV>
+              </wp:anchor>
+            </w:drawing>
+          </mc:Choice>
+          <mc:Fallback>
+            <w:pict>
+              <v:shape w14:anchorId="6E90C6F2" id="Text Box 27" o:spid="_x0000_s1044" type="#_x0000_t202" style="position:absolute;margin-left:180pt;margin-top:161.5pt;width:93.65pt;height:24.5pt;z-index:251680768;visibility:visible;mso-wrap-style:square;mso-width-percent:0;mso-height-percent:0;mso-wrap-distance-left:9pt;mso-wrap-distance-top:0;mso-wrap-distance-right:9pt;mso-wrap-distance-bottom:0;mso-position-horizontal:absolute;mso-position-horizontal-relative:text;mso-position-vertical:absolute;mso-position-vertical-relative:text;mso-width-percent:0;mso-height-percent:0;mso-width-relative:margin;mso-height-relative:margin;v-text-anchor:top" o:gfxdata="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" fillcolor="#0f9ed5 [3207]" strokecolor="#02171f [487]" strokeweight="1.5pt">
+                <v:textbox>
+                  <w:txbxContent>
+                    <w:p>
+                      <w:r>
+                        <w:t>View more</w:t>
+                      </w:r>
+                    </w:p>
+                  </w:txbxContent>
+                </v:textbox>
+              </v:shape>
+            </w:pict>
+          </mc:Fallback>
+        </mc:AlternateContent>
+      </w:r>
+      <w:r>
+        <w:rPr>
+          <w:noProof/>
+        </w:rPr>
+        <mc:AlternateContent>
+          <mc:Choice Requires="wps">
+            <w:drawing>
+              <wp:anchor distT="0" distB="0" distL="114300" distR="114300" simplePos="0" relativeHeight="251679744" behindDoc="0" locked="0" layoutInCell="1" allowOverlap="1" wp14:anchorId="6FDE1452" wp14:editId="2BA63D08">
+                <wp:simplePos x="0" y="0"/>
+                <wp:positionH relativeFrom="column">
+                  <wp:posOffset>2279650</wp:posOffset>
+                </wp:positionH>
+                <wp:positionV relativeFrom="paragraph">
+                  <wp:posOffset>1752600</wp:posOffset>
+                </wp:positionV>
+                <wp:extent cx="1143000" cy="0"/>
+                <wp:effectExtent l="0" t="0" r="0" b="0"/>
+                <wp:wrapNone/>
+                <wp:docPr id="626352410" name="Straight Connector 25"/>
+                <wp:cNvGraphicFramePr/>
+                <a:graphic xmlns:a="http://schemas.openxmlformats.org/drawingml/2006/main">
+                  <a:graphicData uri="http://schemas.microsoft.com/office/word/2010/wordprocessingShape">
+                    <wps:wsp>
+                      <wps:cNvCnPr/>
+                      <wps:spPr>
+                        <a:xfrm flipV="1">
+                          <a:off x="0" y="0"/>
+                          <a:ext cx="1143000" cy="0"/>
+                        </a:xfrm>
+                        <a:prstGeom prst="line">
+                          <a:avLst/>
+                        </a:prstGeom>
+                      </wps:spPr>
+                      <wps:style>
+                        <a:lnRef idx="2">
+                          <a:schemeClr val="dk1"/>
+                        </a:lnRef>
+                        <a:fillRef idx="0">
+                          <a:schemeClr val="dk1"/>
+                        </a:fillRef>
+                        <a:effectRef idx="1">
+                          <a:schemeClr val="dk1"/>
+                        </a:effectRef>
+                        <a:fontRef idx="minor">
+                          <a:schemeClr val="tx1"/>
+                        </a:fontRef>
+                      </wps:style>
+                      <wps:bodyPr/>
+                    </wps:wsp>
+                  </a:graphicData>
+                </a:graphic>
+                <wp14:sizeRelH relativeFrom="margin">
+                  <wp14:pctWidth>0</wp14:pctWidth>
+                </wp14:sizeRelH>
+                <wp14:sizeRelV relativeFrom="margin">
+                  <wp14:pctHeight>0</wp14:pctHeight>
+                </wp14:sizeRelV>
+              </wp:anchor>
+            </w:drawing>
+          </mc:Choice>
+          <mc:Fallback>
+            <w:pict>
+              <v:line w14:anchorId="327259FC" id="Straight Connector 25" o:spid="_x0000_s1026" style="position:absolute;flip:y;z-index:251679744;visibility:visible;mso-wrap-style:square;mso-width-percent:0;mso-height-percent:0;mso-wrap-distance-left:9pt;mso-wrap-distance-top:0;mso-wrap-distance-right:9pt;mso-wrap-distance-bottom:0;mso-position-horizontal:absolute;mso-position-horizontal-relative:text;mso-position-vertical:absolute;mso-position-vertical-relative:text;mso-width-percent:0;mso-height-percent:0;mso-width-relative:margin;mso-height-relative:margin" from="179.5pt,138pt" to="269.5pt,138pt" o:gfxdata="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" strokecolor="black [3200]" strokeweight="1.5pt">
+                <v:stroke joinstyle="miter"/>
+              </v:line>
+            </w:pict>
+          </mc:Fallback>
+        </mc:AlternateContent>
+      </w:r>
+      <w:r>
+        <w:rPr>
+          <w:noProof/>
+        </w:rPr>
+        <mc:AlternateContent>
+          <mc:Choice Requires="wps">
+            <w:drawing>
+              <wp:anchor distT="0" distB="0" distL="114300" distR="114300" simplePos="0" relativeHeight="251678720" behindDoc="0" locked="0" layoutInCell="1" allowOverlap="1" wp14:anchorId="6A93F084" wp14:editId="3F7449E8">
+                <wp:simplePos x="0" y="0"/>
+                <wp:positionH relativeFrom="column">
+                  <wp:posOffset>2260600</wp:posOffset>
+                </wp:positionH>
+                <wp:positionV relativeFrom="paragraph">
+                  <wp:posOffset>1371600</wp:posOffset>
+                </wp:positionV>
+                <wp:extent cx="1193800" cy="920750"/>
+                <wp:effectExtent l="0" t="0" r="0" b="0"/>
+                <wp:wrapNone/>
+                <wp:docPr id="937811905" name="Text Box 23"/>
+                <wp:cNvGraphicFramePr/>
+                <a:graphic xmlns:a="http://schemas.openxmlformats.org/drawingml/2006/main">
+                  <a:graphicData uri="http://schemas.microsoft.com/office/word/2010/wordprocessingShape">
+                    <wps:wsp>
+                      <wps:cNvSpPr txBox="1"/>
+                      <wps:spPr>
+                        <a:xfrm>
+                          <a:off x="0" y="0"/>
+                          <a:ext cx="1193800" cy="920750"/>
+                        </a:xfrm>
+                        <a:prstGeom prst="rect">
+                          <a:avLst/>
+                        </a:prstGeom>
+                        <a:noFill/>
+                        <a:ln>
+                          <a:noFill/>
+                        </a:ln>
+                      </wps:spPr>
+                      <wps:style>
+                        <a:lnRef idx="0">
+                          <a:scrgbClr r="0" g="0" b="0"/>
+                        </a:lnRef>
+                        <a:fillRef idx="0">
+                          <a:scrgbClr r="0" g="0" b="0"/>
+                        </a:fillRef>
+                        <a:effectRef idx="0">
+                          <a:scrgbClr r="0" g="0" b="0"/>
+                        </a:effectRef>
+                        <a:fontRef idx="minor">
+                          <a:schemeClr val="dk1"/>
+                        </a:fontRef>
+                      </wps:style>
+                      <wps:txbx>
+                        <w:txbxContent>
+                          <w:p>
+                            <w:proofErr w:type="spellStart"/>
+                            <w:r>
+                              <w:t>Womens</w:t>
+                            </w:r>
+                            <w:proofErr w:type="spellEnd"/>
+                            <w:r>
+                              <w:t xml:space="preserve"> Wear</w:t>
+                            </w:r>
+                          </w:p>
+                          <w:p>
+                            <w:r>
+                              <w:rPr>
+                                <w:noProof/>
+                              </w:rPr>
+                              <w:drawing>
+                                <wp:inline distT="0" distB="0" distL="0" distR="0" wp14:anchorId="27480425" wp14:editId="3E141D03">
+                                  <wp:extent cx="1004570" cy="20320"/>
+                                  <wp:effectExtent l="0" t="0" r="0" b="0"/>
+                                  <wp:docPr id="40923836" name="Picture 24"/>
+                                  <wp:cNvGraphicFramePr>
+                                    <a:graphicFrameLocks xmlns:a="http://schemas.openxmlformats.org/drawingml/2006/main" noChangeAspect="1"/>
+                                  </wp:cNvGraphicFramePr>
+                                  <a:graphic xmlns:a="http://schemas.openxmlformats.org/drawingml/2006/main">
+                                    <a:graphicData uri="http://schemas.openxmlformats.org/drawingml/2006/picture">
+                                      <pic:pic xmlns:pic="http://schemas.openxmlformats.org/drawingml/2006/picture">
+                                        <pic:nvPicPr>
+                                          <pic:cNvPr id="0" name="Picture 2"/>
+                                          <pic:cNvPicPr>
+                                            <a:picLocks noChangeAspect="1" noChangeArrowheads="1"/>
+                                          </pic:cNvPicPr>
+                                        </pic:nvPicPr>
+                                        <pic:blipFill>
+                                          <a:blip r:embed="rId7">
+                                            <a:extLst>
+                                              <a:ext uri="{28A0092B-C50C-407E-A947-70E740481C1C}">
+                                                <a14:useLocalDpi xmlns:a14="http://schemas.microsoft.com/office/drawing/2010/main" val="0"/>
+                                              </a:ext>
+                                            </a:extLst>
+                                          </a:blip>
+                                          <a:srcRect/>
+                                          <a:stretch>
+                                            <a:fillRect/>
+                                          </a:stretch>
+                                        </pic:blipFill>
+                                        <pic:spPr bwMode="auto">
+                                          <a:xfrm>
+                                            <a:off x="0" y="0"/>
+                                            <a:ext cx="1004570" cy="20320"/>
+                                          </a:xfrm>
+                                          <a:prstGeom prst="rect">
+                                            <a:avLst/>
+                                          </a:prstGeom>
+                                          <a:noFill/>
+                                          <a:ln>
+                                            <a:noFill/>
+                                          </a:ln>
+                                        </pic:spPr>
+                                      </pic:pic>
+                                    </a:graphicData>
+                                  </a:graphic>
+                                </wp:inline>
+                              </w:drawing>
+                            </w:r>
+                          </w:p>
+                        </w:txbxContent>
+                      </wps:txbx>
+                      <wps:bodyPr rot="0" spcFirstLastPara="0" vertOverflow="overflow" horzOverflow="overflow" vert="horz" wrap="square" lIns="91440" tIns="45720" rIns="91440" bIns="45720" numCol="1" spcCol="0" rtlCol="0" fromWordArt="0" anchor="t" anchorCtr="0" forceAA="0" compatLnSpc="1">
+                        <a:prstTxWarp prst="textNoShape">
+                          <a:avLst/>
+                        </a:prstTxWarp>
+                        <a:noAutofit/>
+                      </wps:bodyPr>
+                    </wps:wsp>
+                  </a:graphicData>
+                </a:graphic>
+              </wp:anchor>
+            </w:drawing>
+          </mc:Choice>
+          <mc:Fallback>
+            <w:pict>
+              <v:shape w14:anchorId="6A93F084" id="Text Box 23" o:spid="_x0000_s1045" type="#_x0000_t202" style="position:absolute;margin-left:178pt;margin-top:108pt;width:94pt;height:72.5pt;z-index:251678720;visibility:visible;mso-wrap-style:square;mso-wrap-distance-left:9pt;mso-wrap-distance-top:0;mso-wrap-distance-right:9pt;mso-wrap-distance-bottom:0;mso-position-horizontal:absolute;mso-position-horizontal-relative:text;mso-position-vertical:absolute;mso-position-vertical-relative:text;v-text-anchor:top" o:gfxdata="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" filled="f" stroked="f">
+                <v:textbox>
+                  <w:txbxContent>
+                    <w:p>
+                      <w:proofErr w:type="spellStart"/>
+                      <w:r>
+                        <w:t>Womens</w:t>
+                      </w:r>
+                      <w:proofErr w:type="spellEnd"/>
+                      <w:r>
+                        <w:t xml:space="preserve"> Wear</w:t>
+                      </w:r>
+                    </w:p>
+                    <w:p>
+                      <w:r>
+                        <w:rPr>
+                          <w:noProof/>
+                        </w:rPr>
+                        <w:drawing>
+                          <wp:inline distT="0" distB="0" distL="0" distR="0" wp14:anchorId="27480425" wp14:editId="3E141D03">
+                            <wp:extent cx="1004570" cy="20320"/>
+                            <wp:effectExtent l="0" t="0" r="0" b="0"/>
+                            <wp:docPr id="40923836" name="Picture 24"/>
+                            <wp:cNvGraphicFramePr>
+                              <a:graphicFrameLocks xmlns:a="http://schemas.openxmlformats.org/drawingml/2006/main" noChangeAspect="1"/>
+                            </wp:cNvGraphicFramePr>
+                            <a:graphic xmlns:a="http://schemas.openxmlformats.org/drawingml/2006/main">
+                              <a:graphicData uri="http://schemas.openxmlformats.org/drawingml/2006/picture">
+                                <pic:pic xmlns:pic="http://schemas.openxmlformats.org/drawingml/2006/picture">
+                                  <pic:nvPicPr>
+                                    <pic:cNvPr id="0" name="Picture 2"/>
+                                    <pic:cNvPicPr>
+                                      <a:picLocks noChangeAspect="1" noChangeArrowheads="1"/>
+                                    </pic:cNvPicPr>
+                                  </pic:nvPicPr>
+                                  <pic:blipFill>
+                                    <a:blip r:embed="rId7">
+                                      <a:extLst>
+                                        <a:ext uri="{28A0092B-C50C-407E-A947-70E740481C1C}">
+                                          <a14:useLocalDpi xmlns:a14="http://schemas.microsoft.com/office/drawing/2010/main" val="0"/>
+                                        </a:ext>
+                                      </a:extLst>
+                                    </a:blip>
+                                    <a:srcRect/>
+                                    <a:stretch>
+                                      <a:fillRect/>
+                                    </a:stretch>
+                                  </pic:blipFill>
+                                  <pic:spPr bwMode="auto">
+                                    <a:xfrm>
+                                      <a:off x="0" y="0"/>
+                                      <a:ext cx="1004570" cy="20320"/>
+                                    </a:xfrm>
+                                    <a:prstGeom prst="rect">
+                                      <a:avLst/>
+                                    </a:prstGeom>
+                                    <a:noFill/>
+                                    <a:ln>
+                                      <a:noFill/>
+                                    </a:ln>
+                                  </pic:spPr>
+                                </pic:pic>
+                              </a:graphicData>
+                            </a:graphic>
+                          </wp:inline>
+                        </w:drawing>
+                      </w:r>
+                    </w:p>
+                  </w:txbxContent>
+                </v:textbox>
+              </v:shape>
+            </w:pict>
+          </mc:Fallback>
+        </mc:AlternateContent>
+      </w:r>
+      <w:r>
+        <w:rPr>
+          <w:noProof/>
+        </w:rPr>
+        <mc:AlternateContent>
+          <mc:Choice Requires="wps">
+            <w:drawing>
+              <wp:anchor distT="0" distB="0" distL="114300" distR="114300" simplePos="0" relativeHeight="251677696" behindDoc="0" locked="0" layoutInCell="1" allowOverlap="1" wp14:anchorId="4CAF7CA8" wp14:editId="7C47596B">
+                <wp:simplePos x="0" y="0"/>
+                <wp:positionH relativeFrom="column">
+                  <wp:posOffset>2273300</wp:posOffset>
+                </wp:positionH>
+                <wp:positionV relativeFrom="paragraph">
+                  <wp:posOffset>596900</wp:posOffset>
+                </wp:positionV>
+                <wp:extent cx="1202400" cy="704850"/>
+                <wp:effectExtent l="0" t="0" r="17145" b="19050"/>
+                <wp:wrapNone/>
+                <wp:docPr id="278984341" name="Text Box 22"/>
+                <wp:cNvGraphicFramePr/>
+                <a:graphic xmlns:a="http://schemas.openxmlformats.org/drawingml/2006/main">
+                  <a:graphicData uri="http://schemas.microsoft.com/office/word/2010/wordprocessingShape">
+                    <wps:wsp>
+                      <wps:cNvSpPr txBox="1"/>
+                      <wps:spPr>
+                        <a:xfrm>
+                          <a:off x="0" y="0"/>
+                          <a:ext cx="1202400" cy="704850"/>
+                        </a:xfrm>
+                        <a:prstGeom prst="rect">
+                          <a:avLst/>
+                        </a:prstGeom>
+                        <a:solidFill>
+                          <a:schemeClr val="lt1"/>
+                        </a:solidFill>
+                        <a:ln w="6350">
+                          <a:solidFill>
+                            <a:prstClr val="black"/>
+                          </a:solidFill>
+                        </a:ln>
+                      </wps:spPr>
+                      <wps:txbx>
+                        <w:txbxContent>
+                          <w:p>
+                            <w:r>
+                              <w:t>Product image</w:t>
+                            </w:r>
+                          </w:p>
+                        </w:txbxContent>
+                      </wps:txbx>
+                      <wps:bodyPr rot="0" spcFirstLastPara="0" vertOverflow="overflow" horzOverflow="overflow" vert="horz" wrap="square" lIns="91440" tIns="45720" rIns="91440" bIns="45720" numCol="1" spcCol="0" rtlCol="0" fromWordArt="0" anchor="t" anchorCtr="0" forceAA="0" compatLnSpc="1">
+                        <a:prstTxWarp prst="textNoShape">
+                          <a:avLst/>
+                        </a:prstTxWarp>
+                        <a:noAutofit/>
+                      </wps:bodyPr>
+                    </wps:wsp>
+                  </a:graphicData>
+                </a:graphic>
+                <wp14:sizeRelH relativeFrom="margin">
+                  <wp14:pctWidth>0</wp14:pctWidth>
+                </wp14:sizeRelH>
+              </wp:anchor>
+            </w:drawing>
+          </mc:Choice>
+          <mc:Fallback>
+            <w:pict>
+              <v:shape w14:anchorId="4CAF7CA8" id="Text Box 22" o:spid="_x0000_s1046" type="#_x0000_t202" style="position:absolute;margin-left:179pt;margin-top:47pt;width:94.7pt;height:55.5pt;z-index:251677696;visibility:visible;mso-wrap-style:square;mso-width-percent:0;mso-wrap-distance-left:9pt;mso-wrap-distance-top:0;mso-wrap-distance-right:9pt;mso-wrap-distance-bottom:0;mso-position-horizontal:absolute;mso-position-horizontal-relative:text;mso-position-vertical:absolute;mso-position-vertical-relative:text;mso-width-percent:0;mso-width-relative:margin;v-text-anchor:top" o:gfxdata="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" fillcolor="white [3201]" strokeweight=".5pt">
+                <v:textbox>
+                  <w:txbxContent>
+                    <w:p>
+                      <w:r>
+                        <w:t>Product image</w:t>
+                      </w:r>
+                    </w:p>
+                  </w:txbxContent>
+                </v:textbox>
+              </v:shape>
+            </w:pict>
+          </mc:Fallback>
+        </mc:AlternateContent>
+      </w:r>
+      <w:r>
+        <w:rPr>
+          <w:noProof/>
+        </w:rPr>
+        <mc:AlternateContent>
+          <mc:Choice Requires="wps">
+            <w:drawing>
+              <wp:anchor distT="0" distB="0" distL="114300" distR="114300" simplePos="0" relativeHeight="251676672" behindDoc="0" locked="0" layoutInCell="1" allowOverlap="1" wp14:anchorId="364B42CE" wp14:editId="77FDC361">
+                <wp:simplePos x="0" y="0"/>
+                <wp:positionH relativeFrom="column">
+                  <wp:posOffset>190500</wp:posOffset>
+                </wp:positionH>
+                <wp:positionV relativeFrom="paragraph">
+                  <wp:posOffset>2076450</wp:posOffset>
+                </wp:positionV>
+                <wp:extent cx="1187450" cy="298450"/>
+                <wp:effectExtent l="0" t="0" r="12700" b="25400"/>
+                <wp:wrapNone/>
+                <wp:docPr id="1667765577" name="Text Box 21"/>
+                <wp:cNvGraphicFramePr/>
+                <a:graphic xmlns:a="http://schemas.openxmlformats.org/drawingml/2006/main">
+                  <a:graphicData uri="http://schemas.microsoft.com/office/word/2010/wordprocessingShape">
+                    <wps:wsp>
+                      <wps:cNvSpPr txBox="1"/>
+                      <wps:spPr>
+                        <a:xfrm>
+                          <a:off x="0" y="0"/>
+                          <a:ext cx="1187450" cy="298450"/>
+                        </a:xfrm>
+                        <a:prstGeom prst="rect">
+                          <a:avLst/>
+                        </a:prstGeom>
+                        <a:ln/>
+                      </wps:spPr>
+                      <wps:style>
+                        <a:lnRef idx="2">
+                          <a:schemeClr val="accent4">
+                            <a:shade val="15000"/>
+                          </a:schemeClr>
+                        </a:lnRef>
+                        <a:fillRef idx="1">
+                          <a:schemeClr val="accent4"/>
+                        </a:fillRef>
+                        <a:effectRef idx="0">
+                          <a:schemeClr val="accent4"/>
+                        </a:effectRef>
+                        <a:fontRef idx="minor">
+                          <a:schemeClr val="lt1"/>
+                        </a:fontRef>
+                      </wps:style>
+                      <wps:txbx>
+                        <w:txbxContent>
+                          <w:p>
+                            <w:r>
+                              <w:t>View more</w:t>
+                            </w:r>
+                          </w:p>
+                        </w:txbxContent>
+                      </wps:txbx>
+                      <wps:bodyPr rot="0" spcFirstLastPara="0" vertOverflow="overflow" horzOverflow="overflow" vert="horz" wrap="square" lIns="91440" tIns="45720" rIns="91440" bIns="45720" numCol="1" spcCol="0" rtlCol="0" fromWordArt="0" anchor="t" anchorCtr="0" forceAA="0" compatLnSpc="1">
+                        <a:prstTxWarp prst="textNoShape">
+                          <a:avLst/>
+                        </a:prstTxWarp>
+                        <a:noAutofit/>
+                      </wps:bodyPr>
+                    </wps:wsp>
+                  </a:graphicData>
+                </a:graphic>
+                <wp14:sizeRelV relativeFrom="margin">
+                  <wp14:pctHeight>0</wp14:pctHeight>
+                </wp14:sizeRelV>
+              </wp:anchor>
+            </w:drawing>
+          </mc:Choice>
+          <mc:Fallback>
+            <w:pict>
+              <v:shape w14:anchorId="364B42CE" id="Text Box 21" o:spid="_x0000_s1047" type="#_x0000_t202" style="position:absolute;margin-left:15pt;margin-top:163.5pt;width:93.5pt;height:23.5pt;z-index:251676672;visibility:visible;mso-wrap-style:square;mso-height-percent:0;mso-wrap-distance-left:9pt;mso-wrap-distance-top:0;mso-wrap-distance-right:9pt;mso-wrap-distance-bottom:0;mso-position-horizontal:absolute;mso-position-horizontal-relative:text;mso-position-vertical:absolute;mso-position-vertical-relative:text;mso-height-percent:0;mso-height-relative:margin;v-text-anchor:top" o:gfxdata="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" fillcolor="#0f9ed5 [3207]" strokecolor="#02171f [487]" strokeweight="1.5pt">
+                <v:textbox>
+                  <w:txbxContent>
+                    <w:p>
+                      <w:r>
+                        <w:t>View more</w:t>
+                      </w:r>
+                    </w:p>
+                  </w:txbxContent>
+                </v:textbox>
+              </v:shape>
+            </w:pict>
+          </mc:Fallback>
+        </mc:AlternateContent>
+      </w:r>
+      <w:r>
+        <w:rPr>
+          <w:noProof/>
+        </w:rPr>
+        <mc:AlternateContent>
+          <mc:Choice Requires="wps">
+            <w:drawing>
+              <wp:anchor distT="0" distB="0" distL="114300" distR="114300" simplePos="0" relativeHeight="251675648" behindDoc="0" locked="0" layoutInCell="1" allowOverlap="1" wp14:anchorId="624AD154" wp14:editId="06E2853A">
+                <wp:simplePos x="0" y="0"/>
+                <wp:positionH relativeFrom="column">
+                  <wp:posOffset>152400</wp:posOffset>
+                </wp:positionH>
+                <wp:positionV relativeFrom="paragraph">
+                  <wp:posOffset>1790700</wp:posOffset>
+                </wp:positionV>
+                <wp:extent cx="1244600" cy="6350"/>
+                <wp:effectExtent l="0" t="0" r="31750" b="31750"/>
+                <wp:wrapNone/>
+                <wp:docPr id="642989277" name="Straight Connector 19"/>
+                <wp:cNvGraphicFramePr/>
+                <a:graphic xmlns:a="http://schemas.openxmlformats.org/drawingml/2006/main">
+                  <a:graphicData uri="http://schemas.microsoft.com/office/word/2010/wordprocessingShape">
+                    <wps:wsp>
+                      <wps:cNvCnPr/>
+                      <wps:spPr>
+                        <a:xfrm flipV="1">
+                          <a:off x="0" y="0"/>
+                          <a:ext cx="1244600" cy="6350"/>
+                        </a:xfrm>
+                        <a:prstGeom prst="line">
+                          <a:avLst/>
+                        </a:prstGeom>
+                      </wps:spPr>
+                      <wps:style>
+                        <a:lnRef idx="2">
+                          <a:schemeClr val="dk1"/>
+                        </a:lnRef>
+                        <a:fillRef idx="0">
+                          <a:schemeClr val="dk1"/>
+                        </a:fillRef>
+                        <a:effectRef idx="1">
+                          <a:schemeClr val="dk1"/>
+                        </a:effectRef>
+                        <a:fontRef idx="minor">
+                          <a:schemeClr val="tx1"/>
+                        </a:fontRef>
+                      </wps:style>
+                      <wps:bodyPr/>
+                    </wps:wsp>
+                  </a:graphicData>
+                </a:graphic>
+                <wp14:sizeRelV relativeFrom="margin">
+                  <wp14:pctHeight>0</wp14:pctHeight>
+                </wp14:sizeRelV>
+              </wp:anchor>
+            </w:drawing>
+          </mc:Choice>
+          <mc:Fallback>
+            <w:pict>
+              <v:line w14:anchorId="2402D043" id="Straight Connector 19" o:spid="_x0000_s1026" style="position:absolute;flip:y;z-index:251675648;visibility:visible;mso-wrap-style:square;mso-height-percent:0;mso-wrap-distance-left:9pt;mso-wrap-distance-top:0;mso-wrap-distance-right:9pt;mso-wrap-distance-bottom:0;mso-position-horizontal:absolute;mso-position-horizontal-relative:text;mso-position-vertical:absolute;mso-position-vertical-relative:text;mso-height-percent:0;mso-height-relative:margin" from="12pt,141pt" to="110pt,141.5pt" o:gfxdata="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" strokecolor="black [3200]" strokeweight="1.5pt">
+                <v:stroke joinstyle="miter"/>
+              </v:line>
+            </w:pict>
+          </mc:Fallback>
+        </mc:AlternateContent>
+      </w:r>
+      <w:r>
+        <w:rPr>
+          <w:noProof/>
+        </w:rPr>
+        <mc:AlternateContent>
+          <mc:Choice Requires="wps">
+            <w:drawing>
+              <wp:anchor distT="0" distB="0" distL="114300" distR="114300" simplePos="0" relativeHeight="251674624" behindDoc="0" locked="0" layoutInCell="1" allowOverlap="1" wp14:anchorId="2A671ED8" wp14:editId="64F94F8F">
+                <wp:simplePos x="0" y="0"/>
+                <wp:positionH relativeFrom="column">
+                  <wp:posOffset>120650</wp:posOffset>
+                </wp:positionH>
+                <wp:positionV relativeFrom="paragraph">
+                  <wp:posOffset>1441450</wp:posOffset>
+                </wp:positionV>
+                <wp:extent cx="1327150" cy="952500"/>
+                <wp:effectExtent l="0" t="0" r="0" b="0"/>
+                <wp:wrapNone/>
+                <wp:docPr id="1026775351" name="Text Box 18"/>
+                <wp:cNvGraphicFramePr/>
+                <a:graphic xmlns:a="http://schemas.openxmlformats.org/drawingml/2006/main">
+                  <a:graphicData uri="http://schemas.microsoft.com/office/word/2010/wordprocessingShape">
+                    <wps:wsp>
+                      <wps:cNvSpPr txBox="1"/>
+                      <wps:spPr>
+                        <a:xfrm>
+                          <a:off x="0" y="0"/>
+                          <a:ext cx="1327150" cy="952500"/>
+                        </a:xfrm>
+                        <a:prstGeom prst="rect">
+                          <a:avLst/>
+                        </a:prstGeom>
+                        <a:noFill/>
+                        <a:ln>
+                          <a:noFill/>
+                        </a:ln>
+                      </wps:spPr>
+                      <wps:style>
+                        <a:lnRef idx="0">
+                          <a:scrgbClr r="0" g="0" b="0"/>
+                        </a:lnRef>
+                        <a:fillRef idx="0">
+                          <a:scrgbClr r="0" g="0" b="0"/>
+                        </a:fillRef>
+                        <a:effectRef idx="0">
+                          <a:scrgbClr r="0" g="0" b="0"/>
+                        </a:effectRef>
+                        <a:fontRef idx="minor">
+                          <a:schemeClr val="dk1"/>
+                        </a:fontRef>
+                      </wps:style>
+                      <wps:txbx>
+                        <w:txbxContent>
+                          <w:p>
+                            <w:pPr>
+                              <w:jc w:val="center"/>
+                            </w:pPr>
+                            <w:proofErr w:type="spellStart"/>
+                            <w:r>
+                              <w:t>Mens</w:t>
+                            </w:r>
+                            <w:proofErr w:type="spellEnd"/>
+                            <w:r>
+                              <w:t xml:space="preserve"> Wear</w:t>
+                            </w:r>
+                          </w:p>
+                          <w:p>
+                            <w:r>
+                              <w:rPr>
+                                <w:noProof/>
+                              </w:rPr>
+                              <w:drawing>
+                                <wp:inline distT="0" distB="0" distL="0" distR="0" wp14:anchorId="5903091D" wp14:editId="130759C9">
+                                  <wp:extent cx="1144270" cy="22860"/>
+                                  <wp:effectExtent l="0" t="0" r="0" b="0"/>
+                                  <wp:docPr id="596127280" name="Picture 20"/>
+                                  <wp:cNvGraphicFramePr>
+                                    <a:graphicFrameLocks xmlns:a="http://schemas.openxmlformats.org/drawingml/2006/main" noChangeAspect="1"/>
+                                  </wp:cNvGraphicFramePr>
+                                  <a:graphic xmlns:a="http://schemas.openxmlformats.org/drawingml/2006/main">
+                                    <a:graphicData uri="http://schemas.openxmlformats.org/drawingml/2006/picture">
+                                      <pic:pic xmlns:pic="http://schemas.openxmlformats.org/drawingml/2006/picture">
+                                        <pic:nvPicPr>
+                                          <pic:cNvPr id="0" name="Picture 1"/>
+                                          <pic:cNvPicPr>
+                                            <a:picLocks noChangeAspect="1" noChangeArrowheads="1"/>
+                                          </pic:cNvPicPr>
+                                        </pic:nvPicPr>
+                                        <pic:blipFill>
+                                          <a:blip r:embed="rId8">
+                                            <a:extLst>
+                                              <a:ext uri="{28A0092B-C50C-407E-A947-70E740481C1C}">
+                                                <a14:useLocalDpi xmlns:a14="http://schemas.microsoft.com/office/drawing/2010/main" val="0"/>
+                                              </a:ext>
+                                            </a:extLst>
+                                          </a:blip>
+                                          <a:srcRect/>
+                                          <a:stretch>
+                                            <a:fillRect/>
+                                          </a:stretch>
+                                        </pic:blipFill>
+                                        <pic:spPr bwMode="auto">
+                                          <a:xfrm>
+                                            <a:off x="0" y="0"/>
+                                            <a:ext cx="1144270" cy="22860"/>
+                                          </a:xfrm>
+                                          <a:prstGeom prst="rect">
+                                            <a:avLst/>
+                                          </a:prstGeom>
+                                          <a:noFill/>
+                                          <a:ln>
+                                            <a:noFill/>
+                                          </a:ln>
+                                        </pic:spPr>
+                                      </pic:pic>
+                                    </a:graphicData>
+                                  </a:graphic>
+                                </wp:inline>
+                              </w:drawing>
+                            </w:r>
+                          </w:p>
+                        </w:txbxContent>
+                      </wps:txbx>
+                      <wps:bodyPr rot="0" spcFirstLastPara="0" vertOverflow="overflow" horzOverflow="overflow" vert="horz" wrap="square" lIns="91440" tIns="45720" rIns="91440" bIns="45720" numCol="1" spcCol="0" rtlCol="0" fromWordArt="0" anchor="t" anchorCtr="0" forceAA="0" compatLnSpc="1">
+                        <a:prstTxWarp prst="textNoShape">
+                          <a:avLst/>
+                        </a:prstTxWarp>
+                        <a:noAutofit/>
+                      </wps:bodyPr>
+                    </wps:wsp>
+                  </a:graphicData>
+                </a:graphic>
+                <wp14:sizeRelH relativeFrom="margin">
+                  <wp14:pctWidth>0</wp14:pctWidth>
+                </wp14:sizeRelH>
+              </wp:anchor>
+            </w:drawing>
+          </mc:Choice>
+          <mc:Fallback>
+            <w:pict>
+              <v:shape w14:anchorId="2A671ED8" id="Text Box 18" o:spid="_x0000_s1048" type="#_x0000_t202" style="position:absolute;margin-left:9.5pt;margin-top:113.5pt;width:104.5pt;height:75pt;z-index:251674624;visibility:visible;mso-wrap-style:square;mso-width-percent:0;mso-wrap-distance-left:9pt;mso-wrap-distance-top:0;mso-wrap-distance-right:9pt;mso-wrap-distance-bottom:0;mso-position-horizontal:absolute;mso-position-horizontal-relative:text;mso-position-vertical:absolute;mso-position-vertical-relative:text;mso-width-percent:0;mso-width-relative:margin;v-text-anchor:top" o:gfxdata="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" filled="f" stroked="f">
+                <v:textbox>
+                  <w:txbxContent>
+                    <w:p>
+                      <w:pPr>
+                        <w:jc w:val="center"/>
+                      </w:pPr>
+                      <w:proofErr w:type="spellStart"/>
+                      <w:r>
+                        <w:t>Mens</w:t>
+                      </w:r>
+                      <w:proofErr w:type="spellEnd"/>
+                      <w:r>
+                        <w:t xml:space="preserve"> Wear</w:t>
+                      </w:r>
+                    </w:p>
+                    <w:p>
+                      <w:r>
+                        <w:rPr>
+                          <w:noProof/>
+                        </w:rPr>
+                        <w:drawing>
+                          <wp:inline distT="0" distB="0" distL="0" distR="0" wp14:anchorId="5903091D" wp14:editId="130759C9">
+                            <wp:extent cx="1144270" cy="22860"/>
+                            <wp:effectExtent l="0" t="0" r="0" b="0"/>
+                            <wp:docPr id="596127280" name="Picture 20"/>
+                            <wp:cNvGraphicFramePr>
+                              <a:graphicFrameLocks xmlns:a="http://schemas.openxmlformats.org/drawingml/2006/main" noChangeAspect="1"/>
+                            </wp:cNvGraphicFramePr>
+                            <a:graphic xmlns:a="http://schemas.openxmlformats.org/drawingml/2006/main">
+                              <a:graphicData uri="http://schemas.openxmlformats.org/drawingml/2006/picture">
+                                <pic:pic xmlns:pic="http://schemas.openxmlformats.org/drawingml/2006/picture">
+                                  <pic:nvPicPr>
+                                    <pic:cNvPr id="0" name="Picture 1"/>
+                                    <pic:cNvPicPr>
+                                      <a:picLocks noChangeAspect="1" noChangeArrowheads="1"/>
+                                    </pic:cNvPicPr>
+                                  </pic:nvPicPr>
+                                  <pic:blipFill>
+                                    <a:blip r:embed="rId8">
+                                      <a:extLst>
+                                        <a:ext uri="{28A0092B-C50C-407E-A947-70E740481C1C}">
+                                          <a14:useLocalDpi xmlns:a14="http://schemas.microsoft.com/office/drawing/2010/main" val="0"/>
+                                        </a:ext>
+                                      </a:extLst>
+                                    </a:blip>
+                                    <a:srcRect/>
+                                    <a:stretch>
+                                      <a:fillRect/>
+                                    </a:stretch>
+                                  </pic:blipFill>
+                                  <pic:spPr bwMode="auto">
+                                    <a:xfrm>
+                                      <a:off x="0" y="0"/>
+                                      <a:ext cx="1144270" cy="22860"/>
+                                    </a:xfrm>
+                                    <a:prstGeom prst="rect">
+                                      <a:avLst/>
+                                    </a:prstGeom>
+                                    <a:noFill/>
+                                    <a:ln>
+                                      <a:noFill/>
+                                    </a:ln>
+                                  </pic:spPr>
+                                </pic:pic>
+                              </a:graphicData>
+                            </a:graphic>
+                          </wp:inline>
+                        </w:drawing>
+                      </w:r>
+                    </w:p>
+                  </w:txbxContent>
+                </v:textbox>
+              </v:shape>
+            </w:pict>
+          </mc:Fallback>
+        </mc:AlternateContent>
+      </w:r>
+      <w:r>
+        <w:rPr>
+          <w:noProof/>
+        </w:rPr>
+        <mc:AlternateContent>
+          <mc:Choice Requires="wps">
+            <w:drawing>
+              <wp:anchor distT="0" distB="0" distL="114300" distR="114300" simplePos="0" relativeHeight="251673600" behindDoc="0" locked="0" layoutInCell="1" allowOverlap="1" wp14:anchorId="6DB7977D" wp14:editId="49D6A871">
+                <wp:simplePos x="0" y="0"/>
+                <wp:positionH relativeFrom="column">
+                  <wp:posOffset>285750</wp:posOffset>
+                </wp:positionH>
+                <wp:positionV relativeFrom="paragraph">
+                  <wp:posOffset>609600</wp:posOffset>
+                </wp:positionV>
+                <wp:extent cx="1206500" cy="679450"/>
+                <wp:effectExtent l="0" t="0" r="12700" b="25400"/>
+                <wp:wrapNone/>
+                <wp:docPr id="832805121" name="Text Box 16"/>
+                <wp:cNvGraphicFramePr/>
+                <a:graphic xmlns:a="http://schemas.openxmlformats.org/drawingml/2006/main">
+                  <a:graphicData uri="http://schemas.microsoft.com/office/word/2010/wordprocessingShape">
+                    <wps:wsp>
+                      <wps:cNvSpPr txBox="1"/>
+                      <wps:spPr>
+                        <a:xfrm>
+                          <a:off x="0" y="0"/>
+                          <a:ext cx="1206500" cy="679450"/>
+                        </a:xfrm>
+                        <a:prstGeom prst="rect">
+                          <a:avLst/>
+                        </a:prstGeom>
+                        <a:solidFill>
+                          <a:schemeClr val="lt1"/>
+                        </a:solidFill>
+                        <a:ln w="6350">
+                          <a:solidFill>
+                            <a:prstClr val="black"/>
+                          </a:solidFill>
+                        </a:ln>
+                      </wps:spPr>
+                      <wps:txbx>
+                        <w:txbxContent>
+                          <w:p>
+                            <w:r>
+                              <w:t>Product image</w:t>
+                            </w:r>
+                          </w:p>
+                        </w:txbxContent>
+                      </wps:txbx>
+                      <wps:bodyPr rot="0" spcFirstLastPara="0" vertOverflow="overflow" horzOverflow="overflow" vert="horz" wrap="square" lIns="91440" tIns="45720" rIns="91440" bIns="45720" numCol="1" spcCol="0" rtlCol="0" fromWordArt="0" anchor="t" anchorCtr="0" forceAA="0" compatLnSpc="1">
+                        <a:prstTxWarp prst="textNoShape">
+                          <a:avLst/>
+                        </a:prstTxWarp>
+                        <a:noAutofit/>
+                      </wps:bodyPr>
+                    </wps:wsp>
+                  </a:graphicData>
+                </a:graphic>
+              </wp:anchor>
+            </w:drawing>
+          </mc:Choice>
+          <mc:Fallback>
+            <w:pict>
+              <v:shape w14:anchorId="6DB7977D" id="Text Box 16" o:spid="_x0000_s1049" type="#_x0000_t202" style="position:absolute;margin-left:22.5pt;margin-top:48pt;width:95pt;height:53.5pt;z-index:251673600;visibility:visible;mso-wrap-style:square;mso-wrap-distance-left:9pt;mso-wrap-distance-top:0;mso-wrap-distance-right:9pt;mso-wrap-distance-bottom:0;mso-position-horizontal:absolute;mso-position-horizontal-relative:text;mso-position-vertical:absolute;mso-position-vertical-relative:text;v-text-anchor:top" o:gfxdata="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" fillcolor="white [3201]" strokeweight=".5pt">
+                <v:textbox>
+                  <w:txbxContent>
+                    <w:p>
+                      <w:r>
+                        <w:t>Product image</w:t>
+                      </w:r>
+                    </w:p>
+                  </w:txbxContent>
+                </v:textbox>
+              </v:shape>
+            </w:pict>
+          </mc:Fallback>
+        </mc:AlternateContent>
+      </w:r>
+      <w:r>
+        <w:rPr>
+          <w:noProof/>
+        </w:rPr>
+        <mc:AlternateContent>
+          <mc:Choice Requires="wps">
+            <w:drawing>
+              <wp:anchor distT="0" distB="0" distL="114300" distR="114300" simplePos="0" relativeHeight="251672576" behindDoc="0" locked="0" layoutInCell="1" allowOverlap="1" wp14:anchorId="4C4CF8F1" wp14:editId="5950BEB9">
+                <wp:simplePos x="0" y="0"/>
+                <wp:positionH relativeFrom="column">
+                  <wp:posOffset>76200</wp:posOffset>
+                </wp:positionH>
+                <wp:positionV relativeFrom="paragraph">
+                  <wp:posOffset>349250</wp:posOffset>
+                </wp:positionV>
+                <wp:extent cx="6156000" cy="0"/>
+                <wp:effectExtent l="0" t="0" r="0" b="0"/>
+                <wp:wrapNone/>
+                <wp:docPr id="1806499207" name="Straight Connector 15"/>
+                <wp:cNvGraphicFramePr/>
+                <a:graphic xmlns:a="http://schemas.openxmlformats.org/drawingml/2006/main">
+                  <a:graphicData uri="http://schemas.microsoft.com/office/word/2010/wordprocessingShape">
+                    <wps:wsp>
+                      <wps:cNvCnPr/>
+                      <wps:spPr>
+                        <a:xfrm flipV="1">
+                          <a:off x="0" y="0"/>
+                          <a:ext cx="6156000" cy="0"/>
+                        </a:xfrm>
+                        <a:prstGeom prst="line">
+                          <a:avLst/>
+                        </a:prstGeom>
+                      </wps:spPr>
+                      <wps:style>
+                        <a:lnRef idx="2">
+                          <a:schemeClr val="accent1"/>
+                        </a:lnRef>
+                        <a:fillRef idx="0">
+                          <a:schemeClr val="accent1"/>
+                        </a:fillRef>
+                        <a:effectRef idx="1">
+                          <a:schemeClr val="accent1"/>
+                        </a:effectRef>
+                        <a:fontRef idx="minor">
+                          <a:schemeClr val="tx1"/>
+                        </a:fontRef>
+                      </wps:style>
+                      <wps:bodyPr/>
+                    </wps:wsp>
+                  </a:graphicData>
+                </a:graphic>
+                <wp14:sizeRelH relativeFrom="margin">
+                  <wp14:pctWidth>0</wp14:pctWidth>
+                </wp14:sizeRelH>
+                <wp14:sizeRelV relativeFrom="margin">
+                  <wp14:pctHeight>0</wp14:pctHeight>
+                </wp14:sizeRelV>
+              </wp:anchor>
+            </w:drawing>
+          </mc:Choice>
+          <mc:Fallback>
+            <w:pict>
+              <v:line w14:anchorId="777FC729" id="Straight Connector 15" o:spid="_x0000_s1026" style="position:absolute;flip:y;z-index:251672576;visibility:visible;mso-wrap-style:square;mso-width-percent:0;mso-height-percent:0;mso-wrap-distance-left:9pt;mso-wrap-distance-top:0;mso-wrap-distance-right:9pt;mso-wrap-distance-bottom:0;mso-position-horizontal:absolute;mso-position-horizontal-relative:text;mso-position-vertical:absolute;mso-position-vertical-relative:text;mso-width-percent:0;mso-height-percent:0;mso-width-relative:margin;mso-height-relative:margin" from="6pt,27.5pt" to="490.7pt,27.5pt" o:gfxdata="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" strokecolor="#156082 [3204]" strokeweight="1.5pt">
+                <v:stroke joinstyle="miter"/>
+              </v:line>
+            </w:pict>
+          </mc:Fallback>
+        </mc:AlternateContent>
+      </w:r>
+      <w:r>
+        <w:rPr>
+          <w:noProof/>
+        </w:rPr>
+        <mc:AlternateContent>
+          <mc:Choice Requires="wps">
+            <w:drawing>
+              <wp:anchor distT="0" distB="0" distL="114300" distR="114300" simplePos="0" relativeHeight="251671552" behindDoc="0" locked="0" layoutInCell="1" allowOverlap="1" wp14:anchorId="4194A706" wp14:editId="2EECBCC7">
+                <wp:simplePos x="0" y="0"/>
+                <wp:positionH relativeFrom="column">
+                  <wp:posOffset>-6350</wp:posOffset>
+                </wp:positionH>
+                <wp:positionV relativeFrom="paragraph">
+                  <wp:posOffset>82550</wp:posOffset>
+                </wp:positionV>
+                <wp:extent cx="6356350" cy="2336800"/>
+                <wp:effectExtent l="0" t="0" r="25400" b="25400"/>
+                <wp:wrapNone/>
+                <wp:docPr id="1463674858" name="Text Box 14"/>
+                <wp:cNvGraphicFramePr/>
+                <a:graphic xmlns:a="http://schemas.openxmlformats.org/drawingml/2006/main">
+                  <a:graphicData uri="http://schemas.microsoft.com/office/word/2010/wordprocessingShape">
+                    <wps:wsp>
+                      <wps:cNvSpPr txBox="1"/>
+                      <wps:spPr>
+                        <a:xfrm>
+                          <a:off x="0" y="0"/>
+                          <a:ext cx="6356350" cy="2336800"/>
+                        </a:xfrm>
+                        <a:prstGeom prst="rect">
+                          <a:avLst/>
+                        </a:prstGeom>
+                        <a:solidFill>
+                          <a:schemeClr val="lt1"/>
+                        </a:solidFill>
+                        <a:ln w="6350">
+                          <a:solidFill>
+                            <a:prstClr val="black"/>
+                          </a:solidFill>
+                        </a:ln>
+                      </wps:spPr>
+                      <wps:txbx>
+                        <w:txbxContent>
+                          <w:p>
+                            <w:pPr>
+                              <w:jc w:val="center"/>
+                            </w:pPr>
+                            <w:r>
+                              <w:t>Our Collections</w:t>
+                            </w:r>
+                          </w:p>
+                          <w:p>
+                            <w:pPr>
+                              <w:jc w:val="center"/>
+                            </w:pPr>
+                          </w:p>
+                        </w:txbxContent>
+                      </wps:txbx>
+                      <wps:bodyPr rot="0" spcFirstLastPara="0" vertOverflow="overflow" horzOverflow="overflow" vert="horz" wrap="square" lIns="91440" tIns="45720" rIns="91440" bIns="45720" numCol="1" spcCol="0" rtlCol="0" fromWordArt="0" anchor="t" anchorCtr="0" forceAA="0" compatLnSpc="1">
+                        <a:prstTxWarp prst="textNoShape">
+                          <a:avLst/>
+                        </a:prstTxWarp>
+                        <a:noAutofit/>
+                      </wps:bodyPr>
+                    </wps:wsp>
+                  </a:graphicData>
+                </a:graphic>
+              </wp:anchor>
+            </w:drawing>
+          </mc:Choice>
+          <mc:Fallback>
+            <w:pict>
+              <v:shape w14:anchorId="4194A706" id="Text Box 14" o:spid="_x0000_s1050" type="#_x0000_t202" style="position:absolute;margin-left:-.5pt;margin-top:6.5pt;width:500.5pt;height:184pt;z-index:251671552;visibility:visible;mso-wrap-style:square;mso-wrap-distance-left:9pt;mso-wrap-distance-top:0;mso-wrap-distance-right:9pt;mso-wrap-distance-bottom:0;mso-position-horizontal:absolute;mso-position-horizontal-relative:text;mso-position-vertical:absolute;mso-position-vertical-relative:text;v-text-anchor:top" o:gfxdata="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" fillcolor="white [3201]" strokeweight=".5pt">
+                <v:textbox>
+                  <w:txbxContent>
+                    <w:p>
+                      <w:pPr>
+                        <w:jc w:val="center"/>
+                      </w:pPr>
+                      <w:r>
+                        <w:t>Our Collections</w:t>
+                      </w:r>
+                    </w:p>
+                    <w:p>
+                      <w:pPr>
+                        <w:jc w:val="center"/>
+                      </w:pPr>
+                    </w:p>
+                  </w:txbxContent>
+                </v:textbox>
+              </v:shape>
+            </w:pict>
+          </mc:Fallback>
+        </mc:AlternateContent>
+      </w:r>
+    </w:p>
+    <w:p/>
+    <w:p/>
+    <w:p/>
+    <w:p/>
+    <w:p/>
+    <w:p/>
+    <w:p/>
+    <w:p/>
+    <w:p/>
+    <w:p/>
+    <w:p/>
+    <w:p/>
+    <w:p/>
+    <w:p/>
+    <w:p/>
+    <w:p/>
+    <w:p/>
+    <w:p/>
+    <w:p/>
+    <w:p/>
+    <w:p/>
+    <w:p>
+      <w:pPr>
+        <w:tabs>
+          <w:tab w:val="left" w:pos="4090"/>
+        </w:tabs>
+      </w:pPr>
+      <w:r>
+        <w:tab/>
       </w:r>
     </w:p>
     <w:p>
-      <w:pPr>
-        <w:spacing w:before="100"/>
-      </w:pPr>
-      <w:r>
-        <w:lastRenderedPageBreak/>
-        <w:t xml:space="preserve">[ </w:t>
-      </w:r>
-      <w:r>
-        <w:rPr>
-          <w:rFonts w:ascii="Segoe UI Emoji" w:hAnsi="Segoe UI Emoji" w:cs="Segoe UI Emoji"/>
-        </w:rPr>
-        <w:t>💻</w:t>
-      </w:r>
-      <w:r>
-        <w:t xml:space="preserve"> </w:t>
-      </w:r>
-      <w:r>
-        <w:t>Skills]</w:t>
-      </w:r>
-      <w:r>
-        <w:t xml:space="preserve"> ──</w:t>
-      </w:r>
-      <w:r>
-        <w:rPr>
-          <w:rFonts w:ascii="Arial" w:hAnsi="Arial" w:cs="Arial"/>
-        </w:rPr>
-        <w:t>►</w:t>
-      </w:r>
-      <w:r>
-        <w:t xml:space="preserve"> SQL, Python, Power BI, Web Development</w:t>
+      <w:r>
+        <w:br w:type="page"/>
       </w:r>
     </w:p>
     <w:p>
       <w:pPr>
-        <w:spacing w:before="100"/>
-      </w:pPr>
-      <w:r>
-        <w:t xml:space="preserve">       │</w:t>
+        <w:tabs>
+          <w:tab w:val="left" w:pos="4090"/>
+        </w:tabs>
+      </w:pPr>
+      <w:r>
+        <w:rPr>
+          <w:noProof/>
+        </w:rPr>
+        <w:lastRenderedPageBreak/>
+        <mc:AlternateContent>
+          <mc:Choice Requires="wps">
+            <w:drawing>
+              <wp:anchor distT="0" distB="0" distL="114300" distR="114300" simplePos="0" relativeHeight="251698176" behindDoc="0" locked="0" layoutInCell="1" allowOverlap="1" wp14:anchorId="4D913C2F" wp14:editId="3D2B99F3">
+                <wp:simplePos x="0" y="0"/>
+                <wp:positionH relativeFrom="column">
+                  <wp:posOffset>4038600</wp:posOffset>
+                </wp:positionH>
+                <wp:positionV relativeFrom="paragraph">
+                  <wp:posOffset>4324350</wp:posOffset>
+                </wp:positionV>
+                <wp:extent cx="1085850" cy="704850"/>
+                <wp:effectExtent l="0" t="0" r="19050" b="19050"/>
+                <wp:wrapNone/>
+                <wp:docPr id="700811399" name="Text Box 44"/>
+                <wp:cNvGraphicFramePr/>
+                <a:graphic xmlns:a="http://schemas.openxmlformats.org/drawingml/2006/main">
+                  <a:graphicData uri="http://schemas.microsoft.com/office/word/2010/wordprocessingShape">
+                    <wps:wsp>
+                      <wps:cNvSpPr txBox="1"/>
+                      <wps:spPr>
+                        <a:xfrm>
+                          <a:off x="0" y="0"/>
+                          <a:ext cx="1085850" cy="704850"/>
+                        </a:xfrm>
+                        <a:prstGeom prst="rect">
+                          <a:avLst/>
+                        </a:prstGeom>
+                        <a:solidFill>
+                          <a:schemeClr val="lt1"/>
+                        </a:solidFill>
+                        <a:ln w="6350">
+                          <a:solidFill>
+                            <a:prstClr val="black"/>
+                          </a:solidFill>
+                        </a:ln>
+                      </wps:spPr>
+                      <wps:txbx>
+                        <w:txbxContent>
+                          <w:p>
+                            <w:r>
+                              <w:t>Gallery image</w:t>
+                            </w:r>
+                          </w:p>
+                        </w:txbxContent>
+                      </wps:txbx>
+                      <wps:bodyPr rot="0" spcFirstLastPara="0" vertOverflow="overflow" horzOverflow="overflow" vert="horz" wrap="square" lIns="91440" tIns="45720" rIns="91440" bIns="45720" numCol="1" spcCol="0" rtlCol="0" fromWordArt="0" anchor="t" anchorCtr="0" forceAA="0" compatLnSpc="1">
+                        <a:prstTxWarp prst="textNoShape">
+                          <a:avLst/>
+                        </a:prstTxWarp>
+                        <a:noAutofit/>
+                      </wps:bodyPr>
+                    </wps:wsp>
+                  </a:graphicData>
+                </a:graphic>
+              </wp:anchor>
+            </w:drawing>
+          </mc:Choice>
+          <mc:Fallback>
+            <w:pict>
+              <v:shape w14:anchorId="4D913C2F" id="Text Box 44" o:spid="_x0000_s1051" type="#_x0000_t202" style="position:absolute;margin-left:318pt;margin-top:340.5pt;width:85.5pt;height:55.5pt;z-index:251698176;visibility:visible;mso-wrap-style:square;mso-wrap-distance-left:9pt;mso-wrap-distance-top:0;mso-wrap-distance-right:9pt;mso-wrap-distance-bottom:0;mso-position-horizontal:absolute;mso-position-horizontal-relative:text;mso-position-vertical:absolute;mso-position-vertical-relative:text;v-text-anchor:top" o:gfxdata="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" fillcolor="white [3201]" strokeweight=".5pt">
+                <v:textbox>
+                  <w:txbxContent>
+                    <w:p>
+                      <w:r>
+                        <w:t>Gallery image</w:t>
+                      </w:r>
+                    </w:p>
+                  </w:txbxContent>
+                </v:textbox>
+              </v:shape>
+            </w:pict>
+          </mc:Fallback>
+        </mc:AlternateContent>
+      </w:r>
+      <w:r>
+        <w:rPr>
+          <w:noProof/>
+        </w:rPr>
+        <mc:AlternateContent>
+          <mc:Choice Requires="wps">
+            <w:drawing>
+              <wp:anchor distT="0" distB="0" distL="114300" distR="114300" simplePos="0" relativeHeight="251697152" behindDoc="0" locked="0" layoutInCell="1" allowOverlap="1" wp14:anchorId="7EFB2A4D" wp14:editId="0782B413">
+                <wp:simplePos x="0" y="0"/>
+                <wp:positionH relativeFrom="column">
+                  <wp:posOffset>2203450</wp:posOffset>
+                </wp:positionH>
+                <wp:positionV relativeFrom="paragraph">
+                  <wp:posOffset>4305300</wp:posOffset>
+                </wp:positionV>
+                <wp:extent cx="1009650" cy="692150"/>
+                <wp:effectExtent l="0" t="0" r="19050" b="12700"/>
+                <wp:wrapNone/>
+                <wp:docPr id="1315283980" name="Text Box 43"/>
+                <wp:cNvGraphicFramePr/>
+                <a:graphic xmlns:a="http://schemas.openxmlformats.org/drawingml/2006/main">
+                  <a:graphicData uri="http://schemas.microsoft.com/office/word/2010/wordprocessingShape">
+                    <wps:wsp>
+                      <wps:cNvSpPr txBox="1"/>
+                      <wps:spPr>
+                        <a:xfrm>
+                          <a:off x="0" y="0"/>
+                          <a:ext cx="1009650" cy="692150"/>
+                        </a:xfrm>
+                        <a:prstGeom prst="rect">
+                          <a:avLst/>
+                        </a:prstGeom>
+                        <a:solidFill>
+                          <a:schemeClr val="lt1"/>
+                        </a:solidFill>
+                        <a:ln w="6350">
+                          <a:solidFill>
+                            <a:prstClr val="black"/>
+                          </a:solidFill>
+                        </a:ln>
+                      </wps:spPr>
+                      <wps:txbx>
+                        <w:txbxContent>
+                          <w:p>
+                            <w:r>
+                              <w:t>Gallery image</w:t>
+                            </w:r>
+                          </w:p>
+                        </w:txbxContent>
+                      </wps:txbx>
+                      <wps:bodyPr rot="0" spcFirstLastPara="0" vertOverflow="overflow" horzOverflow="overflow" vert="horz" wrap="square" lIns="91440" tIns="45720" rIns="91440" bIns="45720" numCol="1" spcCol="0" rtlCol="0" fromWordArt="0" anchor="t" anchorCtr="0" forceAA="0" compatLnSpc="1">
+                        <a:prstTxWarp prst="textNoShape">
+                          <a:avLst/>
+                        </a:prstTxWarp>
+                        <a:noAutofit/>
+                      </wps:bodyPr>
+                    </wps:wsp>
+                  </a:graphicData>
+                </a:graphic>
+              </wp:anchor>
+            </w:drawing>
+          </mc:Choice>
+          <mc:Fallback>
+            <w:pict>
+              <v:shape w14:anchorId="7EFB2A4D" id="Text Box 43" o:spid="_x0000_s1052" type="#_x0000_t202" style="position:absolute;margin-left:173.5pt;margin-top:339pt;width:79.5pt;height:54.5pt;z-index:251697152;visibility:visible;mso-wrap-style:square;mso-wrap-distance-left:9pt;mso-wrap-distance-top:0;mso-wrap-distance-right:9pt;mso-wrap-distance-bottom:0;mso-position-horizontal:absolute;mso-position-horizontal-relative:text;mso-position-vertical:absolute;mso-position-vertical-relative:text;v-text-anchor:top" o:gfxdata="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" fillcolor="white [3201]" strokeweight=".5pt">
+                <v:textbox>
+                  <w:txbxContent>
+                    <w:p>
+                      <w:r>
+                        <w:t>Gallery image</w:t>
+                      </w:r>
+                    </w:p>
+                  </w:txbxContent>
+                </v:textbox>
+              </v:shape>
+            </w:pict>
+          </mc:Fallback>
+        </mc:AlternateContent>
+      </w:r>
+      <w:r>
+        <w:rPr>
+          <w:noProof/>
+        </w:rPr>
+        <mc:AlternateContent>
+          <mc:Choice Requires="wps">
+            <w:drawing>
+              <wp:anchor distT="0" distB="0" distL="114300" distR="114300" simplePos="0" relativeHeight="251696128" behindDoc="0" locked="0" layoutInCell="1" allowOverlap="1" wp14:anchorId="68A83F8C" wp14:editId="58DA95FA">
+                <wp:simplePos x="0" y="0"/>
+                <wp:positionH relativeFrom="column">
+                  <wp:posOffset>82550</wp:posOffset>
+                </wp:positionH>
+                <wp:positionV relativeFrom="paragraph">
+                  <wp:posOffset>4330700</wp:posOffset>
+                </wp:positionV>
+                <wp:extent cx="939800" cy="635000"/>
+                <wp:effectExtent l="0" t="0" r="12700" b="12700"/>
+                <wp:wrapNone/>
+                <wp:docPr id="1333823637" name="Text Box 42"/>
+                <wp:cNvGraphicFramePr/>
+                <a:graphic xmlns:a="http://schemas.openxmlformats.org/drawingml/2006/main">
+                  <a:graphicData uri="http://schemas.microsoft.com/office/word/2010/wordprocessingShape">
+                    <wps:wsp>
+                      <wps:cNvSpPr txBox="1"/>
+                      <wps:spPr>
+                        <a:xfrm>
+                          <a:off x="0" y="0"/>
+                          <a:ext cx="939800" cy="635000"/>
+                        </a:xfrm>
+                        <a:prstGeom prst="rect">
+                          <a:avLst/>
+                        </a:prstGeom>
+                        <a:solidFill>
+                          <a:schemeClr val="lt1"/>
+                        </a:solidFill>
+                        <a:ln w="6350">
+                          <a:solidFill>
+                            <a:prstClr val="black"/>
+                          </a:solidFill>
+                        </a:ln>
+                      </wps:spPr>
+                      <wps:txbx>
+                        <w:txbxContent>
+                          <w:p>
+                            <w:r>
+                              <w:t>Eco icon</w:t>
+                            </w:r>
+                          </w:p>
+                        </w:txbxContent>
+                      </wps:txbx>
+                      <wps:bodyPr rot="0" spcFirstLastPara="0" vertOverflow="overflow" horzOverflow="overflow" vert="horz" wrap="square" lIns="91440" tIns="45720" rIns="91440" bIns="45720" numCol="1" spcCol="0" rtlCol="0" fromWordArt="0" anchor="t" anchorCtr="0" forceAA="0" compatLnSpc="1">
+                        <a:prstTxWarp prst="textNoShape">
+                          <a:avLst/>
+                        </a:prstTxWarp>
+                        <a:noAutofit/>
+                      </wps:bodyPr>
+                    </wps:wsp>
+                  </a:graphicData>
+                </a:graphic>
+              </wp:anchor>
+            </w:drawing>
+          </mc:Choice>
+          <mc:Fallback>
+            <w:pict>
+              <v:shape w14:anchorId="68A83F8C" id="Text Box 42" o:spid="_x0000_s1053" type="#_x0000_t202" style="position:absolute;margin-left:6.5pt;margin-top:341pt;width:74pt;height:50pt;z-index:251696128;visibility:visible;mso-wrap-style:square;mso-wrap-distance-left:9pt;mso-wrap-distance-top:0;mso-wrap-distance-right:9pt;mso-wrap-distance-bottom:0;mso-position-horizontal:absolute;mso-position-horizontal-relative:text;mso-position-vertical:absolute;mso-position-vertical-relative:text;v-text-anchor:top" o:gfxdata="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" fillcolor="white [3201]" strokeweight=".5pt">
+                <v:textbox>
+                  <w:txbxContent>
+                    <w:p>
+                      <w:r>
+                        <w:t>Eco icon</w:t>
+                      </w:r>
+                    </w:p>
+                  </w:txbxContent>
+                </v:textbox>
+              </v:shape>
+            </w:pict>
+          </mc:Fallback>
+        </mc:AlternateContent>
+      </w:r>
+      <w:r>
+        <w:rPr>
+          <w:noProof/>
+        </w:rPr>
+        <mc:AlternateContent>
+          <mc:Choice Requires="wps">
+            <w:drawing>
+              <wp:anchor distT="0" distB="0" distL="114300" distR="114300" simplePos="0" relativeHeight="251695104" behindDoc="0" locked="0" layoutInCell="1" allowOverlap="1" wp14:anchorId="7A360055" wp14:editId="356FCDE1">
+                <wp:simplePos x="0" y="0"/>
+                <wp:positionH relativeFrom="column">
+                  <wp:posOffset>241300</wp:posOffset>
+                </wp:positionH>
+                <wp:positionV relativeFrom="paragraph">
+                  <wp:posOffset>3282950</wp:posOffset>
+                </wp:positionV>
+                <wp:extent cx="5632450" cy="736600"/>
+                <wp:effectExtent l="0" t="0" r="25400" b="25400"/>
+                <wp:wrapNone/>
+                <wp:docPr id="1416920011" name="Text Box 41"/>
+                <wp:cNvGraphicFramePr/>
+                <a:graphic xmlns:a="http://schemas.openxmlformats.org/drawingml/2006/main">
+                  <a:graphicData uri="http://schemas.microsoft.com/office/word/2010/wordprocessingShape">
+                    <wps:wsp>
+                      <wps:cNvSpPr txBox="1"/>
+                      <wps:spPr>
+                        <a:xfrm>
+                          <a:off x="0" y="0"/>
+                          <a:ext cx="5632450" cy="736600"/>
+                        </a:xfrm>
+                        <a:prstGeom prst="rect">
+                          <a:avLst/>
+                        </a:prstGeom>
+                        <a:solidFill>
+                          <a:schemeClr val="lt1"/>
+                        </a:solidFill>
+                        <a:ln w="6350">
+                          <a:solidFill>
+                            <a:prstClr val="black"/>
+                          </a:solidFill>
+                        </a:ln>
+                      </wps:spPr>
+                      <wps:txbx>
+                        <w:txbxContent>
+                          <w:p/>
+                          <w:p>
+                            <w:pPr>
+                              <w:jc w:val="center"/>
+                            </w:pPr>
+                            <w:r>
+                              <w:t>Contact form</w:t>
+                            </w:r>
+                          </w:p>
+                          <w:p>
+                            <w:pPr>
+                              <w:jc w:val="center"/>
+                            </w:pPr>
+                          </w:p>
+                        </w:txbxContent>
+                      </wps:txbx>
+                      <wps:bodyPr rot="0" spcFirstLastPara="0" vertOverflow="overflow" horzOverflow="overflow" vert="horz" wrap="square" lIns="91440" tIns="45720" rIns="91440" bIns="45720" numCol="1" spcCol="0" rtlCol="0" fromWordArt="0" anchor="t" anchorCtr="0" forceAA="0" compatLnSpc="1">
+                        <a:prstTxWarp prst="textNoShape">
+                          <a:avLst/>
+                        </a:prstTxWarp>
+                        <a:noAutofit/>
+                      </wps:bodyPr>
+                    </wps:wsp>
+                  </a:graphicData>
+                </a:graphic>
+              </wp:anchor>
+            </w:drawing>
+          </mc:Choice>
+          <mc:Fallback>
+            <w:pict>
+              <v:shape w14:anchorId="7A360055" id="Text Box 41" o:spid="_x0000_s1054" type="#_x0000_t202" style="position:absolute;margin-left:19pt;margin-top:258.5pt;width:443.5pt;height:58pt;z-index:251695104;visibility:visible;mso-wrap-style:square;mso-wrap-distance-left:9pt;mso-wrap-distance-top:0;mso-wrap-distance-right:9pt;mso-wrap-distance-bottom:0;mso-position-horizontal:absolute;mso-position-horizontal-relative:text;mso-position-vertical:absolute;mso-position-vertical-relative:text;v-text-anchor:top" o:gfxdata="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" fillcolor="white [3201]" strokeweight=".5pt">
+                <v:textbox>
+                  <w:txbxContent>
+                    <w:p/>
+                    <w:p>
+                      <w:pPr>
+                        <w:jc w:val="center"/>
+                      </w:pPr>
+                      <w:r>
+                        <w:t>Contact form</w:t>
+                      </w:r>
+                    </w:p>
+                    <w:p>
+                      <w:pPr>
+                        <w:jc w:val="center"/>
+                      </w:pPr>
+                    </w:p>
+                  </w:txbxContent>
+                </v:textbox>
+              </v:shape>
+            </w:pict>
+          </mc:Fallback>
+        </mc:AlternateContent>
+      </w:r>
+      <w:r>
+        <w:rPr>
+          <w:noProof/>
+        </w:rPr>
+        <mc:AlternateContent>
+          <mc:Choice Requires="wps">
+            <w:drawing>
+              <wp:anchor distT="0" distB="0" distL="114300" distR="114300" simplePos="0" relativeHeight="251694080" behindDoc="0" locked="0" layoutInCell="1" allowOverlap="1" wp14:anchorId="0C40B9E3" wp14:editId="454B254E">
+                <wp:simplePos x="0" y="0"/>
+                <wp:positionH relativeFrom="column">
+                  <wp:posOffset>-139700</wp:posOffset>
+                </wp:positionH>
+                <wp:positionV relativeFrom="paragraph">
+                  <wp:posOffset>3194050</wp:posOffset>
+                </wp:positionV>
+                <wp:extent cx="6356350" cy="0"/>
+                <wp:effectExtent l="0" t="0" r="0" b="0"/>
+                <wp:wrapNone/>
+                <wp:docPr id="792014800" name="Straight Connector 40"/>
+                <wp:cNvGraphicFramePr/>
+                <a:graphic xmlns:a="http://schemas.openxmlformats.org/drawingml/2006/main">
+                  <a:graphicData uri="http://schemas.microsoft.com/office/word/2010/wordprocessingShape">
+                    <wps:wsp>
+                      <wps:cNvCnPr/>
+                      <wps:spPr>
+                        <a:xfrm>
+                          <a:off x="0" y="0"/>
+                          <a:ext cx="6356350" cy="0"/>
+                        </a:xfrm>
+                        <a:prstGeom prst="line">
+                          <a:avLst/>
+                        </a:prstGeom>
+                      </wps:spPr>
+                      <wps:style>
+                        <a:lnRef idx="2">
+                          <a:schemeClr val="dk1"/>
+                        </a:lnRef>
+                        <a:fillRef idx="0">
+                          <a:schemeClr val="dk1"/>
+                        </a:fillRef>
+                        <a:effectRef idx="1">
+                          <a:schemeClr val="dk1"/>
+                        </a:effectRef>
+                        <a:fontRef idx="minor">
+                          <a:schemeClr val="tx1"/>
+                        </a:fontRef>
+                      </wps:style>
+                      <wps:bodyPr/>
+                    </wps:wsp>
+                  </a:graphicData>
+                </a:graphic>
+              </wp:anchor>
+            </w:drawing>
+          </mc:Choice>
+          <mc:Fallback>
+            <w:pict>
+              <v:line w14:anchorId="777FAE29" id="Straight Connector 40" o:spid="_x0000_s1026" style="position:absolute;z-index:251694080;visibility:visible;mso-wrap-style:square;mso-wrap-distance-left:9pt;mso-wrap-distance-top:0;mso-wrap-distance-right:9pt;mso-wrap-distance-bottom:0;mso-position-horizontal:absolute;mso-position-horizontal-relative:text;mso-position-vertical:absolute;mso-position-vertical-relative:text" from="-11pt,251.5pt" to="489.5pt,251.5pt" o:gfxdata="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" strokecolor="black [3200]" strokeweight="1.5pt">
+                <v:stroke joinstyle="miter"/>
+              </v:line>
+            </w:pict>
+          </mc:Fallback>
+        </mc:AlternateContent>
+      </w:r>
+      <w:r>
+        <w:rPr>
+          <w:noProof/>
+        </w:rPr>
+        <mc:AlternateContent>
+          <mc:Choice Requires="wps">
+            <w:drawing>
+              <wp:anchor distT="0" distB="0" distL="114300" distR="114300" simplePos="0" relativeHeight="251693056" behindDoc="0" locked="0" layoutInCell="1" allowOverlap="1" wp14:anchorId="20B995E6" wp14:editId="296E546D">
+                <wp:simplePos x="0" y="0"/>
+                <wp:positionH relativeFrom="column">
+                  <wp:posOffset>-133350</wp:posOffset>
+                </wp:positionH>
+                <wp:positionV relativeFrom="paragraph">
+                  <wp:posOffset>2921000</wp:posOffset>
+                </wp:positionV>
+                <wp:extent cx="6400800" cy="2413000"/>
+                <wp:effectExtent l="0" t="0" r="19050" b="25400"/>
+                <wp:wrapNone/>
+                <wp:docPr id="209485184" name="Text Box 39"/>
+                <wp:cNvGraphicFramePr/>
+                <a:graphic xmlns:a="http://schemas.openxmlformats.org/drawingml/2006/main">
+                  <a:graphicData uri="http://schemas.microsoft.com/office/word/2010/wordprocessingShape">
+                    <wps:wsp>
+                      <wps:cNvSpPr txBox="1"/>
+                      <wps:spPr>
+                        <a:xfrm>
+                          <a:off x="0" y="0"/>
+                          <a:ext cx="6400800" cy="2413000"/>
+                        </a:xfrm>
+                        <a:prstGeom prst="rect">
+                          <a:avLst/>
+                        </a:prstGeom>
+                        <a:solidFill>
+                          <a:schemeClr val="lt1"/>
+                        </a:solidFill>
+                        <a:ln w="6350">
+                          <a:solidFill>
+                            <a:prstClr val="black"/>
+                          </a:solidFill>
+                        </a:ln>
+                      </wps:spPr>
+                      <wps:txbx>
+                        <w:txbxContent>
+                          <w:p>
+                            <w:pPr>
+                              <w:jc w:val="center"/>
+                            </w:pPr>
+                            <w:r>
+                              <w:t>Get in Touch</w:t>
+                            </w:r>
+                          </w:p>
+                          <w:p>
+                            <w:pPr>
+                              <w:jc w:val="center"/>
+                            </w:pPr>
+                          </w:p>
+                        </w:txbxContent>
+                      </wps:txbx>
+                      <wps:bodyPr rot="0" spcFirstLastPara="0" vertOverflow="overflow" horzOverflow="overflow" vert="horz" wrap="square" lIns="91440" tIns="45720" rIns="91440" bIns="45720" numCol="1" spcCol="0" rtlCol="0" fromWordArt="0" anchor="t" anchorCtr="0" forceAA="0" compatLnSpc="1">
+                        <a:prstTxWarp prst="textNoShape">
+                          <a:avLst/>
+                        </a:prstTxWarp>
+                        <a:noAutofit/>
+                      </wps:bodyPr>
+                    </wps:wsp>
+                  </a:graphicData>
+                </a:graphic>
+              </wp:anchor>
+            </w:drawing>
+          </mc:Choice>
+          <mc:Fallback>
+            <w:pict>
+              <v:shape w14:anchorId="20B995E6" id="Text Box 39" o:spid="_x0000_s1055" type="#_x0000_t202" style="position:absolute;margin-left:-10.5pt;margin-top:230pt;width:7in;height:190pt;z-index:251693056;visibility:visible;mso-wrap-style:square;mso-wrap-distance-left:9pt;mso-wrap-distance-top:0;mso-wrap-distance-right:9pt;mso-wrap-distance-bottom:0;mso-position-horizontal:absolute;mso-position-horizontal-relative:text;mso-position-vertical:absolute;mso-position-vertical-relative:text;v-text-anchor:top" o:gfxdata="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" fillcolor="white [3201]" strokeweight=".5pt">
+                <v:textbox>
+                  <w:txbxContent>
+                    <w:p>
+                      <w:pPr>
+                        <w:jc w:val="center"/>
+                      </w:pPr>
+                      <w:r>
+                        <w:t>Get in Touch</w:t>
+                      </w:r>
+                    </w:p>
+                    <w:p>
+                      <w:pPr>
+                        <w:jc w:val="center"/>
+                      </w:pPr>
+                    </w:p>
+                  </w:txbxContent>
+                </v:textbox>
+              </v:shape>
+            </w:pict>
+          </mc:Fallback>
+        </mc:AlternateContent>
+      </w:r>
+      <w:r>
+        <w:rPr>
+          <w:noProof/>
+        </w:rPr>
+        <mc:AlternateContent>
+          <mc:Choice Requires="wps">
+            <w:drawing>
+              <wp:anchor distT="0" distB="0" distL="114300" distR="114300" simplePos="0" relativeHeight="251692032" behindDoc="0" locked="0" layoutInCell="1" allowOverlap="1" wp14:anchorId="0EE2EE9D" wp14:editId="59A84DE4">
+                <wp:simplePos x="0" y="0"/>
+                <wp:positionH relativeFrom="column">
+                  <wp:posOffset>31750</wp:posOffset>
+                </wp:positionH>
+                <wp:positionV relativeFrom="paragraph">
+                  <wp:posOffset>336550</wp:posOffset>
+                </wp:positionV>
+                <wp:extent cx="6146800" cy="0"/>
+                <wp:effectExtent l="0" t="0" r="0" b="0"/>
+                <wp:wrapNone/>
+                <wp:docPr id="88368539" name="Straight Connector 38"/>
+                <wp:cNvGraphicFramePr/>
+                <a:graphic xmlns:a="http://schemas.openxmlformats.org/drawingml/2006/main">
+                  <a:graphicData uri="http://schemas.microsoft.com/office/word/2010/wordprocessingShape">
+                    <wps:wsp>
+                      <wps:cNvCnPr/>
+                      <wps:spPr>
+                        <a:xfrm flipV="1">
+                          <a:off x="0" y="0"/>
+                          <a:ext cx="6146800" cy="0"/>
+                        </a:xfrm>
+                        <a:prstGeom prst="line">
+                          <a:avLst/>
+                        </a:prstGeom>
+                      </wps:spPr>
+                      <wps:style>
+                        <a:lnRef idx="2">
+                          <a:schemeClr val="dk1"/>
+                        </a:lnRef>
+                        <a:fillRef idx="0">
+                          <a:schemeClr val="dk1"/>
+                        </a:fillRef>
+                        <a:effectRef idx="1">
+                          <a:schemeClr val="dk1"/>
+                        </a:effectRef>
+                        <a:fontRef idx="minor">
+                          <a:schemeClr val="tx1"/>
+                        </a:fontRef>
+                      </wps:style>
+                      <wps:bodyPr/>
+                    </wps:wsp>
+                  </a:graphicData>
+                </a:graphic>
+                <wp14:sizeRelV relativeFrom="margin">
+                  <wp14:pctHeight>0</wp14:pctHeight>
+                </wp14:sizeRelV>
+              </wp:anchor>
+            </w:drawing>
+          </mc:Choice>
+          <mc:Fallback>
+            <w:pict>
+              <v:line w14:anchorId="5AC5098A" id="Straight Connector 38" o:spid="_x0000_s1026" style="position:absolute;flip:y;z-index:251692032;visibility:visible;mso-wrap-style:square;mso-height-percent:0;mso-wrap-distance-left:9pt;mso-wrap-distance-top:0;mso-wrap-distance-right:9pt;mso-wrap-distance-bottom:0;mso-position-horizontal:absolute;mso-position-horizontal-relative:text;mso-position-vertical:absolute;mso-position-vertical-relative:text;mso-height-percent:0;mso-height-relative:margin" from="2.5pt,26.5pt" to="486.5pt,26.5pt" o:gfxdata="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" strokecolor="black [3200]" strokeweight="1.5pt">
+                <v:stroke joinstyle="miter"/>
+              </v:line>
+            </w:pict>
+          </mc:Fallback>
+        </mc:AlternateContent>
+      </w:r>
+      <w:r>
+        <w:rPr>
+          <w:noProof/>
+        </w:rPr>
+        <mc:AlternateContent>
+          <mc:Choice Requires="wps">
+            <w:drawing>
+              <wp:anchor distT="0" distB="0" distL="114300" distR="114300" simplePos="0" relativeHeight="251691008" behindDoc="0" locked="0" layoutInCell="1" allowOverlap="1" wp14:anchorId="53650E19" wp14:editId="5ECA11D0">
+                <wp:simplePos x="0" y="0"/>
+                <wp:positionH relativeFrom="column">
+                  <wp:posOffset>-6350</wp:posOffset>
+                </wp:positionH>
+                <wp:positionV relativeFrom="paragraph">
+                  <wp:posOffset>69850</wp:posOffset>
+                </wp:positionV>
+                <wp:extent cx="6235700" cy="2159000"/>
+                <wp:effectExtent l="0" t="0" r="12700" b="12700"/>
+                <wp:wrapNone/>
+                <wp:docPr id="2046809542" name="Text Box 37"/>
+                <wp:cNvGraphicFramePr/>
+                <a:graphic xmlns:a="http://schemas.openxmlformats.org/drawingml/2006/main">
+                  <a:graphicData uri="http://schemas.microsoft.com/office/word/2010/wordprocessingShape">
+                    <wps:wsp>
+                      <wps:cNvSpPr txBox="1"/>
+                      <wps:spPr>
+                        <a:xfrm>
+                          <a:off x="0" y="0"/>
+                          <a:ext cx="6235700" cy="2159000"/>
+                        </a:xfrm>
+                        <a:prstGeom prst="rect">
+                          <a:avLst/>
+                        </a:prstGeom>
+                        <a:solidFill>
+                          <a:schemeClr val="lt1"/>
+                        </a:solidFill>
+                        <a:ln w="6350">
+                          <a:solidFill>
+                            <a:prstClr val="black"/>
+                          </a:solidFill>
+                        </a:ln>
+                      </wps:spPr>
+                      <wps:txbx>
+                        <w:txbxContent>
+                          <w:p>
+                            <w:pPr>
+                              <w:jc w:val="center"/>
+                            </w:pPr>
+                            <w:r>
+                              <w:t>Sustainability</w:t>
+                            </w:r>
+                          </w:p>
+                          <w:p>
+                            <w:pPr>
+                              <w:jc w:val="center"/>
+                            </w:pPr>
+                            <w:r>
+                              <w:t>Our Eco-Friendly Practices</w:t>
+                            </w:r>
+                          </w:p>
+                          <w:p>
+                            <w:pPr>
+                              <w:jc w:val="center"/>
+                            </w:pPr>
+                            <w:r>
+                              <w:t xml:space="preserve">We use locally sourced fabrics and natural </w:t>
+                            </w:r>
+                            <w:proofErr w:type="spellStart"/>
+                            <w:r>
+                              <w:t>fibers</w:t>
+                            </w:r>
+                            <w:proofErr w:type="spellEnd"/>
+                            <w:r>
+                              <w:t xml:space="preserve"> that minimize environmental impact. Our production process focuses on reducing waste, reusing materials, and promoting long-lasting quality over fast fashion trends.</w:t>
+                            </w:r>
+                          </w:p>
+                        </w:txbxContent>
+                      </wps:txbx>
+                      <wps:bodyPr rot="0" spcFirstLastPara="0" vertOverflow="overflow" horzOverflow="overflow" vert="horz" wrap="square" lIns="91440" tIns="45720" rIns="91440" bIns="45720" numCol="1" spcCol="0" rtlCol="0" fromWordArt="0" anchor="t" anchorCtr="0" forceAA="0" compatLnSpc="1">
+                        <a:prstTxWarp prst="textNoShape">
+                          <a:avLst/>
+                        </a:prstTxWarp>
+                        <a:noAutofit/>
+                      </wps:bodyPr>
+                    </wps:wsp>
+                  </a:graphicData>
+                </a:graphic>
+              </wp:anchor>
+            </w:drawing>
+          </mc:Choice>
+          <mc:Fallback>
+            <w:pict>
+              <v:shape w14:anchorId="53650E19" id="Text Box 37" o:spid="_x0000_s1056" type="#_x0000_t202" style="position:absolute;margin-left:-.5pt;margin-top:5.5pt;width:491pt;height:170pt;z-index:251691008;visibility:visible;mso-wrap-style:square;mso-wrap-distance-left:9pt;mso-wrap-distance-top:0;mso-wrap-distance-right:9pt;mso-wrap-distance-bottom:0;mso-position-horizontal:absolute;mso-position-horizontal-relative:text;mso-position-vertical:absolute;mso-position-vertical-relative:text;v-text-anchor:top" o:gfxdata="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" fillcolor="white [3201]" strokeweight=".5pt">
+                <v:textbox>
+                  <w:txbxContent>
+                    <w:p>
+                      <w:pPr>
+                        <w:jc w:val="center"/>
+                      </w:pPr>
+                      <w:r>
+                        <w:t>Sustainability</w:t>
+                      </w:r>
+                    </w:p>
+                    <w:p>
+                      <w:pPr>
+                        <w:jc w:val="center"/>
+                      </w:pPr>
+                      <w:r>
+                        <w:t>Our Eco-Friendly Practices</w:t>
+                      </w:r>
+                    </w:p>
+                    <w:p>
+                      <w:pPr>
+                        <w:jc w:val="center"/>
+                      </w:pPr>
+                      <w:r>
+                        <w:t xml:space="preserve">We use locally sourced fabrics and natural </w:t>
+                      </w:r>
+                      <w:proofErr w:type="spellStart"/>
+                      <w:r>
+                        <w:t>fibers</w:t>
+                      </w:r>
+                      <w:proofErr w:type="spellEnd"/>
+                      <w:r>
+                        <w:t xml:space="preserve"> that minimize environmental impact. Our production process focuses on reducing waste, reusing materials, and promoting long-lasting quality over fast fashion trends.</w:t>
+                      </w:r>
+                    </w:p>
+                  </w:txbxContent>
+                </v:textbox>
+              </v:shape>
+            </w:pict>
+          </mc:Fallback>
+        </mc:AlternateContent>
+      </w:r>
+    </w:p>
+    <w:p/>
+    <w:p/>
+    <w:p/>
+    <w:p/>
+    <w:p/>
+    <w:p/>
+    <w:p/>
+    <w:p/>
+    <w:p/>
+    <w:p/>
+    <w:p/>
+    <w:p/>
+    <w:p/>
+    <w:p/>
+    <w:p/>
+    <w:p/>
+    <w:p/>
+    <w:p/>
+    <w:p/>
+    <w:p/>
+    <w:p>
+      <w:pPr>
+        <w:tabs>
+          <w:tab w:val="left" w:pos="3030"/>
+        </w:tabs>
+      </w:pPr>
+      <w:r>
+        <w:tab/>
       </w:r>
     </w:p>
     <w:p>
-      <w:pPr>
-        <w:spacing w:before="100"/>
-      </w:pPr>
-      <w:r>
-        <w:t xml:space="preserve">       </w:t>
-      </w:r>
-      <w:r>
-        <w:rPr>
-          <w:rFonts w:ascii="Arial" w:hAnsi="Arial" w:cs="Arial"/>
-        </w:rPr>
-        <w:t>▼</w:t>
+      <w:r>
+        <w:br w:type="page"/>
       </w:r>
     </w:p>
     <w:p>
       <w:pPr>
-        <w:spacing w:before="100"/>
-      </w:pPr>
-      <w:r>
-        <w:t xml:space="preserve">[ </w:t>
-      </w:r>
+        <w:tabs>
+          <w:tab w:val="left" w:pos="3030"/>
+        </w:tabs>
+      </w:pPr>
       <w:r>
         <w:rPr>
-          <w:rFonts w:ascii="Segoe UI Emoji" w:hAnsi="Segoe UI Emoji" w:cs="Segoe UI Emoji"/>
+          <w:noProof/>
         </w:rPr>
-        <w:t>🎓</w:t>
-      </w:r>
-      <w:r>
-        <w:t xml:space="preserve"> </w:t>
-      </w:r>
-      <w:r>
-        <w:t>Education]</w:t>
-      </w:r>
-      <w:r>
-        <w:t xml:space="preserve"> ──</w:t>
+        <w:lastRenderedPageBreak/>
+        <mc:AlternateContent>
+          <mc:Choice Requires="wps">
+            <w:drawing>
+              <wp:anchor distT="0" distB="0" distL="114300" distR="114300" simplePos="0" relativeHeight="251705344" behindDoc="0" locked="0" layoutInCell="1" allowOverlap="1" wp14:anchorId="6E908F63" wp14:editId="1FD6EE9A">
+                <wp:simplePos x="0" y="0"/>
+                <wp:positionH relativeFrom="column">
+                  <wp:posOffset>3009900</wp:posOffset>
+                </wp:positionH>
+                <wp:positionV relativeFrom="paragraph">
+                  <wp:posOffset>558800</wp:posOffset>
+                </wp:positionV>
+                <wp:extent cx="3505200" cy="1117600"/>
+                <wp:effectExtent l="0" t="0" r="19050" b="25400"/>
+                <wp:wrapNone/>
+                <wp:docPr id="1872100015" name="Text Box 51"/>
+                <wp:cNvGraphicFramePr/>
+                <a:graphic xmlns:a="http://schemas.openxmlformats.org/drawingml/2006/main">
+                  <a:graphicData uri="http://schemas.microsoft.com/office/word/2010/wordprocessingShape">
+                    <wps:wsp>
+                      <wps:cNvSpPr txBox="1"/>
+                      <wps:spPr>
+                        <a:xfrm>
+                          <a:off x="0" y="0"/>
+                          <a:ext cx="3505200" cy="1117600"/>
+                        </a:xfrm>
+                        <a:prstGeom prst="rect">
+                          <a:avLst/>
+                        </a:prstGeom>
+                        <a:solidFill>
+                          <a:schemeClr val="lt1"/>
+                        </a:solidFill>
+                        <a:ln w="6350">
+                          <a:solidFill>
+                            <a:prstClr val="black"/>
+                          </a:solidFill>
+                        </a:ln>
+                      </wps:spPr>
+                      <wps:txbx>
+                        <w:txbxContent>
+                          <w:p/>
+                        </w:txbxContent>
+                      </wps:txbx>
+                      <wps:bodyPr rot="0" spcFirstLastPara="0" vertOverflow="overflow" horzOverflow="overflow" vert="horz" wrap="square" lIns="91440" tIns="45720" rIns="91440" bIns="45720" numCol="1" spcCol="0" rtlCol="0" fromWordArt="0" anchor="t" anchorCtr="0" forceAA="0" compatLnSpc="1">
+                        <a:prstTxWarp prst="textNoShape">
+                          <a:avLst/>
+                        </a:prstTxWarp>
+                        <a:noAutofit/>
+                      </wps:bodyPr>
+                    </wps:wsp>
+                  </a:graphicData>
+                </a:graphic>
+                <wp14:sizeRelV relativeFrom="margin">
+                  <wp14:pctHeight>0</wp14:pctHeight>
+                </wp14:sizeRelV>
+              </wp:anchor>
+            </w:drawing>
+          </mc:Choice>
+          <mc:Fallback>
+            <w:pict>
+              <v:shape w14:anchorId="6E908F63" id="Text Box 51" o:spid="_x0000_s1057" type="#_x0000_t202" style="position:absolute;margin-left:237pt;margin-top:44pt;width:276pt;height:88pt;z-index:251705344;visibility:visible;mso-wrap-style:square;mso-height-percent:0;mso-wrap-distance-left:9pt;mso-wrap-distance-top:0;mso-wrap-distance-right:9pt;mso-wrap-distance-bottom:0;mso-position-horizontal:absolute;mso-position-horizontal-relative:text;mso-position-vertical:absolute;mso-position-vertical-relative:text;mso-height-percent:0;mso-height-relative:margin;v-text-anchor:top" o:gfxdata="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" fillcolor="white [3201]" strokeweight=".5pt">
+                <v:textbox>
+                  <w:txbxContent>
+                    <w:p/>
+                  </w:txbxContent>
+                </v:textbox>
+              </v:shape>
+            </w:pict>
+          </mc:Fallback>
+        </mc:AlternateContent>
       </w:r>
       <w:r>
         <w:rPr>
-          <w:rFonts w:ascii="Arial" w:hAnsi="Arial" w:cs="Arial"/>
+          <w:noProof/>
         </w:rPr>
-        <w:t>►</w:t>
-      </w:r>
-      <w:r>
-        <w:t xml:space="preserve"> Academic qualifications and study areas</w:t>
+        <mc:AlternateContent>
+          <mc:Choice Requires="wps">
+            <w:drawing>
+              <wp:anchor distT="0" distB="0" distL="114300" distR="114300" simplePos="0" relativeHeight="251704320" behindDoc="0" locked="0" layoutInCell="1" allowOverlap="1" wp14:anchorId="042BCAF7" wp14:editId="5C8CFC7E">
+                <wp:simplePos x="0" y="0"/>
+                <wp:positionH relativeFrom="column">
+                  <wp:posOffset>311150</wp:posOffset>
+                </wp:positionH>
+                <wp:positionV relativeFrom="paragraph">
+                  <wp:posOffset>1917700</wp:posOffset>
+                </wp:positionV>
+                <wp:extent cx="1651000" cy="317500"/>
+                <wp:effectExtent l="0" t="0" r="25400" b="25400"/>
+                <wp:wrapNone/>
+                <wp:docPr id="1362201366" name="Text Box 50"/>
+                <wp:cNvGraphicFramePr/>
+                <a:graphic xmlns:a="http://schemas.openxmlformats.org/drawingml/2006/main">
+                  <a:graphicData uri="http://schemas.microsoft.com/office/word/2010/wordprocessingShape">
+                    <wps:wsp>
+                      <wps:cNvSpPr txBox="1"/>
+                      <wps:spPr>
+                        <a:xfrm>
+                          <a:off x="0" y="0"/>
+                          <a:ext cx="1651000" cy="317500"/>
+                        </a:xfrm>
+                        <a:prstGeom prst="rect">
+                          <a:avLst/>
+                        </a:prstGeom>
+                        <a:ln/>
+                      </wps:spPr>
+                      <wps:style>
+                        <a:lnRef idx="2">
+                          <a:schemeClr val="accent4">
+                            <a:shade val="15000"/>
+                          </a:schemeClr>
+                        </a:lnRef>
+                        <a:fillRef idx="1">
+                          <a:schemeClr val="accent4"/>
+                        </a:fillRef>
+                        <a:effectRef idx="0">
+                          <a:schemeClr val="accent4"/>
+                        </a:effectRef>
+                        <a:fontRef idx="minor">
+                          <a:schemeClr val="lt1"/>
+                        </a:fontRef>
+                      </wps:style>
+                      <wps:txbx>
+                        <w:txbxContent>
+                          <w:p>
+                            <w:pPr>
+                              <w:jc w:val="center"/>
+                            </w:pPr>
+                            <w:r>
+                              <w:t>Send</w:t>
+                            </w:r>
+                          </w:p>
+                        </w:txbxContent>
+                      </wps:txbx>
+                      <wps:bodyPr rot="0" spcFirstLastPara="0" vertOverflow="overflow" horzOverflow="overflow" vert="horz" wrap="square" lIns="91440" tIns="45720" rIns="91440" bIns="45720" numCol="1" spcCol="0" rtlCol="0" fromWordArt="0" anchor="t" anchorCtr="0" forceAA="0" compatLnSpc="1">
+                        <a:prstTxWarp prst="textNoShape">
+                          <a:avLst/>
+                        </a:prstTxWarp>
+                        <a:noAutofit/>
+                      </wps:bodyPr>
+                    </wps:wsp>
+                  </a:graphicData>
+                </a:graphic>
+                <wp14:sizeRelV relativeFrom="margin">
+                  <wp14:pctHeight>0</wp14:pctHeight>
+                </wp14:sizeRelV>
+              </wp:anchor>
+            </w:drawing>
+          </mc:Choice>
+          <mc:Fallback>
+            <w:pict>
+              <v:shape w14:anchorId="042BCAF7" id="Text Box 50" o:spid="_x0000_s1058" type="#_x0000_t202" style="position:absolute;margin-left:24.5pt;margin-top:151pt;width:130pt;height:25pt;z-index:251704320;visibility:visible;mso-wrap-style:square;mso-height-percent:0;mso-wrap-distance-left:9pt;mso-wrap-distance-top:0;mso-wrap-distance-right:9pt;mso-wrap-distance-bottom:0;mso-position-horizontal:absolute;mso-position-horizontal-relative:text;mso-position-vertical:absolute;mso-position-vertical-relative:text;mso-height-percent:0;mso-height-relative:margin;v-text-anchor:top" o:gfxdata="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" fillcolor="#0f9ed5 [3207]" strokecolor="#02171f [487]" strokeweight="1.5pt">
+                <v:textbox>
+                  <w:txbxContent>
+                    <w:p>
+                      <w:pPr>
+                        <w:jc w:val="center"/>
+                      </w:pPr>
+                      <w:r>
+                        <w:t>Send</w:t>
+                      </w:r>
+                    </w:p>
+                  </w:txbxContent>
+                </v:textbox>
+              </v:shape>
+            </w:pict>
+          </mc:Fallback>
+        </mc:AlternateContent>
+      </w:r>
+      <w:r>
+        <w:rPr>
+          <w:noProof/>
+        </w:rPr>
+        <mc:AlternateContent>
+          <mc:Choice Requires="wps">
+            <w:drawing>
+              <wp:anchor distT="0" distB="0" distL="114300" distR="114300" simplePos="0" relativeHeight="251703296" behindDoc="0" locked="0" layoutInCell="1" allowOverlap="1" wp14:anchorId="7BEA871C" wp14:editId="589C34AA">
+                <wp:simplePos x="0" y="0"/>
+                <wp:positionH relativeFrom="column">
+                  <wp:posOffset>101600</wp:posOffset>
+                </wp:positionH>
+                <wp:positionV relativeFrom="paragraph">
+                  <wp:posOffset>1454150</wp:posOffset>
+                </wp:positionV>
+                <wp:extent cx="2273300" cy="273050"/>
+                <wp:effectExtent l="0" t="0" r="12700" b="12700"/>
+                <wp:wrapNone/>
+                <wp:docPr id="1214990995" name="Text Box 49"/>
+                <wp:cNvGraphicFramePr/>
+                <a:graphic xmlns:a="http://schemas.openxmlformats.org/drawingml/2006/main">
+                  <a:graphicData uri="http://schemas.microsoft.com/office/word/2010/wordprocessingShape">
+                    <wps:wsp>
+                      <wps:cNvSpPr txBox="1"/>
+                      <wps:spPr>
+                        <a:xfrm>
+                          <a:off x="0" y="0"/>
+                          <a:ext cx="2273300" cy="273050"/>
+                        </a:xfrm>
+                        <a:prstGeom prst="rect">
+                          <a:avLst/>
+                        </a:prstGeom>
+                        <a:solidFill>
+                          <a:schemeClr val="lt1"/>
+                        </a:solidFill>
+                        <a:ln w="6350">
+                          <a:solidFill>
+                            <a:prstClr val="black"/>
+                          </a:solidFill>
+                        </a:ln>
+                      </wps:spPr>
+                      <wps:txbx>
+                        <w:txbxContent>
+                          <w:p>
+                            <w:r>
+                              <w:t>Message</w:t>
+                            </w:r>
+                          </w:p>
+                        </w:txbxContent>
+                      </wps:txbx>
+                      <wps:bodyPr rot="0" spcFirstLastPara="0" vertOverflow="overflow" horzOverflow="overflow" vert="horz" wrap="square" lIns="91440" tIns="45720" rIns="91440" bIns="45720" numCol="1" spcCol="0" rtlCol="0" fromWordArt="0" anchor="t" anchorCtr="0" forceAA="0" compatLnSpc="1">
+                        <a:prstTxWarp prst="textNoShape">
+                          <a:avLst/>
+                        </a:prstTxWarp>
+                        <a:noAutofit/>
+                      </wps:bodyPr>
+                    </wps:wsp>
+                  </a:graphicData>
+                </a:graphic>
+              </wp:anchor>
+            </w:drawing>
+          </mc:Choice>
+          <mc:Fallback>
+            <w:pict>
+              <v:shape w14:anchorId="7BEA871C" id="Text Box 49" o:spid="_x0000_s1059" type="#_x0000_t202" style="position:absolute;margin-left:8pt;margin-top:114.5pt;width:179pt;height:21.5pt;z-index:251703296;visibility:visible;mso-wrap-style:square;mso-wrap-distance-left:9pt;mso-wrap-distance-top:0;mso-wrap-distance-right:9pt;mso-wrap-distance-bottom:0;mso-position-horizontal:absolute;mso-position-horizontal-relative:text;mso-position-vertical:absolute;mso-position-vertical-relative:text;v-text-anchor:top" o:gfxdata="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" fillcolor="white [3201]" strokeweight=".5pt">
+                <v:textbox>
+                  <w:txbxContent>
+                    <w:p>
+                      <w:r>
+                        <w:t>Message</w:t>
+                      </w:r>
+                    </w:p>
+                  </w:txbxContent>
+                </v:textbox>
+              </v:shape>
+            </w:pict>
+          </mc:Fallback>
+        </mc:AlternateContent>
+      </w:r>
+      <w:r>
+        <w:rPr>
+          <w:noProof/>
+        </w:rPr>
+        <mc:AlternateContent>
+          <mc:Choice Requires="wps">
+            <w:drawing>
+              <wp:anchor distT="0" distB="0" distL="114300" distR="114300" simplePos="0" relativeHeight="251702272" behindDoc="0" locked="0" layoutInCell="1" allowOverlap="1" wp14:anchorId="00771179" wp14:editId="258D5AE9">
+                <wp:simplePos x="0" y="0"/>
+                <wp:positionH relativeFrom="column">
+                  <wp:posOffset>82550</wp:posOffset>
+                </wp:positionH>
+                <wp:positionV relativeFrom="paragraph">
+                  <wp:posOffset>1098550</wp:posOffset>
+                </wp:positionV>
+                <wp:extent cx="2311400" cy="254000"/>
+                <wp:effectExtent l="0" t="0" r="12700" b="12700"/>
+                <wp:wrapNone/>
+                <wp:docPr id="1179106308" name="Text Box 48"/>
+                <wp:cNvGraphicFramePr/>
+                <a:graphic xmlns:a="http://schemas.openxmlformats.org/drawingml/2006/main">
+                  <a:graphicData uri="http://schemas.microsoft.com/office/word/2010/wordprocessingShape">
+                    <wps:wsp>
+                      <wps:cNvSpPr txBox="1"/>
+                      <wps:spPr>
+                        <a:xfrm>
+                          <a:off x="0" y="0"/>
+                          <a:ext cx="2311400" cy="254000"/>
+                        </a:xfrm>
+                        <a:prstGeom prst="rect">
+                          <a:avLst/>
+                        </a:prstGeom>
+                        <a:solidFill>
+                          <a:schemeClr val="lt1"/>
+                        </a:solidFill>
+                        <a:ln w="6350">
+                          <a:solidFill>
+                            <a:prstClr val="black"/>
+                          </a:solidFill>
+                        </a:ln>
+                      </wps:spPr>
+                      <wps:txbx>
+                        <w:txbxContent>
+                          <w:p>
+                            <w:r>
+                              <w:t>Email</w:t>
+                            </w:r>
+                          </w:p>
+                        </w:txbxContent>
+                      </wps:txbx>
+                      <wps:bodyPr rot="0" spcFirstLastPara="0" vertOverflow="overflow" horzOverflow="overflow" vert="horz" wrap="square" lIns="91440" tIns="45720" rIns="91440" bIns="45720" numCol="1" spcCol="0" rtlCol="0" fromWordArt="0" anchor="t" anchorCtr="0" forceAA="0" compatLnSpc="1">
+                        <a:prstTxWarp prst="textNoShape">
+                          <a:avLst/>
+                        </a:prstTxWarp>
+                        <a:noAutofit/>
+                      </wps:bodyPr>
+                    </wps:wsp>
+                  </a:graphicData>
+                </a:graphic>
+              </wp:anchor>
+            </w:drawing>
+          </mc:Choice>
+          <mc:Fallback>
+            <w:pict>
+              <v:shape w14:anchorId="00771179" id="Text Box 48" o:spid="_x0000_s1060" type="#_x0000_t202" style="position:absolute;margin-left:6.5pt;margin-top:86.5pt;width:182pt;height:20pt;z-index:251702272;visibility:visible;mso-wrap-style:square;mso-wrap-distance-left:9pt;mso-wrap-distance-top:0;mso-wrap-distance-right:9pt;mso-wrap-distance-bottom:0;mso-position-horizontal:absolute;mso-position-horizontal-relative:text;mso-position-vertical:absolute;mso-position-vertical-relative:text;v-text-anchor:top" o:gfxdata="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" fillcolor="white [3201]" strokeweight=".5pt">
+                <v:textbox>
+                  <w:txbxContent>
+                    <w:p>
+                      <w:r>
+                        <w:t>Email</w:t>
+                      </w:r>
+                    </w:p>
+                  </w:txbxContent>
+                </v:textbox>
+              </v:shape>
+            </w:pict>
+          </mc:Fallback>
+        </mc:AlternateContent>
+      </w:r>
+      <w:r>
+        <w:rPr>
+          <w:noProof/>
+        </w:rPr>
+        <mc:AlternateContent>
+          <mc:Choice Requires="wps">
+            <w:drawing>
+              <wp:anchor distT="0" distB="0" distL="114300" distR="114300" simplePos="0" relativeHeight="251701248" behindDoc="0" locked="0" layoutInCell="1" allowOverlap="1" wp14:anchorId="156413DB" wp14:editId="292F903E">
+                <wp:simplePos x="0" y="0"/>
+                <wp:positionH relativeFrom="column">
+                  <wp:posOffset>88900</wp:posOffset>
+                </wp:positionH>
+                <wp:positionV relativeFrom="paragraph">
+                  <wp:posOffset>698500</wp:posOffset>
+                </wp:positionV>
+                <wp:extent cx="2317750" cy="254000"/>
+                <wp:effectExtent l="0" t="0" r="25400" b="12700"/>
+                <wp:wrapNone/>
+                <wp:docPr id="650610472" name="Text Box 47"/>
+                <wp:cNvGraphicFramePr/>
+                <a:graphic xmlns:a="http://schemas.openxmlformats.org/drawingml/2006/main">
+                  <a:graphicData uri="http://schemas.microsoft.com/office/word/2010/wordprocessingShape">
+                    <wps:wsp>
+                      <wps:cNvSpPr txBox="1"/>
+                      <wps:spPr>
+                        <a:xfrm>
+                          <a:off x="0" y="0"/>
+                          <a:ext cx="2317750" cy="254000"/>
+                        </a:xfrm>
+                        <a:prstGeom prst="rect">
+                          <a:avLst/>
+                        </a:prstGeom>
+                        <a:solidFill>
+                          <a:schemeClr val="lt1"/>
+                        </a:solidFill>
+                        <a:ln w="6350">
+                          <a:solidFill>
+                            <a:prstClr val="black"/>
+                          </a:solidFill>
+                        </a:ln>
+                      </wps:spPr>
+                      <wps:txbx>
+                        <w:txbxContent>
+                          <w:p>
+                            <w:r>
+                              <w:t>Name</w:t>
+                            </w:r>
+                          </w:p>
+                        </w:txbxContent>
+                      </wps:txbx>
+                      <wps:bodyPr rot="0" spcFirstLastPara="0" vertOverflow="overflow" horzOverflow="overflow" vert="horz" wrap="square" lIns="91440" tIns="45720" rIns="91440" bIns="45720" numCol="1" spcCol="0" rtlCol="0" fromWordArt="0" anchor="t" anchorCtr="0" forceAA="0" compatLnSpc="1">
+                        <a:prstTxWarp prst="textNoShape">
+                          <a:avLst/>
+                        </a:prstTxWarp>
+                        <a:noAutofit/>
+                      </wps:bodyPr>
+                    </wps:wsp>
+                  </a:graphicData>
+                </a:graphic>
+              </wp:anchor>
+            </w:drawing>
+          </mc:Choice>
+          <mc:Fallback>
+            <w:pict>
+              <v:shape w14:anchorId="156413DB" id="Text Box 47" o:spid="_x0000_s1061" type="#_x0000_t202" style="position:absolute;margin-left:7pt;margin-top:55pt;width:182.5pt;height:20pt;z-index:251701248;visibility:visible;mso-wrap-style:square;mso-wrap-distance-left:9pt;mso-wrap-distance-top:0;mso-wrap-distance-right:9pt;mso-wrap-distance-bottom:0;mso-position-horizontal:absolute;mso-position-horizontal-relative:text;mso-position-vertical:absolute;mso-position-vertical-relative:text;v-text-anchor:top" o:gfxdata="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" fillcolor="white [3201]" strokeweight=".5pt">
+                <v:textbox>
+                  <w:txbxContent>
+                    <w:p>
+                      <w:r>
+                        <w:t>Name</w:t>
+                      </w:r>
+                    </w:p>
+                  </w:txbxContent>
+                </v:textbox>
+              </v:shape>
+            </w:pict>
+          </mc:Fallback>
+        </mc:AlternateContent>
+      </w:r>
+      <w:r>
+        <w:rPr>
+          <w:noProof/>
+        </w:rPr>
+        <mc:AlternateContent>
+          <mc:Choice Requires="wps">
+            <w:drawing>
+              <wp:anchor distT="0" distB="0" distL="114300" distR="114300" simplePos="0" relativeHeight="251700224" behindDoc="0" locked="0" layoutInCell="1" allowOverlap="1" wp14:anchorId="18800419" wp14:editId="15FA8CB4">
+                <wp:simplePos x="0" y="0"/>
+                <wp:positionH relativeFrom="column">
+                  <wp:posOffset>44450</wp:posOffset>
+                </wp:positionH>
+                <wp:positionV relativeFrom="paragraph">
+                  <wp:posOffset>298450</wp:posOffset>
+                </wp:positionV>
+                <wp:extent cx="6610350" cy="0"/>
+                <wp:effectExtent l="0" t="0" r="0" b="0"/>
+                <wp:wrapNone/>
+                <wp:docPr id="1877200028" name="Straight Connector 46"/>
+                <wp:cNvGraphicFramePr/>
+                <a:graphic xmlns:a="http://schemas.openxmlformats.org/drawingml/2006/main">
+                  <a:graphicData uri="http://schemas.microsoft.com/office/word/2010/wordprocessingShape">
+                    <wps:wsp>
+                      <wps:cNvCnPr/>
+                      <wps:spPr>
+                        <a:xfrm flipV="1">
+                          <a:off x="0" y="0"/>
+                          <a:ext cx="6610350" cy="0"/>
+                        </a:xfrm>
+                        <a:prstGeom prst="line">
+                          <a:avLst/>
+                        </a:prstGeom>
+                      </wps:spPr>
+                      <wps:style>
+                        <a:lnRef idx="2">
+                          <a:schemeClr val="dk1"/>
+                        </a:lnRef>
+                        <a:fillRef idx="0">
+                          <a:schemeClr val="dk1"/>
+                        </a:fillRef>
+                        <a:effectRef idx="1">
+                          <a:schemeClr val="dk1"/>
+                        </a:effectRef>
+                        <a:fontRef idx="minor">
+                          <a:schemeClr val="tx1"/>
+                        </a:fontRef>
+                      </wps:style>
+                      <wps:bodyPr/>
+                    </wps:wsp>
+                  </a:graphicData>
+                </a:graphic>
+                <wp14:sizeRelV relativeFrom="margin">
+                  <wp14:pctHeight>0</wp14:pctHeight>
+                </wp14:sizeRelV>
+              </wp:anchor>
+            </w:drawing>
+          </mc:Choice>
+          <mc:Fallback>
+            <w:pict>
+              <v:line w14:anchorId="4C6924FF" id="Straight Connector 46" o:spid="_x0000_s1026" style="position:absolute;flip:y;z-index:251700224;visibility:visible;mso-wrap-style:square;mso-height-percent:0;mso-wrap-distance-left:9pt;mso-wrap-distance-top:0;mso-wrap-distance-right:9pt;mso-wrap-distance-bottom:0;mso-position-horizontal:absolute;mso-position-horizontal-relative:text;mso-position-vertical:absolute;mso-position-vertical-relative:text;mso-height-percent:0;mso-height-relative:margin" from="3.5pt,23.5pt" to="524pt,23.5pt" o:gfxdata="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" strokecolor="black [3200]" strokeweight="1.5pt">
+                <v:stroke joinstyle="miter"/>
+              </v:line>
+            </w:pict>
+          </mc:Fallback>
+        </mc:AlternateContent>
+      </w:r>
+      <w:r>
+        <w:rPr>
+          <w:noProof/>
+        </w:rPr>
+        <mc:AlternateContent>
+          <mc:Choice Requires="wps">
+            <w:drawing>
+              <wp:anchor distT="0" distB="0" distL="114300" distR="114300" simplePos="0" relativeHeight="251699200" behindDoc="0" locked="0" layoutInCell="1" allowOverlap="1" wp14:anchorId="0E9AD885" wp14:editId="2A421BC2">
+                <wp:simplePos x="0" y="0"/>
+                <wp:positionH relativeFrom="column">
+                  <wp:posOffset>0</wp:posOffset>
+                </wp:positionH>
+                <wp:positionV relativeFrom="paragraph">
+                  <wp:posOffset>76200</wp:posOffset>
+                </wp:positionV>
+                <wp:extent cx="6680200" cy="2717800"/>
+                <wp:effectExtent l="0" t="0" r="25400" b="25400"/>
+                <wp:wrapNone/>
+                <wp:docPr id="1576327178" name="Text Box 45"/>
+                <wp:cNvGraphicFramePr/>
+                <a:graphic xmlns:a="http://schemas.openxmlformats.org/drawingml/2006/main">
+                  <a:graphicData uri="http://schemas.microsoft.com/office/word/2010/wordprocessingShape">
+                    <wps:wsp>
+                      <wps:cNvSpPr txBox="1"/>
+                      <wps:spPr>
+                        <a:xfrm>
+                          <a:off x="0" y="0"/>
+                          <a:ext cx="6680200" cy="2717800"/>
+                        </a:xfrm>
+                        <a:prstGeom prst="rect">
+                          <a:avLst/>
+                        </a:prstGeom>
+                        <a:solidFill>
+                          <a:schemeClr val="lt1"/>
+                        </a:solidFill>
+                        <a:ln w="6350">
+                          <a:solidFill>
+                            <a:prstClr val="black"/>
+                          </a:solidFill>
+                        </a:ln>
+                      </wps:spPr>
+                      <wps:txbx>
+                        <w:txbxContent>
+                          <w:p>
+                            <w:pPr>
+                              <w:jc w:val="center"/>
+                            </w:pPr>
+                            <w:r>
+                              <w:t>Contact</w:t>
+                            </w:r>
+                          </w:p>
+                          <w:p>
+                            <w:r>
+                              <w:t>Get in Touch</w:t>
+                            </w:r>
+                          </w:p>
+                          <w:p/>
+                        </w:txbxContent>
+                      </wps:txbx>
+                      <wps:bodyPr rot="0" spcFirstLastPara="0" vertOverflow="overflow" horzOverflow="overflow" vert="horz" wrap="square" lIns="91440" tIns="45720" rIns="91440" bIns="45720" numCol="1" spcCol="0" rtlCol="0" fromWordArt="0" anchor="t" anchorCtr="0" forceAA="0" compatLnSpc="1">
+                        <a:prstTxWarp prst="textNoShape">
+                          <a:avLst/>
+                        </a:prstTxWarp>
+                        <a:noAutofit/>
+                      </wps:bodyPr>
+                    </wps:wsp>
+                  </a:graphicData>
+                </a:graphic>
+              </wp:anchor>
+            </w:drawing>
+          </mc:Choice>
+          <mc:Fallback>
+            <w:pict>
+              <v:shape w14:anchorId="0E9AD885" id="Text Box 45" o:spid="_x0000_s1062" type="#_x0000_t202" style="position:absolute;margin-left:0;margin-top:6pt;width:526pt;height:214pt;z-index:251699200;visibility:visible;mso-wrap-style:square;mso-wrap-distance-left:9pt;mso-wrap-distance-top:0;mso-wrap-distance-right:9pt;mso-wrap-distance-bottom:0;mso-position-horizontal:absolute;mso-position-horizontal-relative:text;mso-position-vertical:absolute;mso-position-vertical-relative:text;v-text-anchor:top" o:gfxdata="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" fillcolor="white [3201]" strokeweight=".5pt">
+                <v:textbox>
+                  <w:txbxContent>
+                    <w:p>
+                      <w:pPr>
+                        <w:jc w:val="center"/>
+                      </w:pPr>
+                      <w:r>
+                        <w:t>Contact</w:t>
+                      </w:r>
+                    </w:p>
+                    <w:p>
+                      <w:r>
+                        <w:t>Get in Touch</w:t>
+                      </w:r>
+                    </w:p>
+                    <w:p/>
+                  </w:txbxContent>
+                </v:textbox>
+              </v:shape>
+            </w:pict>
+          </mc:Fallback>
+        </mc:AlternateContent>
       </w:r>
     </w:p>
-    <w:p>
-      <w:pPr>
-        <w:spacing w:before="100"/>
-      </w:pPr>
-      <w:r>
-        <w:t xml:space="preserve">       │</w:t>
-      </w:r>
-    </w:p>
-    <w:p>
-      <w:pPr>
-        <w:spacing w:before="100"/>
-      </w:pPr>
-      <w:r>
-        <w:t xml:space="preserve">       </w:t>
-      </w:r>
-      <w:r>
-        <w:rPr>
-          <w:rFonts w:ascii="Arial" w:hAnsi="Arial" w:cs="Arial"/>
-        </w:rPr>
-        <w:t>▼</w:t>
-      </w:r>
-    </w:p>
-    <w:p>
-      <w:pPr>
-        <w:spacing w:before="100"/>
-      </w:pPr>
-      <w:r>
-        <w:t xml:space="preserve">[ </w:t>
-      </w:r>
-      <w:r>
-        <w:rPr>
-          <w:rFonts w:ascii="Segoe UI Emoji" w:hAnsi="Segoe UI Emoji" w:cs="Segoe UI Emoji"/>
-        </w:rPr>
-        <w:t>📂</w:t>
-      </w:r>
-      <w:r>
-        <w:t xml:space="preserve"> </w:t>
-      </w:r>
-      <w:r>
-        <w:t>Projects]</w:t>
-      </w:r>
-      <w:r>
-        <w:t xml:space="preserve"> ──</w:t>
-      </w:r>
-      <w:r>
-        <w:rPr>
-          <w:rFonts w:ascii="Arial" w:hAnsi="Arial" w:cs="Arial"/>
-        </w:rPr>
-        <w:t>►</w:t>
-      </w:r>
-      <w:r>
-        <w:t xml:space="preserve"> Data Dashboard, Portfolio Website, Hospital Intake System</w:t>
-      </w:r>
-    </w:p>
-    <w:p>
-      <w:pPr>
-        <w:spacing w:before="100"/>
-      </w:pPr>
-      <w:r>
-        <w:t xml:space="preserve">       │</w:t>
-      </w:r>
-    </w:p>
-    <w:p>
-      <w:pPr>
-        <w:spacing w:before="100"/>
-      </w:pPr>
-      <w:r>
-        <w:t xml:space="preserve">       </w:t>
-      </w:r>
-      <w:r>
-        <w:rPr>
-          <w:rFonts w:ascii="Arial" w:hAnsi="Arial" w:cs="Arial"/>
-        </w:rPr>
-        <w:t>▼</w:t>
-      </w:r>
-    </w:p>
-    <w:p>
-      <w:pPr>
-        <w:spacing w:before="100"/>
-      </w:pPr>
-      <w:r>
-        <w:t xml:space="preserve">[ </w:t>
-      </w:r>
-      <w:r>
-        <w:rPr>
-          <w:rFonts w:ascii="Segoe UI Emoji" w:hAnsi="Segoe UI Emoji" w:cs="Segoe UI Emoji"/>
-        </w:rPr>
-        <w:t>✉️</w:t>
-      </w:r>
-      <w:r>
-        <w:t xml:space="preserve"> </w:t>
-      </w:r>
-      <w:r>
-        <w:t>Contact]</w:t>
-      </w:r>
-      <w:r>
-        <w:t xml:space="preserve"> ──</w:t>
-      </w:r>
-      <w:r>
-        <w:rPr>
-          <w:rFonts w:ascii="Arial" w:hAnsi="Arial" w:cs="Arial"/>
-        </w:rPr>
-        <w:t>►</w:t>
-      </w:r>
-      <w:r>
-        <w:t xml:space="preserve"> Direct connection via email</w:t>
-      </w:r>
-    </w:p>
-    <w:p>
-      <w:pPr>
-        <w:spacing w:before="100"/>
-      </w:pPr>
-      <w:r>
-        <w:t xml:space="preserve">       │</w:t>
-      </w:r>
-    </w:p>
-    <w:p>
-      <w:pPr>
-        <w:spacing w:before="100"/>
-      </w:pPr>
-      <w:r>
-        <w:t xml:space="preserve">       </w:t>
-      </w:r>
-      <w:r>
-        <w:rPr>
-          <w:rFonts w:ascii="Arial" w:hAnsi="Arial" w:cs="Arial"/>
-        </w:rPr>
-        <w:t>▼</w:t>
-      </w:r>
-    </w:p>
-    <w:p>
-      <w:pPr>
-        <w:spacing w:before="100"/>
-      </w:pPr>
-      <w:r>
-        <w:t xml:space="preserve">[ </w:t>
-      </w:r>
-      <w:r>
-        <w:rPr>
-          <w:rFonts w:ascii="Segoe UI Emoji" w:hAnsi="Segoe UI Emoji" w:cs="Segoe UI Emoji"/>
-        </w:rPr>
-        <w:t>🖋️</w:t>
-      </w:r>
-      <w:r>
-        <w:t xml:space="preserve"> </w:t>
-      </w:r>
-      <w:r>
-        <w:t>Footer]</w:t>
-      </w:r>
-      <w:r>
-        <w:t xml:space="preserve"> ──</w:t>
-      </w:r>
-      <w:r>
-        <w:rPr>
-          <w:rFonts w:ascii="Arial" w:hAnsi="Arial" w:cs="Arial"/>
-        </w:rPr>
-        <w:t>►</w:t>
-      </w:r>
-      <w:r>
-        <w:t xml:space="preserve"> Branding and professional closing statement</w:t>
-      </w:r>
-    </w:p>
-    <w:p>
-      <w:pPr>
-        <w:spacing w:before="100"/>
-      </w:pPr>
-    </w:p>
-    <w:p/>
     <w:sectPr>
       <w:pgSz w:w="12240" w:h="15840"/>
       <w:pgMar w:top="1440" w:right="1440" w:bottom="1440" w:left="1440" w:header="708" w:footer="708" w:gutter="0"/>
@@ -906,6 +5242,155 @@
 <file path=word/numbering.xml><?xml version="1.0" encoding="utf-8"?>
 <w:numbering xmlns:wpc="http://schemas.microsoft.com/office/word/2010/wordprocessingCanvas" xmlns:cx="http://schemas.microsoft.com/office/drawing/2014/chartex" xmlns:cx1="http://schemas.microsoft.com/office/drawing/2015/9/8/chartex" xmlns:cx2="http://schemas.microsoft.com/office/drawing/2015/10/21/chartex" xmlns:cx3="http://schemas.microsoft.com/office/drawing/2016/5/9/chartex" xmlns:cx4="http://schemas.microsoft.com/office/drawing/2016/5/10/chartex" xmlns:cx5="http://schemas.microsoft.com/office/drawing/2016/5/11/chartex" xmlns:cx6="http://schemas.microsoft.com/office/drawing/2016/5/12/chartex" xmlns:cx7="http://schemas.microsoft.com/office/drawing/2016/5/13/chartex" xmlns:cx8="http://schemas.microsoft.com/office/drawing/2016/5/14/chartex" xmlns:mc="http://schemas.openxmlformats.org/markup-compatibility/2006" xmlns:aink="http://schemas.microsoft.com/office/drawing/2016/ink" xmlns:am3d="http://schemas.microsoft.com/office/drawing/2017/model3d" xmlns:o="urn:schemas-microsoft-com:office:office" xmlns:oel="http://schemas.microsoft.com/office/2019/extlst" xmlns:r="http://schemas.openxmlformats.org/officeDocument/2006/relationships" xmlns:m="http://schemas.openxmlformats.org/officeDocument/2006/math" xmlns:v="urn:schemas-microsoft-com:vml" xmlns:wp14="http://schemas.microsoft.com/office/word/2010/wordprocessingDrawing" xmlns:wp="http://schemas.openxmlformats.org/drawingml/2006/wordprocessingDrawing" xmlns:w10="urn:schemas-microsoft-com:office:word" xmlns:w="http://schemas.openxmlformats.org/wordprocessingml/2006/main" xmlns:w14="http://schemas.microsoft.com/office/word/2010/wordml" xmlns:w15="http://schemas.microsoft.com/office/word/2012/wordml" xmlns:w16cex="http://schemas.microsoft.com/office/word/2018/wordml/cex" xmlns:w16cid="http://schemas.microsoft.com/office/word/2016/wordml/cid" xmlns:w16="http://schemas.microsoft.com/office/word/2018/wordml" xmlns:w16du="http://schemas.microsoft.com/office/word/2023/wordml/word16du" xmlns:w16sdtdh="http://schemas.microsoft.com/office/word/2020/wordml/sdtdatahash" xmlns:w16sdtfl="http://schemas.microsoft.com/office/word/2024/wordml/sdtformatlock" xmlns:w16se="http://schemas.microsoft.com/office/word/2015/wordml/symex" xmlns:wpg="http://schemas.microsoft.com/office/word/2010/wordprocessingGroup" xmlns:wpi="http://schemas.microsoft.com/office/word/2010/wordprocessingInk" xmlns:wne="http://schemas.microsoft.com/office/word/2006/wordml" xmlns:wps="http://schemas.microsoft.com/office/word/2010/wordprocessingShape" mc:Ignorable="w14 w15 w16se w16cid w16 w16cex w16sdtdh w16sdtfl w16du wp14">
   <w:abstractNum w:abstractNumId="0" w15:restartNumberingAfterBreak="0">
+    <w:nsid w:val="333A72A6"/>
+    <w:multiLevelType w:val="multilevel"/>
+    <w:tmpl w:val="22EC2702"/>
+    <w:lvl w:ilvl="0">
+      <w:start w:val="1"/>
+      <w:numFmt w:val="bullet"/>
+      <w:lvlText w:val=""/>
+      <w:lvlJc w:val="left"/>
+      <w:pPr>
+        <w:tabs>
+          <w:tab w:val="num" w:pos="720"/>
+        </w:tabs>
+        <w:ind w:left="720" w:hanging="360"/>
+      </w:pPr>
+      <w:rPr>
+        <w:rFonts w:ascii="Symbol" w:hAnsi="Symbol" w:hint="default"/>
+        <w:sz w:val="20"/>
+      </w:rPr>
+    </w:lvl>
+    <w:lvl w:ilvl="1">
+      <w:start w:val="1"/>
+      <w:numFmt w:val="bullet"/>
+      <w:lvlText w:val="o"/>
+      <w:lvlJc w:val="left"/>
+      <w:pPr>
+        <w:tabs>
+          <w:tab w:val="num" w:pos="1440"/>
+        </w:tabs>
+        <w:ind w:left="1440" w:hanging="360"/>
+      </w:pPr>
+      <w:rPr>
+        <w:rFonts w:ascii="Courier New" w:hAnsi="Courier New" w:hint="default"/>
+        <w:sz w:val="20"/>
+      </w:rPr>
+    </w:lvl>
+    <w:lvl w:ilvl="2" w:tentative="1">
+      <w:start w:val="1"/>
+      <w:numFmt w:val="bullet"/>
+      <w:lvlText w:val=""/>
+      <w:lvlJc w:val="left"/>
+      <w:pPr>
+        <w:tabs>
+          <w:tab w:val="num" w:pos="2160"/>
+        </w:tabs>
+        <w:ind w:left="2160" w:hanging="360"/>
+      </w:pPr>
+      <w:rPr>
+        <w:rFonts w:ascii="Wingdings" w:hAnsi="Wingdings" w:hint="default"/>
+        <w:sz w:val="20"/>
+      </w:rPr>
+    </w:lvl>
+    <w:lvl w:ilvl="3" w:tentative="1">
+      <w:start w:val="1"/>
+      <w:numFmt w:val="bullet"/>
+      <w:lvlText w:val=""/>
+      <w:lvlJc w:val="left"/>
+      <w:pPr>
+        <w:tabs>
+          <w:tab w:val="num" w:pos="2880"/>
+        </w:tabs>
+        <w:ind w:left="2880" w:hanging="360"/>
+      </w:pPr>
+      <w:rPr>
+        <w:rFonts w:ascii="Wingdings" w:hAnsi="Wingdings" w:hint="default"/>
+        <w:sz w:val="20"/>
+      </w:rPr>
+    </w:lvl>
+    <w:lvl w:ilvl="4" w:tentative="1">
+      <w:start w:val="1"/>
+      <w:numFmt w:val="bullet"/>
+      <w:lvlText w:val=""/>
+      <w:lvlJc w:val="left"/>
+      <w:pPr>
+        <w:tabs>
+          <w:tab w:val="num" w:pos="3600"/>
+        </w:tabs>
+        <w:ind w:left="3600" w:hanging="360"/>
+      </w:pPr>
+      <w:rPr>
+        <w:rFonts w:ascii="Wingdings" w:hAnsi="Wingdings" w:hint="default"/>
+        <w:sz w:val="20"/>
+      </w:rPr>
+    </w:lvl>
+    <w:lvl w:ilvl="5" w:tentative="1">
+      <w:start w:val="1"/>
+      <w:numFmt w:val="bullet"/>
+      <w:lvlText w:val=""/>
+      <w:lvlJc w:val="left"/>
+      <w:pPr>
+        <w:tabs>
+          <w:tab w:val="num" w:pos="4320"/>
+        </w:tabs>
+        <w:ind w:left="4320" w:hanging="360"/>
+      </w:pPr>
+      <w:rPr>
+        <w:rFonts w:ascii="Wingdings" w:hAnsi="Wingdings" w:hint="default"/>
+        <w:sz w:val="20"/>
+      </w:rPr>
+    </w:lvl>
+    <w:lvl w:ilvl="6" w:tentative="1">
+      <w:start w:val="1"/>
+      <w:numFmt w:val="bullet"/>
+      <w:lvlText w:val=""/>
+      <w:lvlJc w:val="left"/>
+      <w:pPr>
+        <w:tabs>
+          <w:tab w:val="num" w:pos="5040"/>
+        </w:tabs>
+        <w:ind w:left="5040" w:hanging="360"/>
+      </w:pPr>
+      <w:rPr>
+        <w:rFonts w:ascii="Wingdings" w:hAnsi="Wingdings" w:hint="default"/>
+        <w:sz w:val="20"/>
+      </w:rPr>
+    </w:lvl>
+    <w:lvl w:ilvl="7" w:tentative="1">
+      <w:start w:val="1"/>
+      <w:numFmt w:val="bullet"/>
+      <w:lvlText w:val=""/>
+      <w:lvlJc w:val="left"/>
+      <w:pPr>
+        <w:tabs>
+          <w:tab w:val="num" w:pos="5760"/>
+        </w:tabs>
+        <w:ind w:left="5760" w:hanging="360"/>
+      </w:pPr>
+      <w:rPr>
+        <w:rFonts w:ascii="Wingdings" w:hAnsi="Wingdings" w:hint="default"/>
+        <w:sz w:val="20"/>
+      </w:rPr>
+    </w:lvl>
+    <w:lvl w:ilvl="8" w:tentative="1">
+      <w:start w:val="1"/>
+      <w:numFmt w:val="bullet"/>
+      <w:lvlText w:val=""/>
+      <w:lvlJc w:val="left"/>
+      <w:pPr>
+        <w:tabs>
+          <w:tab w:val="num" w:pos="6480"/>
+        </w:tabs>
+        <w:ind w:left="6480" w:hanging="360"/>
+      </w:pPr>
+      <w:rPr>
+        <w:rFonts w:ascii="Wingdings" w:hAnsi="Wingdings" w:hint="default"/>
+        <w:sz w:val="20"/>
+      </w:rPr>
+    </w:lvl>
+  </w:abstractNum>
+  <w:abstractNum w:abstractNumId="1" w15:restartNumberingAfterBreak="0">
     <w:nsid w:val="36534929"/>
     <w:multiLevelType w:val="multilevel"/>
     <w:tmpl w:val="D2AC8866"/>
@@ -1054,8 +5539,315 @@
       </w:rPr>
     </w:lvl>
   </w:abstractNum>
+  <w:abstractNum w:abstractNumId="2" w15:restartNumberingAfterBreak="0">
+    <w:nsid w:val="5A011DC7"/>
+    <w:multiLevelType w:val="multilevel"/>
+    <w:tmpl w:val="47D4276C"/>
+    <w:lvl w:ilvl="0">
+      <w:start w:val="1"/>
+      <w:numFmt w:val="bullet"/>
+      <w:lvlText w:val=""/>
+      <w:lvlJc w:val="left"/>
+      <w:pPr>
+        <w:tabs>
+          <w:tab w:val="num" w:pos="720"/>
+        </w:tabs>
+        <w:ind w:left="720" w:hanging="360"/>
+      </w:pPr>
+      <w:rPr>
+        <w:rFonts w:ascii="Symbol" w:hAnsi="Symbol" w:hint="default"/>
+        <w:sz w:val="20"/>
+      </w:rPr>
+    </w:lvl>
+    <w:lvl w:ilvl="1">
+      <w:start w:val="1"/>
+      <w:numFmt w:val="bullet"/>
+      <w:lvlText w:val="o"/>
+      <w:lvlJc w:val="left"/>
+      <w:pPr>
+        <w:tabs>
+          <w:tab w:val="num" w:pos="1440"/>
+        </w:tabs>
+        <w:ind w:left="1440" w:hanging="360"/>
+      </w:pPr>
+      <w:rPr>
+        <w:rFonts w:ascii="Courier New" w:hAnsi="Courier New" w:hint="default"/>
+        <w:sz w:val="20"/>
+      </w:rPr>
+    </w:lvl>
+    <w:lvl w:ilvl="2" w:tentative="1">
+      <w:start w:val="1"/>
+      <w:numFmt w:val="bullet"/>
+      <w:lvlText w:val=""/>
+      <w:lvlJc w:val="left"/>
+      <w:pPr>
+        <w:tabs>
+          <w:tab w:val="num" w:pos="2160"/>
+        </w:tabs>
+        <w:ind w:left="2160" w:hanging="360"/>
+      </w:pPr>
+      <w:rPr>
+        <w:rFonts w:ascii="Wingdings" w:hAnsi="Wingdings" w:hint="default"/>
+        <w:sz w:val="20"/>
+      </w:rPr>
+    </w:lvl>
+    <w:lvl w:ilvl="3" w:tentative="1">
+      <w:start w:val="1"/>
+      <w:numFmt w:val="bullet"/>
+      <w:lvlText w:val=""/>
+      <w:lvlJc w:val="left"/>
+      <w:pPr>
+        <w:tabs>
+          <w:tab w:val="num" w:pos="2880"/>
+        </w:tabs>
+        <w:ind w:left="2880" w:hanging="360"/>
+      </w:pPr>
+      <w:rPr>
+        <w:rFonts w:ascii="Wingdings" w:hAnsi="Wingdings" w:hint="default"/>
+        <w:sz w:val="20"/>
+      </w:rPr>
+    </w:lvl>
+    <w:lvl w:ilvl="4" w:tentative="1">
+      <w:start w:val="1"/>
+      <w:numFmt w:val="bullet"/>
+      <w:lvlText w:val=""/>
+      <w:lvlJc w:val="left"/>
+      <w:pPr>
+        <w:tabs>
+          <w:tab w:val="num" w:pos="3600"/>
+        </w:tabs>
+        <w:ind w:left="3600" w:hanging="360"/>
+      </w:pPr>
+      <w:rPr>
+        <w:rFonts w:ascii="Wingdings" w:hAnsi="Wingdings" w:hint="default"/>
+        <w:sz w:val="20"/>
+      </w:rPr>
+    </w:lvl>
+    <w:lvl w:ilvl="5" w:tentative="1">
+      <w:start w:val="1"/>
+      <w:numFmt w:val="bullet"/>
+      <w:lvlText w:val=""/>
+      <w:lvlJc w:val="left"/>
+      <w:pPr>
+        <w:tabs>
+          <w:tab w:val="num" w:pos="4320"/>
+        </w:tabs>
+        <w:ind w:left="4320" w:hanging="360"/>
+      </w:pPr>
+      <w:rPr>
+        <w:rFonts w:ascii="Wingdings" w:hAnsi="Wingdings" w:hint="default"/>
+        <w:sz w:val="20"/>
+      </w:rPr>
+    </w:lvl>
+    <w:lvl w:ilvl="6" w:tentative="1">
+      <w:start w:val="1"/>
+      <w:numFmt w:val="bullet"/>
+      <w:lvlText w:val=""/>
+      <w:lvlJc w:val="left"/>
+      <w:pPr>
+        <w:tabs>
+          <w:tab w:val="num" w:pos="5040"/>
+        </w:tabs>
+        <w:ind w:left="5040" w:hanging="360"/>
+      </w:pPr>
+      <w:rPr>
+        <w:rFonts w:ascii="Wingdings" w:hAnsi="Wingdings" w:hint="default"/>
+        <w:sz w:val="20"/>
+      </w:rPr>
+    </w:lvl>
+    <w:lvl w:ilvl="7" w:tentative="1">
+      <w:start w:val="1"/>
+      <w:numFmt w:val="bullet"/>
+      <w:lvlText w:val=""/>
+      <w:lvlJc w:val="left"/>
+      <w:pPr>
+        <w:tabs>
+          <w:tab w:val="num" w:pos="5760"/>
+        </w:tabs>
+        <w:ind w:left="5760" w:hanging="360"/>
+      </w:pPr>
+      <w:rPr>
+        <w:rFonts w:ascii="Wingdings" w:hAnsi="Wingdings" w:hint="default"/>
+        <w:sz w:val="20"/>
+      </w:rPr>
+    </w:lvl>
+    <w:lvl w:ilvl="8" w:tentative="1">
+      <w:start w:val="1"/>
+      <w:numFmt w:val="bullet"/>
+      <w:lvlText w:val=""/>
+      <w:lvlJc w:val="left"/>
+      <w:pPr>
+        <w:tabs>
+          <w:tab w:val="num" w:pos="6480"/>
+        </w:tabs>
+        <w:ind w:left="6480" w:hanging="360"/>
+      </w:pPr>
+      <w:rPr>
+        <w:rFonts w:ascii="Wingdings" w:hAnsi="Wingdings" w:hint="default"/>
+        <w:sz w:val="20"/>
+      </w:rPr>
+    </w:lvl>
+  </w:abstractNum>
+  <w:abstractNum w:abstractNumId="3" w15:restartNumberingAfterBreak="0">
+    <w:nsid w:val="6B143B4C"/>
+    <w:multiLevelType w:val="multilevel"/>
+    <w:tmpl w:val="1E38B5D6"/>
+    <w:lvl w:ilvl="0">
+      <w:start w:val="1"/>
+      <w:numFmt w:val="bullet"/>
+      <w:lvlText w:val=""/>
+      <w:lvlJc w:val="left"/>
+      <w:pPr>
+        <w:tabs>
+          <w:tab w:val="num" w:pos="720"/>
+        </w:tabs>
+        <w:ind w:left="720" w:hanging="360"/>
+      </w:pPr>
+      <w:rPr>
+        <w:rFonts w:ascii="Symbol" w:hAnsi="Symbol" w:hint="default"/>
+        <w:sz w:val="20"/>
+      </w:rPr>
+    </w:lvl>
+    <w:lvl w:ilvl="1">
+      <w:start w:val="1"/>
+      <w:numFmt w:val="bullet"/>
+      <w:lvlText w:val="o"/>
+      <w:lvlJc w:val="left"/>
+      <w:pPr>
+        <w:tabs>
+          <w:tab w:val="num" w:pos="1440"/>
+        </w:tabs>
+        <w:ind w:left="1440" w:hanging="360"/>
+      </w:pPr>
+      <w:rPr>
+        <w:rFonts w:ascii="Courier New" w:hAnsi="Courier New" w:hint="default"/>
+        <w:sz w:val="20"/>
+      </w:rPr>
+    </w:lvl>
+    <w:lvl w:ilvl="2">
+      <w:start w:val="1"/>
+      <w:numFmt w:val="bullet"/>
+      <w:lvlText w:val=""/>
+      <w:lvlJc w:val="left"/>
+      <w:pPr>
+        <w:tabs>
+          <w:tab w:val="num" w:pos="2160"/>
+        </w:tabs>
+        <w:ind w:left="2160" w:hanging="360"/>
+      </w:pPr>
+      <w:rPr>
+        <w:rFonts w:ascii="Wingdings" w:hAnsi="Wingdings" w:hint="default"/>
+        <w:sz w:val="20"/>
+      </w:rPr>
+    </w:lvl>
+    <w:lvl w:ilvl="3" w:tentative="1">
+      <w:start w:val="1"/>
+      <w:numFmt w:val="bullet"/>
+      <w:lvlText w:val=""/>
+      <w:lvlJc w:val="left"/>
+      <w:pPr>
+        <w:tabs>
+          <w:tab w:val="num" w:pos="2880"/>
+        </w:tabs>
+        <w:ind w:left="2880" w:hanging="360"/>
+      </w:pPr>
+      <w:rPr>
+        <w:rFonts w:ascii="Wingdings" w:hAnsi="Wingdings" w:hint="default"/>
+        <w:sz w:val="20"/>
+      </w:rPr>
+    </w:lvl>
+    <w:lvl w:ilvl="4" w:tentative="1">
+      <w:start w:val="1"/>
+      <w:numFmt w:val="bullet"/>
+      <w:lvlText w:val=""/>
+      <w:lvlJc w:val="left"/>
+      <w:pPr>
+        <w:tabs>
+          <w:tab w:val="num" w:pos="3600"/>
+        </w:tabs>
+        <w:ind w:left="3600" w:hanging="360"/>
+      </w:pPr>
+      <w:rPr>
+        <w:rFonts w:ascii="Wingdings" w:hAnsi="Wingdings" w:hint="default"/>
+        <w:sz w:val="20"/>
+      </w:rPr>
+    </w:lvl>
+    <w:lvl w:ilvl="5" w:tentative="1">
+      <w:start w:val="1"/>
+      <w:numFmt w:val="bullet"/>
+      <w:lvlText w:val=""/>
+      <w:lvlJc w:val="left"/>
+      <w:pPr>
+        <w:tabs>
+          <w:tab w:val="num" w:pos="4320"/>
+        </w:tabs>
+        <w:ind w:left="4320" w:hanging="360"/>
+      </w:pPr>
+      <w:rPr>
+        <w:rFonts w:ascii="Wingdings" w:hAnsi="Wingdings" w:hint="default"/>
+        <w:sz w:val="20"/>
+      </w:rPr>
+    </w:lvl>
+    <w:lvl w:ilvl="6" w:tentative="1">
+      <w:start w:val="1"/>
+      <w:numFmt w:val="bullet"/>
+      <w:lvlText w:val=""/>
+      <w:lvlJc w:val="left"/>
+      <w:pPr>
+        <w:tabs>
+          <w:tab w:val="num" w:pos="5040"/>
+        </w:tabs>
+        <w:ind w:left="5040" w:hanging="360"/>
+      </w:pPr>
+      <w:rPr>
+        <w:rFonts w:ascii="Wingdings" w:hAnsi="Wingdings" w:hint="default"/>
+        <w:sz w:val="20"/>
+      </w:rPr>
+    </w:lvl>
+    <w:lvl w:ilvl="7" w:tentative="1">
+      <w:start w:val="1"/>
+      <w:numFmt w:val="bullet"/>
+      <w:lvlText w:val=""/>
+      <w:lvlJc w:val="left"/>
+      <w:pPr>
+        <w:tabs>
+          <w:tab w:val="num" w:pos="5760"/>
+        </w:tabs>
+        <w:ind w:left="5760" w:hanging="360"/>
+      </w:pPr>
+      <w:rPr>
+        <w:rFonts w:ascii="Wingdings" w:hAnsi="Wingdings" w:hint="default"/>
+        <w:sz w:val="20"/>
+      </w:rPr>
+    </w:lvl>
+    <w:lvl w:ilvl="8" w:tentative="1">
+      <w:start w:val="1"/>
+      <w:numFmt w:val="bullet"/>
+      <w:lvlText w:val=""/>
+      <w:lvlJc w:val="left"/>
+      <w:pPr>
+        <w:tabs>
+          <w:tab w:val="num" w:pos="6480"/>
+        </w:tabs>
+        <w:ind w:left="6480" w:hanging="360"/>
+      </w:pPr>
+      <w:rPr>
+        <w:rFonts w:ascii="Wingdings" w:hAnsi="Wingdings" w:hint="default"/>
+        <w:sz w:val="20"/>
+      </w:rPr>
+    </w:lvl>
+  </w:abstractNum>
   <w:num w:numId="1" w16cid:durableId="200214265">
+    <w:abstractNumId w:val="1"/>
+  </w:num>
+  <w:num w:numId="2" w16cid:durableId="2014067307">
     <w:abstractNumId w:val="0"/>
+  </w:num>
+  <w:num w:numId="3" w16cid:durableId="1347556715">
+    <w:abstractNumId w:val="2"/>
+  </w:num>
+  <w:num w:numId="4" w16cid:durableId="855314412">
+    <w:abstractNumId w:val="3"/>
   </w:num>
 </w:numbering>
 </file>
@@ -1460,6 +6252,7 @@
   <w:style w:type="paragraph" w:default="1" w:styleId="Normal">
     <w:name w:val="Normal"/>
     <w:qFormat/>
+    <w:rsid w:val="002A3B18"/>
   </w:style>
   <w:style w:type="paragraph" w:styleId="Heading1">
     <w:name w:val="heading 1"/>
@@ -1663,7 +6456,6 @@
   <w:style w:type="character" w:default="1" w:styleId="DefaultParagraphFont">
     <w:name w:val="Default Paragraph Font"/>
     <w:uiPriority w:val="1"/>
-    <w:semiHidden/>
     <w:unhideWhenUsed/>
   </w:style>
   <w:style w:type="table" w:default="1" w:styleId="TableNormal">
